--- a/apps/api/templates/ע-ריח-הצעת-מחיר-לבדיקת-ריח-עלידי-צוות-מריחים.docx
+++ b/apps/api/templates/ע-ריח-הצעת-מחיר-לבדיקת-ריח-עלידי-צוות-מריחים.docx
@@ -1064,6 +1064,19 @@
           <w:rtl/>
         </w:rPr>
         <w:t xml:space="preserve"> </w:t>
+      </w:r>
+    </w:p>
+    <w:p>
+      <w:pPr>
+        <w:rPr>
+          <w:vanish/>
+        </w:rPr>
+      </w:pPr>
+      <w:r>
+        <w:rPr>
+          <w:vanish/>
+        </w:rPr>
+        <w:t xml:space="preserve">{#hasDiscount}</w:t>
       </w:r>
     </w:p>
     <w:tbl>
@@ -1315,7 +1328,6 @@
                 <w:rtl/>
               </w:rPr>
             </w:pPr>
-            <w:bookmarkStart w:id="8" w:name="fldLine"/>
             <w:r>
               <w:rPr>
                 <w:rFonts w:cs="David" w:hint="cs"/>
@@ -1327,7 +1339,6 @@
               </w:rPr>
               <w:t xml:space="preserve">{#items}{lineNumber}</w:t>
             </w:r>
-            <w:bookmarkEnd w:id="8"/>
           </w:p>
         </w:tc>
         <w:tc>
@@ -1345,7 +1356,6 @@
                 <w:rtl/>
               </w:rPr>
             </w:pPr>
-            <w:bookmarkStart w:id="9" w:name="fldMakat"/>
             <w:r>
               <w:rPr>
                 <w:rFonts w:cs="David" w:hint="cs"/>
@@ -1357,7 +1367,6 @@
               </w:rPr>
               <w:t xml:space="preserve">{itemCode}</w:t>
             </w:r>
-            <w:bookmarkEnd w:id="9"/>
           </w:p>
         </w:tc>
         <w:tc>
@@ -1375,7 +1384,6 @@
                 <w:rtl/>
               </w:rPr>
             </w:pPr>
-            <w:bookmarkStart w:id="10" w:name="fldProduct"/>
             <w:r>
               <w:rPr>
                 <w:rFonts w:cs="David" w:hint="cs"/>
@@ -1387,7 +1395,6 @@
               </w:rPr>
               <w:t xml:space="preserve">{description}</w:t>
             </w:r>
-            <w:bookmarkEnd w:id="10"/>
           </w:p>
         </w:tc>
         <w:tc>
@@ -1405,7 +1412,6 @@
                 <w:rtl/>
               </w:rPr>
             </w:pPr>
-            <w:bookmarkStart w:id="11" w:name="fldAmmount"/>
             <w:r>
               <w:rPr>
                 <w:rFonts w:cs="David" w:hint="cs"/>
@@ -1417,7 +1423,6 @@
               </w:rPr>
               <w:t xml:space="preserve">{quantity}</w:t>
             </w:r>
-            <w:bookmarkEnd w:id="11"/>
           </w:p>
         </w:tc>
         <w:tc>
@@ -1435,7 +1440,6 @@
                 <w:rtl/>
               </w:rPr>
             </w:pPr>
-            <w:bookmarkStart w:id="12" w:name="fldPrice"/>
             <w:r>
               <w:rPr>
                 <w:rFonts w:cs="David" w:hint="cs"/>
@@ -1447,7 +1451,6 @@
               </w:rPr>
               <w:t xml:space="preserve">{unitPrice}</w:t>
             </w:r>
-            <w:bookmarkEnd w:id="12"/>
           </w:p>
         </w:tc>
         <w:tc>
@@ -1465,7 +1468,6 @@
                 <w:rtl/>
               </w:rPr>
             </w:pPr>
-            <w:bookmarkStart w:id="13" w:name="fldLineDiscount"/>
             <w:r>
               <w:rPr>
                 <w:rFonts w:cs="David" w:hint="cs"/>
@@ -1477,7 +1479,6 @@
               </w:rPr>
               <w:t xml:space="preserve">{lineDiscountPercent}</w:t>
             </w:r>
-            <w:bookmarkEnd w:id="13"/>
           </w:p>
         </w:tc>
         <w:tc>
@@ -1495,7 +1496,6 @@
                 <w:rtl/>
               </w:rPr>
             </w:pPr>
-            <w:bookmarkStart w:id="14" w:name="fldLineTotal"/>
             <w:r>
               <w:rPr>
                 <w:rFonts w:cs="David" w:hint="cs"/>
@@ -1507,7 +1507,6 @@
               </w:rPr>
               <w:t xml:space="preserve">{lineTotal}{/items}</w:t>
             </w:r>
-            <w:bookmarkEnd w:id="14"/>
           </w:p>
         </w:tc>
       </w:tr>
@@ -1593,7 +1592,6 @@
                 <w:rtl/>
               </w:rPr>
             </w:pPr>
-            <w:bookmarkStart w:id="15" w:name="fldDiscount"/>
             <w:r>
               <w:rPr>
                 <w:rFonts w:cs="David" w:hint="cs"/>
@@ -1605,7 +1603,6 @@
               </w:rPr>
               <w:t xml:space="preserve">{discountPercent}</w:t>
             </w:r>
-            <w:bookmarkEnd w:id="15"/>
           </w:p>
         </w:tc>
       </w:tr>
@@ -1653,7 +1650,6 @@
                 <w:rtl/>
               </w:rPr>
             </w:pPr>
-            <w:bookmarkStart w:id="16" w:name="fldTotalAfterDiscount"/>
             <w:r>
               <w:rPr>
                 <w:rFonts w:cs="David" w:hint="cs"/>
@@ -1665,7 +1661,6 @@
               </w:rPr>
               <w:t xml:space="preserve">{subtotalAfterDiscount}</w:t>
             </w:r>
-            <w:bookmarkEnd w:id="16"/>
           </w:p>
         </w:tc>
       </w:tr>
@@ -1735,7 +1730,6 @@
                 <w:rtl/>
               </w:rPr>
             </w:pPr>
-            <w:bookmarkStart w:id="17" w:name="fldMAAM"/>
             <w:r>
               <w:rPr>
                 <w:rFonts w:cs="David" w:hint="cs"/>
@@ -1747,7 +1741,6 @@
               </w:rPr>
               <w:t xml:space="preserve">{vatAmount}</w:t>
             </w:r>
-            <w:bookmarkEnd w:id="17"/>
           </w:p>
         </w:tc>
       </w:tr>
@@ -1795,7 +1788,6 @@
                 <w:rtl/>
               </w:rPr>
             </w:pPr>
-            <w:bookmarkStart w:id="18" w:name="fldTotalAfterMaaM"/>
             <w:r>
               <w:rPr>
                 <w:rFonts w:cs="David" w:hint="cs"/>
@@ -1807,11 +1799,747 @@
               </w:rPr>
               <w:t xml:space="preserve">{totalAmount}</w:t>
             </w:r>
-            <w:bookmarkEnd w:id="18"/>
           </w:p>
         </w:tc>
       </w:tr>
     </w:tbl>
+    <w:p>
+      <w:pPr>
+        <w:rPr>
+          <w:vanish/>
+        </w:rPr>
+      </w:pPr>
+      <w:r>
+        <w:rPr>
+          <w:vanish/>
+        </w:rPr>
+        <w:t xml:space="preserve">{/hasDiscount}</w:t>
+      </w:r>
+    </w:p>
+    <w:p>
+      <w:pPr>
+        <w:rPr>
+          <w:rFonts w:cs="David"/>
+          <w:sz w:val="28"/>
+          <w:szCs w:val="28"/>
+          <w:rtl/>
+        </w:rPr>
+      </w:pPr>
+    </w:p>
+    <w:p>
+      <w:pPr>
+        <w:rPr>
+          <w:rFonts w:cs="David"/>
+          <w:sz w:val="28"/>
+          <w:szCs w:val="28"/>
+          <w:rtl/>
+        </w:rPr>
+      </w:pPr>
+    </w:p>
+    <w:p>
+      <w:pPr>
+        <w:rPr>
+          <w:rFonts w:cs="David"/>
+          <w:sz w:val="28"/>
+          <w:szCs w:val="28"/>
+          <w:rtl/>
+        </w:rPr>
+      </w:pPr>
+    </w:p>
+    <w:p>
+      <w:pPr>
+        <w:rPr>
+          <w:rFonts w:cs="David"/>
+          <w:sz w:val="28"/>
+          <w:szCs w:val="28"/>
+          <w:rtl/>
+        </w:rPr>
+      </w:pPr>
+    </w:p>
+    <w:p>
+      <w:pPr>
+        <w:rPr>
+          <w:rFonts w:cs="David"/>
+          <w:sz w:val="28"/>
+          <w:szCs w:val="28"/>
+          <w:rtl/>
+        </w:rPr>
+      </w:pPr>
+    </w:p>
+    <w:p>
+      <w:pPr>
+        <w:rPr>
+          <w:rFonts w:cs="David"/>
+          <w:sz w:val="28"/>
+          <w:szCs w:val="28"/>
+          <w:rtl/>
+        </w:rPr>
+      </w:pPr>
+    </w:p>
+    <w:p>
+      <w:pPr>
+        <w:rPr>
+          <w:rFonts w:cs="David"/>
+          <w:sz w:val="28"/>
+          <w:szCs w:val="28"/>
+          <w:rtl/>
+        </w:rPr>
+      </w:pPr>
+    </w:p>
+    <w:p>
+      <w:pPr>
+        <w:rPr>
+          <w:rFonts w:cs="David"/>
+          <w:sz w:val="28"/>
+          <w:szCs w:val="28"/>
+          <w:rtl/>
+        </w:rPr>
+      </w:pPr>
+    </w:p>
+    <w:p>
+      <w:pPr>
+        <w:rPr>
+          <w:rFonts w:cs="David"/>
+          <w:sz w:val="28"/>
+          <w:szCs w:val="28"/>
+          <w:rtl/>
+        </w:rPr>
+      </w:pPr>
+    </w:p>
+    <w:p>
+      <w:pPr>
+        <w:rPr>
+          <w:rFonts w:cs="David"/>
+          <w:sz w:val="28"/>
+          <w:szCs w:val="28"/>
+          <w:rtl/>
+        </w:rPr>
+      </w:pPr>
+    </w:p>
+    <w:p>
+      <w:pPr>
+        <w:rPr>
+          <w:vanish/>
+        </w:rPr>
+      </w:pPr>
+      <w:r>
+        <w:rPr>
+          <w:vanish/>
+        </w:rPr>
+        <w:t xml:space="preserve">{^hasDiscount}</w:t>
+      </w:r>
+    </w:p>
+    <w:tbl>
+      <w:tblPr>
+        <w:bidiVisual/>
+        <w:tblW w:w="0" w:type="auto"/>
+        <w:tblBorders>
+          <w:top w:val="single" w:sz="4" w:space="0" w:color="auto"/>
+          <w:left w:val="single" w:sz="4" w:space="0" w:color="auto"/>
+          <w:bottom w:val="single" w:sz="4" w:space="0" w:color="auto"/>
+          <w:right w:val="single" w:sz="4" w:space="0" w:color="auto"/>
+          <w:insideH w:val="single" w:sz="4" w:space="0" w:color="auto"/>
+          <w:insideV w:val="single" w:sz="4" w:space="0" w:color="auto"/>
+        </w:tblBorders>
+        <w:tblLook w:val="04A0" w:firstRow="1" w:lastRow="0" w:firstColumn="1" w:lastColumn="0" w:noHBand="0" w:noVBand="1"/>
+      </w:tblPr>
+      <w:tblGrid>
+        <w:gridCol w:w="911"/>
+        <w:gridCol w:w="911"/>
+        <w:gridCol w:w="3142"/>
+        <w:gridCol w:w="851"/>
+        <w:gridCol w:w="1177"/>
+        <w:gridCol w:w="1764"/>
+      </w:tblGrid>
+      <w:tr>
+        <w:tc>
+          <w:tcPr>
+            <w:tcW w:w="911" w:type="dxa"/>
+          </w:tcPr>
+          <w:p>
+            <w:pPr>
+              <w:rPr>
+                <w:rFonts w:cs="David"/>
+                <w:b/>
+                <w:bCs/>
+                <w:sz w:val="28"/>
+                <w:szCs w:val="28"/>
+                <w:rtl/>
+              </w:rPr>
+            </w:pPr>
+            <w:r>
+              <w:rPr>
+                <w:rFonts w:cs="David" w:hint="cs"/>
+                <w:b/>
+                <w:bCs/>
+                <w:sz w:val="28"/>
+                <w:szCs w:val="28"/>
+                <w:rtl/>
+              </w:rPr>
+              <w:t>שורה</w:t>
+            </w:r>
+          </w:p>
+        </w:tc>
+        <w:tc>
+          <w:tcPr>
+            <w:tcW w:w="911" w:type="dxa"/>
+          </w:tcPr>
+          <w:p>
+            <w:pPr>
+              <w:rPr>
+                <w:rFonts w:cs="David"/>
+                <w:b/>
+                <w:bCs/>
+                <w:sz w:val="28"/>
+                <w:szCs w:val="28"/>
+                <w:rtl/>
+              </w:rPr>
+            </w:pPr>
+            <w:r>
+              <w:rPr>
+                <w:rFonts w:cs="David" w:hint="cs"/>
+                <w:b/>
+                <w:bCs/>
+                <w:sz w:val="28"/>
+                <w:szCs w:val="28"/>
+                <w:rtl/>
+              </w:rPr>
+              <w:t xml:space="preserve">מק"ט </w:t>
+            </w:r>
+          </w:p>
+        </w:tc>
+        <w:tc>
+          <w:tcPr>
+            <w:tcW w:w="3142" w:type="dxa"/>
+          </w:tcPr>
+          <w:p>
+            <w:pPr>
+              <w:rPr>
+                <w:rFonts w:cs="David"/>
+                <w:b/>
+                <w:bCs/>
+                <w:sz w:val="28"/>
+                <w:szCs w:val="28"/>
+                <w:rtl/>
+              </w:rPr>
+            </w:pPr>
+            <w:r>
+              <w:rPr>
+                <w:rFonts w:cs="David" w:hint="cs"/>
+                <w:b/>
+                <w:bCs/>
+                <w:sz w:val="28"/>
+                <w:szCs w:val="28"/>
+                <w:rtl/>
+              </w:rPr>
+              <w:t>תיאור המוצר</w:t>
+            </w:r>
+          </w:p>
+        </w:tc>
+        <w:tc>
+          <w:tcPr>
+            <w:tcW w:w="851" w:type="dxa"/>
+          </w:tcPr>
+          <w:p>
+            <w:pPr>
+              <w:rPr>
+                <w:rFonts w:cs="David"/>
+                <w:b/>
+                <w:bCs/>
+                <w:sz w:val="28"/>
+                <w:szCs w:val="28"/>
+                <w:rtl/>
+              </w:rPr>
+            </w:pPr>
+            <w:r>
+              <w:rPr>
+                <w:rFonts w:cs="David" w:hint="cs"/>
+                <w:b/>
+                <w:bCs/>
+                <w:sz w:val="28"/>
+                <w:szCs w:val="28"/>
+                <w:rtl/>
+              </w:rPr>
+              <w:t>כמות</w:t>
+            </w:r>
+          </w:p>
+        </w:tc>
+        <w:tc>
+          <w:tcPr>
+            <w:tcW w:w="1177" w:type="dxa"/>
+          </w:tcPr>
+          <w:p>
+            <w:pPr>
+              <w:rPr>
+                <w:rFonts w:cs="David"/>
+                <w:b/>
+                <w:bCs/>
+                <w:sz w:val="28"/>
+                <w:szCs w:val="28"/>
+                <w:rtl/>
+              </w:rPr>
+            </w:pPr>
+            <w:r>
+              <w:rPr>
+                <w:rFonts w:cs="David" w:hint="cs"/>
+                <w:b/>
+                <w:bCs/>
+                <w:sz w:val="28"/>
+                <w:szCs w:val="28"/>
+                <w:rtl/>
+              </w:rPr>
+              <w:t>מחיר ליחידה</w:t>
+            </w:r>
+          </w:p>
+        </w:tc>
+        <w:tc>
+          <w:tcPr>
+            <w:tcW w:w="1764" w:type="dxa"/>
+          </w:tcPr>
+          <w:p>
+            <w:pPr>
+              <w:rPr>
+                <w:rFonts w:cs="David"/>
+                <w:b/>
+                <w:bCs/>
+                <w:sz w:val="28"/>
+                <w:szCs w:val="28"/>
+                <w:rtl/>
+              </w:rPr>
+            </w:pPr>
+            <w:r>
+              <w:rPr>
+                <w:rFonts w:cs="David" w:hint="cs"/>
+                <w:b/>
+                <w:bCs/>
+                <w:sz w:val="28"/>
+                <w:szCs w:val="28"/>
+                <w:rtl/>
+              </w:rPr>
+              <w:t>סה"כ ₪</w:t>
+            </w:r>
+          </w:p>
+          <w:p>
+            <w:pPr>
+              <w:rPr>
+                <w:rFonts w:cs="David"/>
+                <w:b/>
+                <w:bCs/>
+                <w:sz w:val="28"/>
+                <w:szCs w:val="28"/>
+                <w:rtl/>
+              </w:rPr>
+            </w:pPr>
+          </w:p>
+        </w:tc>
+      </w:tr>
+      <w:tr>
+        <w:tc>
+          <w:tcPr>
+            <w:tcW w:w="911" w:type="dxa"/>
+          </w:tcPr>
+          <w:p>
+            <w:pPr>
+              <w:rPr>
+                <w:rFonts w:cs="David"/>
+                <w:b/>
+                <w:bCs/>
+                <w:sz w:val="28"/>
+                <w:szCs w:val="28"/>
+                <w:rtl/>
+              </w:rPr>
+            </w:pPr>
+            <w:r>
+              <w:rPr>
+                <w:rFonts w:cs="David" w:hint="cs"/>
+                <w:b/>
+                <w:bCs/>
+                <w:sz w:val="28"/>
+                <w:szCs w:val="28"/>
+                <w:rtl/>
+              </w:rPr>
+              <w:t xml:space="preserve">{#items}{lineNumber}</w:t>
+            </w:r>
+          </w:p>
+        </w:tc>
+        <w:tc>
+          <w:tcPr>
+            <w:tcW w:w="911" w:type="dxa"/>
+          </w:tcPr>
+          <w:p>
+            <w:pPr>
+              <w:rPr>
+                <w:rFonts w:cs="David"/>
+                <w:b/>
+                <w:bCs/>
+                <w:sz w:val="28"/>
+                <w:szCs w:val="28"/>
+                <w:rtl/>
+              </w:rPr>
+            </w:pPr>
+            <w:r>
+              <w:rPr>
+                <w:rFonts w:cs="David" w:hint="cs"/>
+                <w:b/>
+                <w:bCs/>
+                <w:sz w:val="28"/>
+                <w:szCs w:val="28"/>
+                <w:rtl/>
+              </w:rPr>
+              <w:t xml:space="preserve">{itemCode}</w:t>
+            </w:r>
+          </w:p>
+        </w:tc>
+        <w:tc>
+          <w:tcPr>
+            <w:tcW w:w="3142" w:type="dxa"/>
+          </w:tcPr>
+          <w:p>
+            <w:pPr>
+              <w:rPr>
+                <w:rFonts w:cs="David"/>
+                <w:b/>
+                <w:bCs/>
+                <w:sz w:val="28"/>
+                <w:szCs w:val="28"/>
+                <w:rtl/>
+              </w:rPr>
+            </w:pPr>
+            <w:r>
+              <w:rPr>
+                <w:rFonts w:cs="David" w:hint="cs"/>
+                <w:b/>
+                <w:bCs/>
+                <w:sz w:val="28"/>
+                <w:szCs w:val="28"/>
+                <w:rtl/>
+              </w:rPr>
+              <w:t xml:space="preserve">{description}</w:t>
+            </w:r>
+          </w:p>
+        </w:tc>
+        <w:tc>
+          <w:tcPr>
+            <w:tcW w:w="851" w:type="dxa"/>
+          </w:tcPr>
+          <w:p>
+            <w:pPr>
+              <w:rPr>
+                <w:rFonts w:cs="David"/>
+                <w:b/>
+                <w:bCs/>
+                <w:sz w:val="28"/>
+                <w:szCs w:val="28"/>
+                <w:rtl/>
+              </w:rPr>
+            </w:pPr>
+            <w:r>
+              <w:rPr>
+                <w:rFonts w:cs="David" w:hint="cs"/>
+                <w:b/>
+                <w:bCs/>
+                <w:sz w:val="28"/>
+                <w:szCs w:val="28"/>
+                <w:rtl/>
+              </w:rPr>
+              <w:t xml:space="preserve">{quantity}</w:t>
+            </w:r>
+          </w:p>
+        </w:tc>
+        <w:tc>
+          <w:tcPr>
+            <w:tcW w:w="1177" w:type="dxa"/>
+          </w:tcPr>
+          <w:p>
+            <w:pPr>
+              <w:rPr>
+                <w:rFonts w:cs="David"/>
+                <w:b/>
+                <w:bCs/>
+                <w:sz w:val="28"/>
+                <w:szCs w:val="28"/>
+                <w:rtl/>
+              </w:rPr>
+            </w:pPr>
+            <w:r>
+              <w:rPr>
+                <w:rFonts w:cs="David" w:hint="cs"/>
+                <w:b/>
+                <w:bCs/>
+                <w:sz w:val="28"/>
+                <w:szCs w:val="28"/>
+                <w:rtl/>
+              </w:rPr>
+              <w:t xml:space="preserve">{unitPrice}</w:t>
+            </w:r>
+          </w:p>
+        </w:tc>
+        <w:tc>
+          <w:tcPr>
+            <w:tcW w:w="1764" w:type="dxa"/>
+          </w:tcPr>
+          <w:p>
+            <w:pPr>
+              <w:rPr>
+                <w:rFonts w:cs="David" w:hint="cs"/>
+                <w:b/>
+                <w:bCs/>
+                <w:sz w:val="28"/>
+                <w:szCs w:val="28"/>
+                <w:rtl/>
+              </w:rPr>
+            </w:pPr>
+            <w:r>
+              <w:rPr>
+                <w:rFonts w:cs="David" w:hint="cs"/>
+                <w:b/>
+                <w:bCs/>
+                <w:sz w:val="28"/>
+                <w:szCs w:val="28"/>
+                <w:rtl/>
+              </w:rPr>
+              <w:t xml:space="preserve">{lineTotal}{/items}</w:t>
+            </w:r>
+          </w:p>
+        </w:tc>
+      </w:tr>
+    </w:tbl>
+    <w:p>
+      <w:pPr>
+        <w:rPr>
+          <w:vanish/>
+        </w:rPr>
+      </w:pPr>
+    </w:p>
+    <w:tbl>
+      <w:tblPr>
+        <w:tblpPr w:leftFromText="180" w:rightFromText="180" w:vertAnchor="text" w:horzAnchor="page" w:tblpX="2434" w:tblpY="249"/>
+        <w:bidiVisual/>
+        <w:tblW w:w="0" w:type="auto"/>
+        <w:tblBorders>
+          <w:top w:val="single" w:sz="4" w:space="0" w:color="auto"/>
+          <w:left w:val="single" w:sz="4" w:space="0" w:color="auto"/>
+          <w:bottom w:val="single" w:sz="4" w:space="0" w:color="auto"/>
+          <w:right w:val="single" w:sz="4" w:space="0" w:color="auto"/>
+          <w:insideH w:val="single" w:sz="4" w:space="0" w:color="auto"/>
+          <w:insideV w:val="single" w:sz="4" w:space="0" w:color="auto"/>
+        </w:tblBorders>
+        <w:tblLook w:val="04A0" w:firstRow="1" w:lastRow="0" w:firstColumn="1" w:lastColumn="0" w:noHBand="0" w:noVBand="1"/>
+      </w:tblPr>
+      <w:tblGrid>
+        <w:gridCol w:w="1764"/>
+        <w:gridCol w:w="1764"/>
+      </w:tblGrid>
+      <w:tr>
+        <w:tc>
+          <w:tcPr>
+            <w:tcW w:w="1764" w:type="dxa"/>
+          </w:tcPr>
+          <w:p>
+            <w:pPr>
+              <w:rPr>
+                <w:rFonts w:cs="David"/>
+                <w:b/>
+                <w:bCs/>
+                <w:sz w:val="28"/>
+                <w:szCs w:val="28"/>
+                <w:rtl/>
+              </w:rPr>
+            </w:pPr>
+            <w:r>
+              <w:rPr>
+                <w:rFonts w:cs="David" w:hint="cs"/>
+                <w:b/>
+                <w:bCs/>
+                <w:sz w:val="28"/>
+                <w:szCs w:val="28"/>
+                <w:rtl/>
+              </w:rPr>
+              <w:t>סה"כ</w:t>
+            </w:r>
+          </w:p>
+        </w:tc>
+        <w:tc>
+          <w:tcPr>
+            <w:tcW w:w="1764" w:type="dxa"/>
+          </w:tcPr>
+          <w:p>
+            <w:pPr>
+              <w:rPr>
+                <w:rFonts w:cs="David"/>
+                <w:b/>
+                <w:bCs/>
+                <w:sz w:val="28"/>
+                <w:szCs w:val="28"/>
+                <w:rtl/>
+              </w:rPr>
+            </w:pPr>
+            <w:r>
+              <w:rPr>
+                <w:rFonts w:cs="David" w:hint="cs"/>
+                <w:b/>
+                <w:bCs/>
+                <w:sz w:val="28"/>
+                <w:szCs w:val="28"/>
+                <w:rtl/>
+              </w:rPr>
+              <w:t xml:space="preserve">{subtotalAfterDiscount}</w:t>
+            </w:r>
+          </w:p>
+        </w:tc>
+      </w:tr>
+      <w:tr>
+        <w:tc>
+          <w:tcPr>
+            <w:tcW w:w="1764" w:type="dxa"/>
+          </w:tcPr>
+          <w:p>
+            <w:pPr>
+              <w:rPr>
+                <w:rFonts w:cs="David"/>
+                <w:b/>
+                <w:bCs/>
+                <w:sz w:val="28"/>
+                <w:szCs w:val="28"/>
+                <w:rtl/>
+              </w:rPr>
+            </w:pPr>
+            <w:r>
+              <w:rPr>
+                <w:rFonts w:cs="David" w:hint="cs"/>
+                <w:b/>
+                <w:bCs/>
+                <w:sz w:val="28"/>
+                <w:szCs w:val="28"/>
+                <w:rtl/>
+              </w:rPr>
+              <w:t>מע"מ 1</w:t>
+            </w:r>
+            <w:r>
+              <w:rPr>
+                <w:rFonts w:cs="David" w:hint="cs"/>
+                <w:b/>
+                <w:bCs/>
+                <w:sz w:val="28"/>
+                <w:szCs w:val="28"/>
+                <w:rtl/>
+              </w:rPr>
+              <w:t>8</w:t>
+            </w:r>
+            <w:r>
+              <w:rPr>
+                <w:rFonts w:cs="David" w:hint="cs"/>
+                <w:b/>
+                <w:bCs/>
+                <w:sz w:val="28"/>
+                <w:szCs w:val="28"/>
+                <w:rtl/>
+              </w:rPr>
+              <w:t>%</w:t>
+            </w:r>
+          </w:p>
+        </w:tc>
+        <w:tc>
+          <w:tcPr>
+            <w:tcW w:w="1764" w:type="dxa"/>
+          </w:tcPr>
+          <w:p>
+            <w:pPr>
+              <w:rPr>
+                <w:rFonts w:cs="David"/>
+                <w:b/>
+                <w:bCs/>
+                <w:sz w:val="28"/>
+                <w:szCs w:val="28"/>
+                <w:rtl/>
+              </w:rPr>
+            </w:pPr>
+            <w:r>
+              <w:rPr>
+                <w:rFonts w:cs="David" w:hint="cs"/>
+                <w:b/>
+                <w:bCs/>
+                <w:sz w:val="28"/>
+                <w:szCs w:val="28"/>
+                <w:rtl/>
+              </w:rPr>
+              <w:t xml:space="preserve">{vatAmount}</w:t>
+            </w:r>
+          </w:p>
+        </w:tc>
+      </w:tr>
+      <w:tr>
+        <w:tc>
+          <w:tcPr>
+            <w:tcW w:w="1764" w:type="dxa"/>
+          </w:tcPr>
+          <w:p>
+            <w:pPr>
+              <w:rPr>
+                <w:rFonts w:cs="David"/>
+                <w:b/>
+                <w:bCs/>
+                <w:sz w:val="28"/>
+                <w:szCs w:val="28"/>
+                <w:rtl/>
+              </w:rPr>
+            </w:pPr>
+            <w:r>
+              <w:rPr>
+                <w:rFonts w:cs="David" w:hint="cs"/>
+                <w:b/>
+                <w:bCs/>
+                <w:sz w:val="28"/>
+                <w:szCs w:val="28"/>
+                <w:rtl/>
+              </w:rPr>
+              <w:t xml:space="preserve">סה"כ לתשלום </w:t>
+            </w:r>
+          </w:p>
+        </w:tc>
+        <w:tc>
+          <w:tcPr>
+            <w:tcW w:w="1764" w:type="dxa"/>
+          </w:tcPr>
+          <w:p>
+            <w:pPr>
+              <w:rPr>
+                <w:rFonts w:cs="David"/>
+                <w:b/>
+                <w:bCs/>
+                <w:sz w:val="28"/>
+                <w:szCs w:val="28"/>
+                <w:rtl/>
+              </w:rPr>
+            </w:pPr>
+            <w:r>
+              <w:rPr>
+                <w:rFonts w:cs="David" w:hint="cs"/>
+                <w:b/>
+                <w:bCs/>
+                <w:sz w:val="28"/>
+                <w:szCs w:val="28"/>
+                <w:rtl/>
+              </w:rPr>
+              <w:t xml:space="preserve">{totalAmount}</w:t>
+            </w:r>
+          </w:p>
+        </w:tc>
+      </w:tr>
+    </w:tbl>
+    <w:p>
+      <w:pPr>
+        <w:rPr>
+          <w:vanish/>
+        </w:rPr>
+      </w:pPr>
+      <w:r>
+        <w:rPr>
+          <w:vanish/>
+        </w:rPr>
+        <w:t xml:space="preserve">{/hasDiscount}</w:t>
+      </w:r>
+    </w:p>
     <w:p>
       <w:pPr>
         <w:rPr>

--- a/apps/api/templates/ע-ריח-הצעת-מחיר-לבדיקת-ריח-עלידי-צוות-מריחים.docx
+++ b/apps/api/templates/ע-ריח-הצעת-מחיר-לבדיקת-ריח-עלידי-צוות-מריחים.docx
@@ -2910,44 +2910,40 @@
     </w:p>
     <w:p>
       <w:pPr>
-        <w:jc w:val="center"/>
+        <w:ind w:left="720"/>
+        <w:jc w:val="both"/>
+        <w:rPr>
+          <w:rFonts w:cs="David"/>
+          <w:sz w:val="28"/>
+          <w:szCs w:val="28"/>
+          <w:rtl/>
+        </w:rPr>
+      </w:pPr>
+      <w:r>
         <w:rPr>
           <w:rFonts w:cs="David" w:hint="cs"/>
           <w:sz w:val="28"/>
           <w:szCs w:val="28"/>
           <w:rtl/>
         </w:rPr>
-      </w:pPr>
-      <w:r>
-        <w:rPr>
-          <w:rFonts w:cs="David" w:hint="cs"/>
-          <w:sz w:val="28"/>
-          <w:szCs w:val="28"/>
-          <w:rtl/>
-        </w:rPr>
-        <w:t>הנני</w:t>
-      </w:r>
-      <w:r>
-        <w:rPr>
-          <w:rFonts w:cs="David" w:hint="cs"/>
-          <w:sz w:val="28"/>
-          <w:szCs w:val="28"/>
-          <w:rtl/>
-        </w:rPr>
-        <w:t xml:space="preserve"> </w:t>
-      </w:r>
-      <w:r>
-        <w:rPr>
-          <w:rFonts w:cs="David" w:hint="cs"/>
-          <w:sz w:val="28"/>
-          <w:szCs w:val="28"/>
-          <w:rtl/>
-        </w:rPr>
-        <w:t>מאשר את ההצעה על כל סעיפיה.</w:t>
+        <w:t xml:space="preserve">                         </w:t>
       </w:r>
     </w:p>
     <w:p>
       <w:pPr>
+        <w:ind w:left="720"/>
+        <w:jc w:val="both"/>
+        <w:rPr>
+          <w:rFonts w:cs="David"/>
+          <w:sz w:val="28"/>
+          <w:szCs w:val="28"/>
+          <w:rtl/>
+        </w:rPr>
+      </w:pPr>
+    </w:p>
+    <w:p>
+      <w:pPr>
+        <w:ind w:left="720"/>
         <w:jc w:val="both"/>
         <w:rPr>
           <w:rFonts w:cs="David" w:hint="cs"/>
@@ -2958,221 +2954,6 @@
         </w:rPr>
       </w:pPr>
     </w:p>
-    <w:tbl>
-      <w:tblPr>
-        <w:bidiVisual/>
-        <w:tblW w:w="0" w:type="auto"/>
-        <w:tblInd w:w="360" w:type="dxa"/>
-        <w:tblBorders>
-          <w:top w:val="single" w:sz="4" w:space="0" w:color="auto"/>
-          <w:left w:val="single" w:sz="4" w:space="0" w:color="auto"/>
-          <w:bottom w:val="single" w:sz="4" w:space="0" w:color="auto"/>
-          <w:right w:val="single" w:sz="4" w:space="0" w:color="auto"/>
-          <w:insideH w:val="single" w:sz="4" w:space="0" w:color="auto"/>
-          <w:insideV w:val="single" w:sz="4" w:space="0" w:color="auto"/>
-        </w:tblBorders>
-        <w:tblLook w:val="04A0" w:firstRow="1" w:lastRow="0" w:firstColumn="1" w:lastColumn="0" w:noHBand="0" w:noVBand="1"/>
-      </w:tblPr>
-      <w:tblGrid>
-        <w:gridCol w:w="3366"/>
-        <w:gridCol w:w="3366"/>
-        <w:gridCol w:w="3364"/>
-      </w:tblGrid>
-      <w:tr>
-        <w:tc>
-          <w:tcPr>
-            <w:tcW w:w="3441" w:type="dxa"/>
-            <w:vAlign w:val="center"/>
-          </w:tcPr>
-          <w:p>
-            <w:pPr>
-              <w:jc w:val="center"/>
-              <w:rPr>
-                <w:rFonts w:cs="David" w:hint="cs"/>
-                <w:b/>
-                <w:bCs/>
-                <w:sz w:val="40"/>
-                <w:szCs w:val="40"/>
-                <w:rtl/>
-              </w:rPr>
-            </w:pPr>
-            <w:r>
-              <w:rPr>
-                <w:rFonts w:cs="David" w:hint="cs"/>
-                <w:b/>
-                <w:bCs/>
-                <w:sz w:val="40"/>
-                <w:szCs w:val="40"/>
-                <w:rtl/>
-              </w:rPr>
-              <w:t>שם מלא של מאשר ההצעה</w:t>
-            </w:r>
-          </w:p>
-        </w:tc>
-        <w:tc>
-          <w:tcPr>
-            <w:tcW w:w="3441" w:type="dxa"/>
-            <w:vAlign w:val="center"/>
-          </w:tcPr>
-          <w:p>
-            <w:pPr>
-              <w:jc w:val="center"/>
-              <w:rPr>
-                <w:rFonts w:cs="David" w:hint="cs"/>
-                <w:b/>
-                <w:bCs/>
-                <w:sz w:val="40"/>
-                <w:szCs w:val="40"/>
-                <w:rtl/>
-              </w:rPr>
-            </w:pPr>
-            <w:r>
-              <w:rPr>
-                <w:rFonts w:cs="David" w:hint="cs"/>
-                <w:b/>
-                <w:bCs/>
-                <w:sz w:val="40"/>
-                <w:szCs w:val="40"/>
-                <w:rtl/>
-              </w:rPr>
-              <w:t>חתימה</w:t>
-            </w:r>
-          </w:p>
-        </w:tc>
-        <w:tc>
-          <w:tcPr>
-            <w:tcW w:w="3440" w:type="dxa"/>
-            <w:vAlign w:val="center"/>
-          </w:tcPr>
-          <w:p>
-            <w:pPr>
-              <w:jc w:val="center"/>
-              <w:rPr>
-                <w:rFonts w:cs="David" w:hint="cs"/>
-                <w:b/>
-                <w:bCs/>
-                <w:sz w:val="40"/>
-                <w:szCs w:val="40"/>
-                <w:rtl/>
-              </w:rPr>
-            </w:pPr>
-            <w:r>
-              <w:rPr>
-                <w:rFonts w:cs="David" w:hint="cs"/>
-                <w:b/>
-                <w:bCs/>
-                <w:sz w:val="40"/>
-                <w:szCs w:val="40"/>
-                <w:rtl/>
-              </w:rPr>
-              <w:t>חותמת</w:t>
-            </w:r>
-          </w:p>
-        </w:tc>
-      </w:tr>
-      <w:tr>
-        <w:trPr>
-          <w:trHeight w:val="907"/>
-        </w:trPr>
-        <w:tc>
-          <w:tcPr>
-            <w:tcW w:w="3441" w:type="dxa"/>
-          </w:tcPr>
-          <w:p>
-            <w:pPr>
-              <w:jc w:val="both"/>
-              <w:rPr>
-                <w:rFonts w:cs="David" w:hint="cs"/>
-                <w:b/>
-                <w:bCs/>
-                <w:u w:val="single"/>
-                <w:rtl/>
-              </w:rPr>
-            </w:pPr>
-          </w:p>
-        </w:tc>
-        <w:tc>
-          <w:tcPr>
-            <w:tcW w:w="3441" w:type="dxa"/>
-          </w:tcPr>
-          <w:p>
-            <w:pPr>
-              <w:jc w:val="both"/>
-              <w:rPr>
-                <w:rFonts w:cs="David" w:hint="cs"/>
-                <w:b/>
-                <w:bCs/>
-                <w:u w:val="single"/>
-                <w:rtl/>
-              </w:rPr>
-            </w:pPr>
-          </w:p>
-        </w:tc>
-        <w:tc>
-          <w:tcPr>
-            <w:tcW w:w="3440" w:type="dxa"/>
-          </w:tcPr>
-          <w:p>
-            <w:pPr>
-              <w:jc w:val="both"/>
-              <w:rPr>
-                <w:rFonts w:cs="David" w:hint="cs"/>
-                <w:b/>
-                <w:bCs/>
-                <w:u w:val="single"/>
-                <w:rtl/>
-              </w:rPr>
-            </w:pPr>
-          </w:p>
-        </w:tc>
-      </w:tr>
-    </w:tbl>
-    <w:p>
-      <w:pPr>
-        <w:ind w:left="720"/>
-        <w:jc w:val="both"/>
-        <w:rPr>
-          <w:rFonts w:cs="David"/>
-          <w:sz w:val="28"/>
-          <w:szCs w:val="28"/>
-          <w:rtl/>
-        </w:rPr>
-      </w:pPr>
-      <w:r>
-        <w:rPr>
-          <w:rFonts w:cs="David" w:hint="cs"/>
-          <w:sz w:val="28"/>
-          <w:szCs w:val="28"/>
-          <w:rtl/>
-        </w:rPr>
-        <w:t xml:space="preserve">                         </w:t>
-      </w:r>
-    </w:p>
-    <w:p>
-      <w:pPr>
-        <w:ind w:left="720"/>
-        <w:jc w:val="both"/>
-        <w:rPr>
-          <w:rFonts w:cs="David"/>
-          <w:sz w:val="28"/>
-          <w:szCs w:val="28"/>
-          <w:rtl/>
-        </w:rPr>
-      </w:pPr>
-    </w:p>
-    <w:p>
-      <w:pPr>
-        <w:ind w:left="720"/>
-        <w:jc w:val="both"/>
-        <w:rPr>
-          <w:rFonts w:cs="David" w:hint="cs"/>
-          <w:b/>
-          <w:bCs/>
-          <w:u w:val="single"/>
-          <w:rtl/>
-        </w:rPr>
-      </w:pPr>
-    </w:p>
     <w:p>
       <w:pPr>
         <w:ind w:left="720"/>
@@ -3197,1593 +2978,14 @@
     <w:p>
       <w:pPr>
         <w:jc w:val="center"/>
-        <w:rPr>
-          <w:rFonts w:cs="David"/>
-          <w:b/>
-          <w:bCs/>
-          <w:sz w:val="28"/>
-          <w:szCs w:val="28"/>
-          <w:u w:val="single"/>
-        </w:rPr>
       </w:pPr>
       <w:r>
         <w:rPr>
-          <w:rFonts w:ascii="Arial" w:hAnsi="Arial" w:cs="Arial"/>
-          <w:sz w:val="28"/>
-          <w:szCs w:val="28"/>
-          <w:rtl/>
-        </w:rPr>
-        <w:br w:type="page"/>
-      </w:r>
-      <w:r>
-        <w:rPr>
-          <w:rFonts w:cs="David"/>
-          <w:b/>
-          <w:bCs/>
-          <w:sz w:val="28"/>
-          <w:szCs w:val="28"/>
-          <w:u w:val="single"/>
-          <w:rtl/>
-        </w:rPr>
-        <w:lastRenderedPageBreak/>
-        <w:t xml:space="preserve">נספח א': תעודות </w:t>
-      </w:r>
-      <w:r>
-        <w:rPr>
-          <w:rFonts w:cs="David"/>
-          <w:b/>
-          <w:bCs/>
-          <w:sz w:val="28"/>
-          <w:szCs w:val="28"/>
-          <w:u w:val="single"/>
-        </w:rPr>
-        <w:t>ISO</w:t>
-      </w:r>
-    </w:p>
-    <w:p>
-      <w:pPr>
-        <w:jc w:val="center"/>
-        <w:rPr>
-          <w:rFonts w:cs="David"/>
-          <w:b/>
-          <w:bCs/>
-          <w:sz w:val="28"/>
-          <w:szCs w:val="28"/>
-          <w:u w:val="single"/>
-        </w:rPr>
-      </w:pPr>
-    </w:p>
-    <w:p>
-      <w:pPr>
-        <w:jc w:val="center"/>
-        <w:rPr>
-          <w:rFonts w:cs="David"/>
-          <w:b/>
-          <w:bCs/>
-          <w:sz w:val="28"/>
-          <w:szCs w:val="28"/>
-          <w:u w:val="single"/>
-        </w:rPr>
-      </w:pPr>
-    </w:p>
-    <w:p>
-      <w:pPr>
-        <w:jc w:val="center"/>
-        <w:rPr>
-          <w:rFonts w:cs="David"/>
-          <w:b/>
-          <w:bCs/>
-          <w:sz w:val="28"/>
-          <w:szCs w:val="28"/>
-          <w:u w:val="single"/>
-        </w:rPr>
-      </w:pPr>
-    </w:p>
-    <w:p>
-      <w:pPr>
-        <w:jc w:val="center"/>
-        <w:rPr>
-          <w:rFonts w:cs="David"/>
-          <w:b/>
-          <w:bCs/>
-          <w:sz w:val="28"/>
-          <w:szCs w:val="28"/>
-          <w:u w:val="single"/>
-        </w:rPr>
-      </w:pPr>
-    </w:p>
-    <w:p>
-      <w:pPr>
-        <w:jc w:val="center"/>
-        <w:rPr>
-          <w:rFonts w:cs="David"/>
-          <w:b/>
-          <w:bCs/>
-          <w:sz w:val="28"/>
-          <w:szCs w:val="28"/>
-          <w:u w:val="single"/>
-        </w:rPr>
-      </w:pPr>
-    </w:p>
-    <w:p>
-      <w:pPr>
-        <w:jc w:val="center"/>
-        <w:rPr>
-          <w:rFonts w:cs="David"/>
-          <w:b/>
-          <w:bCs/>
-          <w:sz w:val="28"/>
-          <w:szCs w:val="28"/>
-          <w:u w:val="single"/>
-        </w:rPr>
-      </w:pPr>
-    </w:p>
-    <w:p>
-      <w:pPr>
-        <w:jc w:val="center"/>
-        <w:rPr>
-          <w:rFonts w:cs="David"/>
-          <w:b/>
-          <w:bCs/>
-          <w:sz w:val="28"/>
-          <w:szCs w:val="28"/>
-          <w:u w:val="single"/>
-        </w:rPr>
-      </w:pPr>
-    </w:p>
-    <w:p>
-      <w:pPr>
-        <w:jc w:val="center"/>
-        <w:rPr>
-          <w:rFonts w:cs="David"/>
-          <w:b/>
-          <w:bCs/>
-          <w:sz w:val="28"/>
-          <w:szCs w:val="28"/>
-          <w:u w:val="single"/>
-        </w:rPr>
-      </w:pPr>
-    </w:p>
-    <w:p>
-      <w:pPr>
-        <w:jc w:val="center"/>
-        <w:rPr>
-          <w:rFonts w:cs="David"/>
-          <w:b/>
-          <w:bCs/>
-          <w:sz w:val="28"/>
-          <w:szCs w:val="28"/>
-          <w:u w:val="single"/>
-        </w:rPr>
-      </w:pPr>
-    </w:p>
-    <w:p>
-      <w:pPr>
-        <w:jc w:val="center"/>
-        <w:rPr>
-          <w:rFonts w:cs="David"/>
-          <w:b/>
-          <w:bCs/>
-          <w:sz w:val="28"/>
-          <w:szCs w:val="28"/>
-          <w:u w:val="single"/>
-        </w:rPr>
-      </w:pPr>
-    </w:p>
-    <w:p>
-      <w:pPr>
-        <w:jc w:val="center"/>
-        <w:rPr>
-          <w:rFonts w:cs="David"/>
-          <w:b/>
-          <w:bCs/>
-          <w:sz w:val="28"/>
-          <w:szCs w:val="28"/>
-          <w:u w:val="single"/>
-        </w:rPr>
-      </w:pPr>
-    </w:p>
-    <w:p>
-      <w:pPr>
-        <w:jc w:val="center"/>
-        <w:rPr>
-          <w:rFonts w:cs="David"/>
-          <w:b/>
-          <w:bCs/>
-          <w:sz w:val="28"/>
-          <w:szCs w:val="28"/>
-          <w:u w:val="single"/>
-        </w:rPr>
-      </w:pPr>
-    </w:p>
-    <w:p>
-      <w:pPr>
-        <w:jc w:val="center"/>
-        <w:rPr>
-          <w:rFonts w:cs="David"/>
-          <w:b/>
-          <w:bCs/>
-          <w:sz w:val="28"/>
-          <w:szCs w:val="28"/>
-          <w:u w:val="single"/>
-        </w:rPr>
-      </w:pPr>
-    </w:p>
-    <w:p>
-      <w:pPr>
-        <w:jc w:val="center"/>
-        <w:rPr>
-          <w:rFonts w:cs="David"/>
-          <w:b/>
-          <w:bCs/>
-          <w:sz w:val="28"/>
-          <w:szCs w:val="28"/>
-          <w:u w:val="single"/>
-        </w:rPr>
-      </w:pPr>
-    </w:p>
-    <w:p>
-      <w:pPr>
-        <w:jc w:val="center"/>
-        <w:rPr>
-          <w:rFonts w:cs="David"/>
-          <w:b/>
-          <w:bCs/>
-          <w:sz w:val="28"/>
-          <w:szCs w:val="28"/>
-          <w:u w:val="single"/>
-        </w:rPr>
-      </w:pPr>
-    </w:p>
-    <w:p>
-      <w:pPr>
-        <w:jc w:val="center"/>
-        <w:rPr>
-          <w:rFonts w:cs="David"/>
-          <w:b/>
-          <w:bCs/>
-          <w:sz w:val="28"/>
-          <w:szCs w:val="28"/>
-          <w:u w:val="single"/>
-        </w:rPr>
-      </w:pPr>
-    </w:p>
-    <w:p>
-      <w:pPr>
-        <w:jc w:val="center"/>
-        <w:rPr>
-          <w:rFonts w:cs="David"/>
-          <w:b/>
-          <w:bCs/>
-          <w:sz w:val="28"/>
-          <w:szCs w:val="28"/>
-          <w:u w:val="single"/>
-        </w:rPr>
-      </w:pPr>
-    </w:p>
-    <w:p>
-      <w:pPr>
-        <w:jc w:val="center"/>
-        <w:rPr>
-          <w:rFonts w:cs="David"/>
-          <w:b/>
-          <w:bCs/>
-          <w:sz w:val="28"/>
-          <w:szCs w:val="28"/>
-          <w:u w:val="single"/>
-        </w:rPr>
-      </w:pPr>
-    </w:p>
-    <w:p>
-      <w:pPr>
-        <w:jc w:val="center"/>
-        <w:rPr>
-          <w:rFonts w:cs="David"/>
-          <w:b/>
-          <w:bCs/>
-          <w:sz w:val="28"/>
-          <w:szCs w:val="28"/>
-          <w:u w:val="single"/>
-        </w:rPr>
-      </w:pPr>
-    </w:p>
-    <w:p>
-      <w:pPr>
-        <w:jc w:val="center"/>
-        <w:rPr>
-          <w:rFonts w:cs="David"/>
-          <w:b/>
-          <w:bCs/>
-          <w:sz w:val="28"/>
-          <w:szCs w:val="28"/>
-          <w:u w:val="single"/>
-        </w:rPr>
-      </w:pPr>
-    </w:p>
-    <w:p>
-      <w:pPr>
-        <w:jc w:val="center"/>
-        <w:rPr>
-          <w:rFonts w:cs="David"/>
-          <w:b/>
-          <w:bCs/>
-          <w:sz w:val="28"/>
-          <w:szCs w:val="28"/>
-          <w:u w:val="single"/>
-        </w:rPr>
-      </w:pPr>
-    </w:p>
-    <w:p>
-      <w:pPr>
-        <w:jc w:val="center"/>
-        <w:rPr>
-          <w:rFonts w:cs="David"/>
-          <w:b/>
-          <w:bCs/>
-          <w:sz w:val="28"/>
-          <w:szCs w:val="28"/>
-          <w:u w:val="single"/>
-        </w:rPr>
-      </w:pPr>
-    </w:p>
-    <w:p>
-      <w:pPr>
-        <w:jc w:val="center"/>
-        <w:rPr>
-          <w:rFonts w:cs="David"/>
-          <w:b/>
-          <w:bCs/>
-          <w:sz w:val="28"/>
-          <w:szCs w:val="28"/>
-          <w:u w:val="single"/>
-        </w:rPr>
-      </w:pPr>
-    </w:p>
-    <w:p>
-      <w:pPr>
-        <w:jc w:val="center"/>
-        <w:rPr>
-          <w:rFonts w:cs="David"/>
-          <w:b/>
-          <w:bCs/>
-          <w:sz w:val="28"/>
-          <w:szCs w:val="28"/>
-          <w:u w:val="single"/>
-        </w:rPr>
-      </w:pPr>
-    </w:p>
-    <w:p>
-      <w:pPr>
-        <w:jc w:val="center"/>
-        <w:rPr>
-          <w:rFonts w:cs="David"/>
-          <w:b/>
-          <w:bCs/>
-          <w:sz w:val="28"/>
-          <w:szCs w:val="28"/>
-          <w:u w:val="single"/>
-        </w:rPr>
-      </w:pPr>
-    </w:p>
-    <w:p>
-      <w:pPr>
-        <w:jc w:val="center"/>
-        <w:rPr>
-          <w:rFonts w:cs="David"/>
-          <w:b/>
-          <w:bCs/>
-          <w:sz w:val="28"/>
-          <w:szCs w:val="28"/>
-          <w:u w:val="single"/>
-        </w:rPr>
-      </w:pPr>
-    </w:p>
-    <w:p>
-      <w:pPr>
-        <w:jc w:val="center"/>
-        <w:rPr>
-          <w:rFonts w:cs="David"/>
-          <w:b/>
-          <w:bCs/>
-          <w:sz w:val="28"/>
-          <w:szCs w:val="28"/>
-          <w:u w:val="single"/>
-        </w:rPr>
-      </w:pPr>
-    </w:p>
-    <w:p>
-      <w:pPr>
-        <w:jc w:val="center"/>
-        <w:rPr>
-          <w:rFonts w:cs="David"/>
-          <w:b/>
-          <w:bCs/>
-          <w:sz w:val="28"/>
-          <w:szCs w:val="28"/>
-          <w:u w:val="single"/>
-        </w:rPr>
-      </w:pPr>
-    </w:p>
-    <w:p>
-      <w:pPr>
-        <w:jc w:val="center"/>
-        <w:rPr>
-          <w:rFonts w:cs="David"/>
-          <w:b/>
-          <w:bCs/>
-          <w:sz w:val="28"/>
-          <w:szCs w:val="28"/>
-          <w:u w:val="single"/>
-        </w:rPr>
-      </w:pPr>
-    </w:p>
-    <w:p>
-      <w:pPr>
-        <w:jc w:val="center"/>
-        <w:rPr>
-          <w:rFonts w:cs="David"/>
-          <w:b/>
-          <w:bCs/>
-          <w:sz w:val="28"/>
-          <w:szCs w:val="28"/>
-          <w:u w:val="single"/>
-        </w:rPr>
-      </w:pPr>
-    </w:p>
-    <w:p>
-      <w:pPr>
-        <w:jc w:val="center"/>
-        <w:rPr>
-          <w:rFonts w:cs="David"/>
-          <w:b/>
-          <w:bCs/>
-          <w:sz w:val="28"/>
-          <w:szCs w:val="28"/>
-          <w:u w:val="single"/>
-        </w:rPr>
-      </w:pPr>
-    </w:p>
-    <w:p>
-      <w:pPr>
-        <w:jc w:val="center"/>
-        <w:rPr>
-          <w:rFonts w:cs="David"/>
-          <w:b/>
-          <w:bCs/>
-          <w:sz w:val="28"/>
-          <w:szCs w:val="28"/>
-          <w:u w:val="single"/>
-        </w:rPr>
-      </w:pPr>
-    </w:p>
-    <w:p>
-      <w:pPr>
-        <w:jc w:val="center"/>
-        <w:rPr>
-          <w:rFonts w:cs="David"/>
-          <w:b/>
-          <w:bCs/>
-          <w:sz w:val="28"/>
-          <w:szCs w:val="28"/>
-          <w:u w:val="single"/>
-        </w:rPr>
-      </w:pPr>
-    </w:p>
-    <w:p>
-      <w:pPr>
-        <w:jc w:val="center"/>
-        <w:rPr>
-          <w:rFonts w:cs="David"/>
-          <w:b/>
-          <w:bCs/>
-          <w:sz w:val="28"/>
-          <w:szCs w:val="28"/>
-          <w:u w:val="single"/>
-        </w:rPr>
-      </w:pPr>
-    </w:p>
-    <w:p>
-      <w:pPr>
-        <w:jc w:val="center"/>
-        <w:rPr>
-          <w:rFonts w:cs="David"/>
-          <w:b/>
-          <w:bCs/>
-          <w:sz w:val="28"/>
-          <w:szCs w:val="28"/>
-          <w:u w:val="single"/>
-        </w:rPr>
-      </w:pPr>
-    </w:p>
-    <w:p>
-      <w:pPr>
-        <w:jc w:val="center"/>
-        <w:rPr>
-          <w:rFonts w:cs="David"/>
-          <w:b/>
-          <w:bCs/>
-          <w:sz w:val="28"/>
-          <w:szCs w:val="28"/>
-          <w:u w:val="single"/>
-        </w:rPr>
-      </w:pPr>
-      <w:r>
-        <w:rPr>
-          <w:rFonts w:cs="David"/>
-          <w:b/>
-          <w:bCs/>
-          <w:noProof/>
-          <w:sz w:val="28"/>
-          <w:szCs w:val="28"/>
-          <w:u w:val="single"/>
-        </w:rPr>
-        <w:drawing>
-          <wp:anchor distT="0" distB="0" distL="114300" distR="114300" simplePos="0" relativeHeight="251657216" behindDoc="0" locked="0" layoutInCell="1" allowOverlap="1" wp14:anchorId="5FBBF9EF" wp14:editId="55AEE5A2">
-            <wp:simplePos x="0" y="0"/>
-            <wp:positionH relativeFrom="margin">
-              <wp:posOffset>476250</wp:posOffset>
-            </wp:positionH>
-            <wp:positionV relativeFrom="margin">
-              <wp:posOffset>4412615</wp:posOffset>
-            </wp:positionV>
-            <wp:extent cx="5638800" cy="4004310"/>
-            <wp:effectExtent l="0" t="0" r="0" b="0"/>
-            <wp:wrapSquare wrapText="bothSides"/>
-            <wp:docPr id="7" name="תמונה 5"/>
-            <wp:cNvGraphicFramePr>
-              <a:graphicFrameLocks xmlns:a="http://schemas.openxmlformats.org/drawingml/2006/main" noChangeAspect="1"/>
-            </wp:cNvGraphicFramePr>
-            <a:graphic xmlns:a="http://schemas.openxmlformats.org/drawingml/2006/main">
-              <a:graphicData uri="http://schemas.openxmlformats.org/drawingml/2006/picture">
-                <pic:pic xmlns:pic="http://schemas.openxmlformats.org/drawingml/2006/picture">
-                  <pic:nvPicPr>
-                    <pic:cNvPr id="0" name="Picture 7"/>
-                    <pic:cNvPicPr>
-                      <a:picLocks noChangeAspect="1" noChangeArrowheads="1"/>
-                    </pic:cNvPicPr>
-                  </pic:nvPicPr>
-                  <pic:blipFill>
-                    <a:blip r:embed="rId8">
-                      <a:extLst>
-                        <a:ext uri="{28A0092B-C50C-407E-A947-70E740481C1C}">
-                          <a14:useLocalDpi xmlns:a14="http://schemas.microsoft.com/office/drawing/2010/main" val="0"/>
-                        </a:ext>
-                      </a:extLst>
-                    </a:blip>
-                    <a:srcRect/>
-                    <a:stretch>
-                      <a:fillRect/>
-                    </a:stretch>
-                  </pic:blipFill>
-                  <pic:spPr bwMode="auto">
-                    <a:xfrm>
-                      <a:off x="0" y="0"/>
-                      <a:ext cx="5638800" cy="4004310"/>
-                    </a:xfrm>
-                    <a:prstGeom prst="rect">
-                      <a:avLst/>
-                    </a:prstGeom>
-                    <a:noFill/>
-                  </pic:spPr>
-                </pic:pic>
-              </a:graphicData>
-            </a:graphic>
-            <wp14:sizeRelH relativeFrom="page">
-              <wp14:pctWidth>0</wp14:pctWidth>
-            </wp14:sizeRelH>
-            <wp14:sizeRelV relativeFrom="page">
-              <wp14:pctHeight>0</wp14:pctHeight>
-            </wp14:sizeRelV>
-          </wp:anchor>
-        </w:drawing>
-      </w:r>
-      <w:r>
-        <w:rPr>
-          <w:rFonts w:cs="David"/>
-          <w:b/>
-          <w:bCs/>
-          <w:noProof/>
-          <w:sz w:val="28"/>
-          <w:szCs w:val="28"/>
-          <w:u w:val="single"/>
-        </w:rPr>
-        <w:drawing>
-          <wp:anchor distT="0" distB="0" distL="114300" distR="114300" simplePos="0" relativeHeight="251656192" behindDoc="0" locked="0" layoutInCell="1" allowOverlap="1" wp14:anchorId="49703DEF" wp14:editId="30410C9D">
-            <wp:simplePos x="0" y="0"/>
-            <wp:positionH relativeFrom="margin">
-              <wp:posOffset>492760</wp:posOffset>
-            </wp:positionH>
-            <wp:positionV relativeFrom="margin">
-              <wp:posOffset>300990</wp:posOffset>
-            </wp:positionV>
-            <wp:extent cx="5645150" cy="4017010"/>
-            <wp:effectExtent l="0" t="0" r="0" b="0"/>
-            <wp:wrapSquare wrapText="bothSides"/>
-            <wp:docPr id="6" name="תמונה 1"/>
-            <wp:cNvGraphicFramePr>
-              <a:graphicFrameLocks xmlns:a="http://schemas.openxmlformats.org/drawingml/2006/main" noChangeAspect="1"/>
-            </wp:cNvGraphicFramePr>
-            <a:graphic xmlns:a="http://schemas.openxmlformats.org/drawingml/2006/main">
-              <a:graphicData uri="http://schemas.openxmlformats.org/drawingml/2006/picture">
-                <pic:pic xmlns:pic="http://schemas.openxmlformats.org/drawingml/2006/picture">
-                  <pic:nvPicPr>
-                    <pic:cNvPr id="0" name="תמונה 1"/>
-                    <pic:cNvPicPr>
-                      <a:picLocks noChangeAspect="1" noChangeArrowheads="1"/>
-                    </pic:cNvPicPr>
-                  </pic:nvPicPr>
-                  <pic:blipFill>
-                    <a:blip r:embed="rId9">
-                      <a:extLst>
-                        <a:ext uri="{28A0092B-C50C-407E-A947-70E740481C1C}">
-                          <a14:useLocalDpi xmlns:a14="http://schemas.microsoft.com/office/drawing/2010/main" val="0"/>
-                        </a:ext>
-                      </a:extLst>
-                    </a:blip>
-                    <a:srcRect/>
-                    <a:stretch>
-                      <a:fillRect/>
-                    </a:stretch>
-                  </pic:blipFill>
-                  <pic:spPr bwMode="auto">
-                    <a:xfrm>
-                      <a:off x="0" y="0"/>
-                      <a:ext cx="5645150" cy="4017010"/>
-                    </a:xfrm>
-                    <a:prstGeom prst="rect">
-                      <a:avLst/>
-                    </a:prstGeom>
-                    <a:noFill/>
-                  </pic:spPr>
-                </pic:pic>
-              </a:graphicData>
-            </a:graphic>
-            <wp14:sizeRelH relativeFrom="page">
-              <wp14:pctWidth>0</wp14:pctWidth>
-            </wp14:sizeRelH>
-            <wp14:sizeRelV relativeFrom="page">
-              <wp14:pctHeight>0</wp14:pctHeight>
-            </wp14:sizeRelV>
-          </wp:anchor>
-        </w:drawing>
-      </w:r>
-    </w:p>
-    <w:p>
-      <w:pPr>
-        <w:jc w:val="center"/>
-        <w:rPr>
-          <w:rFonts w:cs="David"/>
-          <w:b/>
-          <w:bCs/>
-          <w:sz w:val="28"/>
-          <w:szCs w:val="28"/>
-          <w:u w:val="single"/>
-          <w:rtl/>
-        </w:rPr>
-      </w:pPr>
-    </w:p>
-    <w:p>
-      <w:pPr>
-        <w:jc w:val="center"/>
-        <w:rPr>
-          <w:rFonts w:cs="David"/>
-          <w:b/>
-          <w:bCs/>
-          <w:sz w:val="28"/>
-          <w:szCs w:val="28"/>
-          <w:u w:val="single"/>
-        </w:rPr>
-      </w:pPr>
-    </w:p>
-    <w:p>
-      <w:pPr>
-        <w:jc w:val="center"/>
-        <w:rPr>
-          <w:rFonts w:cs="David"/>
-          <w:b/>
-          <w:bCs/>
-          <w:sz w:val="28"/>
-          <w:szCs w:val="28"/>
-          <w:u w:val="single"/>
-        </w:rPr>
-      </w:pPr>
-    </w:p>
-    <w:p>
-      <w:pPr>
-        <w:jc w:val="center"/>
-        <w:rPr>
-          <w:rFonts w:cs="David"/>
-          <w:b/>
-          <w:bCs/>
-          <w:sz w:val="28"/>
-          <w:szCs w:val="28"/>
-          <w:u w:val="single"/>
-        </w:rPr>
-      </w:pPr>
-    </w:p>
-    <w:p>
-      <w:pPr>
-        <w:jc w:val="center"/>
-        <w:rPr>
-          <w:rFonts w:cs="David"/>
-          <w:b/>
-          <w:bCs/>
-          <w:sz w:val="28"/>
-          <w:szCs w:val="28"/>
-          <w:u w:val="single"/>
-        </w:rPr>
-      </w:pPr>
-    </w:p>
-    <w:p>
-      <w:pPr>
-        <w:jc w:val="center"/>
-        <w:rPr>
-          <w:rFonts w:cs="David"/>
-          <w:b/>
-          <w:bCs/>
-          <w:sz w:val="28"/>
-          <w:szCs w:val="28"/>
-          <w:u w:val="single"/>
-        </w:rPr>
-      </w:pPr>
-    </w:p>
-    <w:p>
-      <w:pPr>
-        <w:jc w:val="center"/>
-        <w:rPr>
-          <w:rFonts w:cs="David"/>
-          <w:b/>
-          <w:bCs/>
-          <w:sz w:val="28"/>
-          <w:szCs w:val="28"/>
-          <w:u w:val="single"/>
-        </w:rPr>
-      </w:pPr>
-    </w:p>
-    <w:p>
-      <w:pPr>
-        <w:jc w:val="center"/>
-        <w:rPr>
-          <w:rFonts w:cs="David"/>
-          <w:b/>
-          <w:bCs/>
-          <w:sz w:val="28"/>
-          <w:szCs w:val="28"/>
-          <w:u w:val="single"/>
-        </w:rPr>
-      </w:pPr>
-    </w:p>
-    <w:p>
-      <w:pPr>
-        <w:jc w:val="center"/>
-        <w:rPr>
-          <w:rFonts w:cs="David"/>
-          <w:b/>
-          <w:bCs/>
-          <w:sz w:val="28"/>
-          <w:szCs w:val="28"/>
-          <w:u w:val="single"/>
-        </w:rPr>
-      </w:pPr>
-    </w:p>
-    <w:p>
-      <w:pPr>
-        <w:jc w:val="center"/>
-        <w:rPr>
-          <w:rFonts w:cs="David"/>
-          <w:b/>
-          <w:bCs/>
-          <w:sz w:val="28"/>
-          <w:szCs w:val="28"/>
-          <w:u w:val="single"/>
-        </w:rPr>
-      </w:pPr>
-    </w:p>
-    <w:p>
-      <w:pPr>
-        <w:jc w:val="center"/>
-        <w:rPr>
-          <w:rFonts w:cs="David"/>
-          <w:b/>
-          <w:bCs/>
-          <w:sz w:val="28"/>
-          <w:szCs w:val="28"/>
-          <w:u w:val="single"/>
-        </w:rPr>
-      </w:pPr>
-    </w:p>
-    <w:p>
-      <w:pPr>
-        <w:jc w:val="center"/>
-        <w:rPr>
-          <w:rFonts w:cs="David"/>
-          <w:b/>
-          <w:bCs/>
-          <w:sz w:val="28"/>
-          <w:szCs w:val="28"/>
-          <w:u w:val="single"/>
-        </w:rPr>
-      </w:pPr>
-    </w:p>
-    <w:p>
-      <w:pPr>
-        <w:jc w:val="center"/>
-        <w:rPr>
-          <w:rFonts w:cs="David"/>
-          <w:b/>
-          <w:bCs/>
-          <w:sz w:val="28"/>
-          <w:szCs w:val="28"/>
-          <w:u w:val="single"/>
-        </w:rPr>
-      </w:pPr>
-    </w:p>
-    <w:p>
-      <w:pPr>
-        <w:jc w:val="center"/>
-        <w:rPr>
-          <w:rFonts w:cs="David"/>
-          <w:b/>
-          <w:bCs/>
-          <w:sz w:val="28"/>
-          <w:szCs w:val="28"/>
-          <w:u w:val="single"/>
-        </w:rPr>
-      </w:pPr>
-      <w:r>
-        <w:rPr>
-          <w:rFonts w:cs="David"/>
-          <w:b/>
-          <w:bCs/>
-          <w:noProof/>
-          <w:sz w:val="28"/>
-          <w:szCs w:val="28"/>
-          <w:u w:val="single"/>
-        </w:rPr>
-        <w:drawing>
-          <wp:anchor distT="0" distB="0" distL="114300" distR="114300" simplePos="0" relativeHeight="251658240" behindDoc="0" locked="0" layoutInCell="1" allowOverlap="1" wp14:anchorId="7204DA2E" wp14:editId="7857770F">
-            <wp:simplePos x="0" y="0"/>
-            <wp:positionH relativeFrom="margin">
-              <wp:align>center</wp:align>
-            </wp:positionH>
-            <wp:positionV relativeFrom="margin">
-              <wp:align>top</wp:align>
-            </wp:positionV>
-            <wp:extent cx="5656580" cy="4003675"/>
-            <wp:effectExtent l="0" t="0" r="0" b="0"/>
-            <wp:wrapSquare wrapText="bothSides"/>
-            <wp:docPr id="8" name="תמונה 4"/>
-            <wp:cNvGraphicFramePr>
-              <a:graphicFrameLocks xmlns:a="http://schemas.openxmlformats.org/drawingml/2006/main" noChangeAspect="1"/>
-            </wp:cNvGraphicFramePr>
-            <a:graphic xmlns:a="http://schemas.openxmlformats.org/drawingml/2006/main">
-              <a:graphicData uri="http://schemas.openxmlformats.org/drawingml/2006/picture">
-                <pic:pic xmlns:pic="http://schemas.openxmlformats.org/drawingml/2006/picture">
-                  <pic:nvPicPr>
-                    <pic:cNvPr id="0" name="Picture 8"/>
-                    <pic:cNvPicPr>
-                      <a:picLocks noChangeAspect="1" noChangeArrowheads="1"/>
-                    </pic:cNvPicPr>
-                  </pic:nvPicPr>
-                  <pic:blipFill>
-                    <a:blip r:embed="rId10">
-                      <a:extLst>
-                        <a:ext uri="{28A0092B-C50C-407E-A947-70E740481C1C}">
-                          <a14:useLocalDpi xmlns:a14="http://schemas.microsoft.com/office/drawing/2010/main" val="0"/>
-                        </a:ext>
-                      </a:extLst>
-                    </a:blip>
-                    <a:srcRect/>
-                    <a:stretch>
-                      <a:fillRect/>
-                    </a:stretch>
-                  </pic:blipFill>
-                  <pic:spPr bwMode="auto">
-                    <a:xfrm>
-                      <a:off x="0" y="0"/>
-                      <a:ext cx="5656580" cy="4003675"/>
-                    </a:xfrm>
-                    <a:prstGeom prst="rect">
-                      <a:avLst/>
-                    </a:prstGeom>
-                    <a:noFill/>
-                  </pic:spPr>
-                </pic:pic>
-              </a:graphicData>
-            </a:graphic>
-            <wp14:sizeRelH relativeFrom="page">
-              <wp14:pctWidth>0</wp14:pctWidth>
-            </wp14:sizeRelH>
-            <wp14:sizeRelV relativeFrom="page">
-              <wp14:pctHeight>0</wp14:pctHeight>
-            </wp14:sizeRelV>
-          </wp:anchor>
-        </w:drawing>
-      </w:r>
-    </w:p>
-    <w:p>
-      <w:pPr>
-        <w:jc w:val="center"/>
-        <w:rPr>
-          <w:rFonts w:cs="David"/>
-          <w:b/>
-          <w:bCs/>
-          <w:sz w:val="28"/>
-          <w:szCs w:val="28"/>
-          <w:u w:val="single"/>
-        </w:rPr>
-      </w:pPr>
-    </w:p>
-    <w:p>
-      <w:pPr>
-        <w:jc w:val="center"/>
-        <w:rPr>
-          <w:rFonts w:cs="David"/>
-          <w:b/>
-          <w:bCs/>
-          <w:sz w:val="28"/>
-          <w:szCs w:val="28"/>
-          <w:u w:val="single"/>
-        </w:rPr>
-      </w:pPr>
-    </w:p>
-    <w:p>
-      <w:pPr>
-        <w:jc w:val="center"/>
-        <w:rPr>
-          <w:rFonts w:cs="David"/>
-          <w:b/>
-          <w:bCs/>
-          <w:sz w:val="28"/>
-          <w:szCs w:val="28"/>
-          <w:u w:val="single"/>
-        </w:rPr>
-      </w:pPr>
-    </w:p>
-    <w:p>
-      <w:pPr>
-        <w:jc w:val="center"/>
-        <w:rPr>
-          <w:rFonts w:cs="David"/>
-          <w:b/>
-          <w:bCs/>
-          <w:sz w:val="28"/>
-          <w:szCs w:val="28"/>
-          <w:u w:val="single"/>
-        </w:rPr>
-      </w:pPr>
-    </w:p>
-    <w:p>
-      <w:pPr>
-        <w:jc w:val="center"/>
-        <w:rPr>
-          <w:rFonts w:cs="David"/>
-          <w:b/>
-          <w:bCs/>
-          <w:sz w:val="28"/>
-          <w:szCs w:val="28"/>
-          <w:u w:val="single"/>
-        </w:rPr>
-      </w:pPr>
-    </w:p>
-    <w:p>
-      <w:pPr>
-        <w:jc w:val="center"/>
-        <w:rPr>
-          <w:rFonts w:cs="David"/>
-          <w:b/>
-          <w:bCs/>
-          <w:sz w:val="28"/>
-          <w:szCs w:val="28"/>
-          <w:u w:val="single"/>
-        </w:rPr>
-      </w:pPr>
-    </w:p>
-    <w:p>
-      <w:pPr>
-        <w:jc w:val="center"/>
-        <w:rPr>
-          <w:rFonts w:cs="David"/>
-          <w:b/>
-          <w:bCs/>
-          <w:sz w:val="28"/>
-          <w:szCs w:val="28"/>
-          <w:u w:val="single"/>
-        </w:rPr>
-      </w:pPr>
-    </w:p>
-    <w:p>
-      <w:pPr>
-        <w:jc w:val="center"/>
-        <w:rPr>
-          <w:rFonts w:cs="David"/>
-          <w:b/>
-          <w:bCs/>
-          <w:sz w:val="28"/>
-          <w:szCs w:val="28"/>
-          <w:u w:val="single"/>
-        </w:rPr>
-      </w:pPr>
-    </w:p>
-    <w:p>
-      <w:pPr>
-        <w:jc w:val="center"/>
-        <w:rPr>
-          <w:rFonts w:cs="David"/>
-          <w:b/>
-          <w:bCs/>
-          <w:sz w:val="28"/>
-          <w:szCs w:val="28"/>
-          <w:u w:val="single"/>
-        </w:rPr>
-      </w:pPr>
-    </w:p>
-    <w:p>
-      <w:pPr>
-        <w:jc w:val="center"/>
-        <w:rPr>
-          <w:rFonts w:cs="David"/>
-          <w:b/>
-          <w:bCs/>
-          <w:sz w:val="28"/>
-          <w:szCs w:val="28"/>
-          <w:u w:val="single"/>
-        </w:rPr>
-      </w:pPr>
-    </w:p>
-    <w:p>
-      <w:pPr>
-        <w:jc w:val="center"/>
-        <w:rPr>
-          <w:rFonts w:cs="David"/>
-          <w:b/>
-          <w:bCs/>
-          <w:sz w:val="28"/>
-          <w:szCs w:val="28"/>
-          <w:u w:val="single"/>
-        </w:rPr>
-      </w:pPr>
-    </w:p>
-    <w:p>
-      <w:pPr>
-        <w:jc w:val="center"/>
-        <w:rPr>
-          <w:rFonts w:cs="David"/>
-          <w:b/>
-          <w:bCs/>
-          <w:sz w:val="28"/>
-          <w:szCs w:val="28"/>
-          <w:u w:val="single"/>
-        </w:rPr>
-      </w:pPr>
-    </w:p>
-    <w:p>
-      <w:pPr>
-        <w:jc w:val="center"/>
-        <w:rPr>
-          <w:rFonts w:cs="David"/>
-          <w:b/>
-          <w:bCs/>
-          <w:sz w:val="28"/>
-          <w:szCs w:val="28"/>
-          <w:u w:val="single"/>
-        </w:rPr>
-      </w:pPr>
-    </w:p>
-    <w:p>
-      <w:pPr>
-        <w:jc w:val="center"/>
-        <w:rPr>
-          <w:rFonts w:cs="David"/>
-          <w:b/>
-          <w:bCs/>
-          <w:sz w:val="28"/>
-          <w:szCs w:val="28"/>
-          <w:u w:val="single"/>
-        </w:rPr>
-      </w:pPr>
-    </w:p>
-    <w:p>
-      <w:pPr>
-        <w:jc w:val="center"/>
-        <w:rPr>
-          <w:rFonts w:cs="David"/>
-          <w:b/>
-          <w:bCs/>
-          <w:sz w:val="28"/>
-          <w:szCs w:val="28"/>
-          <w:u w:val="single"/>
-          <w:rtl/>
-        </w:rPr>
-      </w:pPr>
-    </w:p>
-    <w:p>
-      <w:pPr>
-        <w:jc w:val="center"/>
-        <w:rPr>
-          <w:rFonts w:cs="David"/>
-          <w:b/>
-          <w:bCs/>
-          <w:sz w:val="28"/>
-          <w:szCs w:val="28"/>
-          <w:u w:val="single"/>
-        </w:rPr>
-      </w:pPr>
-    </w:p>
-    <w:p>
-      <w:pPr>
-        <w:jc w:val="center"/>
-        <w:rPr>
-          <w:rFonts w:cs="David"/>
-          <w:b/>
-          <w:bCs/>
-          <w:sz w:val="28"/>
-          <w:szCs w:val="28"/>
-          <w:u w:val="single"/>
-        </w:rPr>
-      </w:pPr>
-    </w:p>
-    <w:p>
-      <w:pPr>
-        <w:jc w:val="center"/>
-        <w:rPr>
-          <w:rFonts w:cs="David"/>
-          <w:b/>
-          <w:bCs/>
-          <w:sz w:val="28"/>
-          <w:szCs w:val="28"/>
-          <w:u w:val="single"/>
-        </w:rPr>
-      </w:pPr>
-    </w:p>
-    <w:p>
-      <w:pPr>
-        <w:jc w:val="center"/>
-        <w:rPr>
-          <w:rFonts w:cs="David"/>
-          <w:b/>
-          <w:bCs/>
-          <w:sz w:val="28"/>
-          <w:szCs w:val="28"/>
-          <w:u w:val="single"/>
-        </w:rPr>
-      </w:pPr>
-    </w:p>
-    <w:p>
-      <w:pPr>
-        <w:jc w:val="center"/>
-        <w:rPr>
-          <w:rFonts w:cs="David"/>
-          <w:b/>
-          <w:bCs/>
-          <w:sz w:val="28"/>
-          <w:szCs w:val="28"/>
-          <w:u w:val="single"/>
-        </w:rPr>
-      </w:pPr>
-    </w:p>
-    <w:p>
-      <w:pPr>
-        <w:jc w:val="center"/>
-        <w:rPr>
-          <w:rFonts w:cs="David"/>
-          <w:b/>
-          <w:bCs/>
-          <w:sz w:val="28"/>
-          <w:szCs w:val="28"/>
-          <w:u w:val="single"/>
-        </w:rPr>
-      </w:pPr>
-    </w:p>
-    <w:p>
-      <w:pPr>
-        <w:jc w:val="center"/>
-        <w:rPr>
-          <w:rFonts w:cs="David"/>
-          <w:b/>
-          <w:bCs/>
-          <w:sz w:val="28"/>
-          <w:szCs w:val="28"/>
-          <w:u w:val="single"/>
-        </w:rPr>
-      </w:pPr>
-    </w:p>
-    <w:p>
-      <w:pPr>
-        <w:jc w:val="center"/>
-        <w:rPr>
-          <w:rFonts w:cs="David"/>
-          <w:b/>
-          <w:bCs/>
-          <w:sz w:val="28"/>
-          <w:szCs w:val="28"/>
-          <w:u w:val="single"/>
-        </w:rPr>
-      </w:pPr>
-    </w:p>
-    <w:p>
-      <w:pPr>
-        <w:jc w:val="center"/>
-        <w:rPr>
-          <w:rFonts w:cs="David"/>
-          <w:b/>
-          <w:bCs/>
-          <w:sz w:val="28"/>
-          <w:szCs w:val="28"/>
-          <w:u w:val="single"/>
-        </w:rPr>
-      </w:pPr>
-    </w:p>
-    <w:p>
-      <w:pPr>
-        <w:jc w:val="center"/>
-        <w:rPr>
-          <w:rFonts w:cs="David"/>
-          <w:b/>
-          <w:bCs/>
-          <w:sz w:val="28"/>
-          <w:szCs w:val="28"/>
-          <w:u w:val="single"/>
-        </w:rPr>
-      </w:pPr>
-    </w:p>
-    <w:p>
-      <w:pPr>
-        <w:jc w:val="center"/>
-        <w:rPr>
-          <w:rFonts w:cs="David"/>
-          <w:b/>
-          <w:bCs/>
-          <w:sz w:val="28"/>
-          <w:szCs w:val="28"/>
-          <w:u w:val="single"/>
-        </w:rPr>
-      </w:pPr>
-    </w:p>
-    <w:p>
-      <w:pPr>
-        <w:jc w:val="center"/>
-        <w:rPr>
-          <w:rFonts w:cs="David"/>
-          <w:b/>
-          <w:bCs/>
-          <w:sz w:val="28"/>
-          <w:szCs w:val="28"/>
-          <w:u w:val="single"/>
-        </w:rPr>
-      </w:pPr>
-      <w:r>
-        <w:rPr>
-          <w:rFonts w:cs="David"/>
-          <w:b/>
-          <w:bCs/>
-          <w:noProof/>
-          <w:sz w:val="28"/>
-          <w:szCs w:val="28"/>
-          <w:u w:val="single"/>
-        </w:rPr>
-        <w:drawing>
-          <wp:anchor distT="0" distB="0" distL="114300" distR="114300" simplePos="0" relativeHeight="251659264" behindDoc="0" locked="0" layoutInCell="1" allowOverlap="1" wp14:anchorId="3F33072E" wp14:editId="7416B240">
-            <wp:simplePos x="0" y="0"/>
-            <wp:positionH relativeFrom="margin">
-              <wp:posOffset>514350</wp:posOffset>
-            </wp:positionH>
-            <wp:positionV relativeFrom="margin">
-              <wp:posOffset>4350385</wp:posOffset>
-            </wp:positionV>
-            <wp:extent cx="5608320" cy="3969385"/>
-            <wp:effectExtent l="0" t="0" r="0" b="0"/>
-            <wp:wrapSquare wrapText="bothSides"/>
-            <wp:docPr id="9" name="תמונה 3"/>
-            <wp:cNvGraphicFramePr>
-              <a:graphicFrameLocks xmlns:a="http://schemas.openxmlformats.org/drawingml/2006/main" noChangeAspect="1"/>
-            </wp:cNvGraphicFramePr>
-            <a:graphic xmlns:a="http://schemas.openxmlformats.org/drawingml/2006/main">
-              <a:graphicData uri="http://schemas.openxmlformats.org/drawingml/2006/picture">
-                <pic:pic xmlns:pic="http://schemas.openxmlformats.org/drawingml/2006/picture">
-                  <pic:nvPicPr>
-                    <pic:cNvPr id="0" name="Picture 9"/>
-                    <pic:cNvPicPr>
-                      <a:picLocks noChangeAspect="1" noChangeArrowheads="1"/>
-                    </pic:cNvPicPr>
-                  </pic:nvPicPr>
-                  <pic:blipFill>
-                    <a:blip r:embed="rId11">
-                      <a:extLst>
-                        <a:ext uri="{28A0092B-C50C-407E-A947-70E740481C1C}">
-                          <a14:useLocalDpi xmlns:a14="http://schemas.microsoft.com/office/drawing/2010/main" val="0"/>
-                        </a:ext>
-                      </a:extLst>
-                    </a:blip>
-                    <a:srcRect/>
-                    <a:stretch>
-                      <a:fillRect/>
-                    </a:stretch>
-                  </pic:blipFill>
-                  <pic:spPr bwMode="auto">
-                    <a:xfrm>
-                      <a:off x="0" y="0"/>
-                      <a:ext cx="5608320" cy="3969385"/>
-                    </a:xfrm>
-                    <a:prstGeom prst="rect">
-                      <a:avLst/>
-                    </a:prstGeom>
-                    <a:noFill/>
-                  </pic:spPr>
-                </pic:pic>
-              </a:graphicData>
-            </a:graphic>
-            <wp14:sizeRelH relativeFrom="page">
-              <wp14:pctWidth>0</wp14:pctWidth>
-            </wp14:sizeRelH>
-            <wp14:sizeRelV relativeFrom="page">
-              <wp14:pctHeight>0</wp14:pctHeight>
-            </wp14:sizeRelV>
-          </wp:anchor>
-        </w:drawing>
-      </w:r>
-    </w:p>
-    <w:p>
-      <w:pPr>
-        <w:jc w:val="center"/>
-        <w:rPr>
-          <w:rFonts w:cs="David"/>
-          <w:b/>
-          <w:bCs/>
-          <w:sz w:val="28"/>
-          <w:szCs w:val="28"/>
-          <w:u w:val="single"/>
-        </w:rPr>
-      </w:pPr>
-    </w:p>
-    <w:p>
-      <w:pPr>
-        <w:jc w:val="center"/>
-        <w:rPr>
-          <w:rFonts w:cs="David"/>
-          <w:b/>
-          <w:bCs/>
-          <w:sz w:val="28"/>
-          <w:szCs w:val="28"/>
-          <w:u w:val="single"/>
-        </w:rPr>
-      </w:pPr>
-    </w:p>
-    <w:p>
-      <w:pPr>
-        <w:jc w:val="center"/>
-        <w:rPr>
-          <w:rFonts w:cs="David"/>
-          <w:b/>
-          <w:bCs/>
-          <w:sz w:val="28"/>
-          <w:szCs w:val="28"/>
-          <w:u w:val="single"/>
-        </w:rPr>
-      </w:pPr>
-    </w:p>
-    <w:p>
-      <w:pPr>
-        <w:jc w:val="center"/>
-        <w:rPr>
-          <w:rFonts w:cs="David"/>
-          <w:b/>
-          <w:bCs/>
-          <w:sz w:val="28"/>
-          <w:szCs w:val="28"/>
-          <w:u w:val="single"/>
-        </w:rPr>
-      </w:pPr>
-    </w:p>
-    <w:p>
-      <w:pPr>
-        <w:jc w:val="center"/>
-        <w:rPr>
-          <w:rFonts w:cs="David"/>
-          <w:b/>
-          <w:bCs/>
-          <w:sz w:val="28"/>
-          <w:szCs w:val="28"/>
-          <w:u w:val="single"/>
-        </w:rPr>
-      </w:pPr>
-    </w:p>
-    <w:p>
-      <w:pPr>
-        <w:jc w:val="center"/>
-        <w:rPr>
-          <w:rFonts w:cs="David"/>
-          <w:b/>
-          <w:bCs/>
-          <w:sz w:val="28"/>
-          <w:szCs w:val="28"/>
-          <w:u w:val="single"/>
-        </w:rPr>
-      </w:pPr>
-    </w:p>
-    <w:p>
-      <w:pPr>
-        <w:jc w:val="center"/>
-        <w:rPr>
-          <w:rFonts w:cs="David"/>
-          <w:b/>
-          <w:bCs/>
-          <w:sz w:val="28"/>
-          <w:szCs w:val="28"/>
-          <w:u w:val="single"/>
-        </w:rPr>
-      </w:pPr>
-    </w:p>
-    <w:p>
-      <w:pPr>
-        <w:jc w:val="center"/>
-        <w:rPr>
-          <w:rFonts w:cs="David"/>
-          <w:b/>
-          <w:bCs/>
-          <w:sz w:val="28"/>
-          <w:szCs w:val="28"/>
-          <w:u w:val="single"/>
-        </w:rPr>
-      </w:pPr>
-    </w:p>
-    <w:p>
-      <w:pPr>
-        <w:jc w:val="center"/>
-        <w:rPr>
-          <w:rFonts w:cs="David"/>
-          <w:b/>
-          <w:bCs/>
-          <w:sz w:val="28"/>
-          <w:szCs w:val="28"/>
-          <w:u w:val="single"/>
-        </w:rPr>
-      </w:pPr>
-      <w:r>
-        <w:rPr>
-          <w:rFonts w:cs="David"/>
-          <w:b/>
-          <w:bCs/>
-          <w:noProof/>
-          <w:sz w:val="28"/>
-          <w:szCs w:val="28"/>
-          <w:u w:val="single"/>
-        </w:rPr>
-        <w:drawing>
-          <wp:inline distT="0" distB="0" distL="0" distR="0" wp14:anchorId="0999449E" wp14:editId="4C392F3B">
-            <wp:extent cx="5747385" cy="8098790"/>
-            <wp:effectExtent l="0" t="0" r="0" b="0"/>
-            <wp:docPr id="3" name="תמונה 1"/>
-            <wp:cNvGraphicFramePr>
-              <a:graphicFrameLocks xmlns:a="http://schemas.openxmlformats.org/drawingml/2006/main" noChangeAspect="1"/>
-            </wp:cNvGraphicFramePr>
-            <a:graphic xmlns:a="http://schemas.openxmlformats.org/drawingml/2006/main">
-              <a:graphicData uri="http://schemas.openxmlformats.org/drawingml/2006/picture">
-                <pic:pic xmlns:pic="http://schemas.openxmlformats.org/drawingml/2006/picture">
-                  <pic:nvPicPr>
-                    <pic:cNvPr id="0" name="תמונה 1"/>
-                    <pic:cNvPicPr>
-                      <a:picLocks noChangeAspect="1" noChangeArrowheads="1"/>
-                    </pic:cNvPicPr>
-                  </pic:nvPicPr>
-                  <pic:blipFill>
-                    <a:blip r:embed="rId12">
-                      <a:extLst>
-                        <a:ext uri="{28A0092B-C50C-407E-A947-70E740481C1C}">
-                          <a14:useLocalDpi xmlns:a14="http://schemas.microsoft.com/office/drawing/2010/main" val="0"/>
-                        </a:ext>
-                      </a:extLst>
-                    </a:blip>
-                    <a:srcRect/>
-                    <a:stretch>
-                      <a:fillRect/>
-                    </a:stretch>
-                  </pic:blipFill>
-                  <pic:spPr bwMode="auto">
-                    <a:xfrm>
-                      <a:off x="0" y="0"/>
-                      <a:ext cx="5747385" cy="8098790"/>
-                    </a:xfrm>
-                    <a:prstGeom prst="rect">
-                      <a:avLst/>
-                    </a:prstGeom>
-                    <a:noFill/>
-                    <a:ln>
-                      <a:noFill/>
-                    </a:ln>
-                  </pic:spPr>
-                </pic:pic>
-              </a:graphicData>
-            </a:graphic>
-          </wp:inline>
-        </w:drawing>
-      </w:r>
-    </w:p>
-    <w:p>
-      <w:pPr>
-        <w:jc w:val="center"/>
-        <w:rPr>
-          <w:rFonts w:cs="David"/>
-          <w:b/>
-          <w:bCs/>
-          <w:sz w:val="28"/>
-          <w:szCs w:val="28"/>
-          <w:u w:val="single"/>
-          <w:rtl/>
-        </w:rPr>
-      </w:pPr>
-    </w:p>
-    <w:p>
-      <w:pPr>
-        <w:jc w:val="center"/>
-        <w:rPr>
-          <w:rFonts w:cs="David" w:hint="cs"/>
-          <w:b/>
-          <w:bCs/>
-          <w:sz w:val="36"/>
-          <w:szCs w:val="36"/>
-          <w:u w:val="single"/>
-          <w:rtl/>
-        </w:rPr>
-      </w:pPr>
-      <w:r>
-        <w:rPr>
-          <w:rFonts w:cs="David"/>
-          <w:b/>
-          <w:bCs/>
-          <w:noProof/>
-          <w:sz w:val="28"/>
-          <w:szCs w:val="28"/>
-          <w:u w:val="single"/>
-        </w:rPr>
-        <w:drawing>
-          <wp:inline distT="0" distB="0" distL="0" distR="0" wp14:anchorId="57EA1147" wp14:editId="62AD17DC">
-            <wp:extent cx="5747385" cy="8164195"/>
-            <wp:effectExtent l="0" t="0" r="0" b="0"/>
-            <wp:docPr id="4" name="תמונה 2"/>
-            <wp:cNvGraphicFramePr>
-              <a:graphicFrameLocks xmlns:a="http://schemas.openxmlformats.org/drawingml/2006/main" noChangeAspect="1"/>
-            </wp:cNvGraphicFramePr>
-            <a:graphic xmlns:a="http://schemas.openxmlformats.org/drawingml/2006/main">
-              <a:graphicData uri="http://schemas.openxmlformats.org/drawingml/2006/picture">
-                <pic:pic xmlns:pic="http://schemas.openxmlformats.org/drawingml/2006/picture">
-                  <pic:nvPicPr>
-                    <pic:cNvPr id="0" name="Picture 4"/>
-                    <pic:cNvPicPr>
-                      <a:picLocks noChangeAspect="1" noChangeArrowheads="1"/>
-                    </pic:cNvPicPr>
-                  </pic:nvPicPr>
-                  <pic:blipFill>
-                    <a:blip r:embed="rId13">
-                      <a:extLst>
-                        <a:ext uri="{28A0092B-C50C-407E-A947-70E740481C1C}">
-                          <a14:useLocalDpi xmlns:a14="http://schemas.microsoft.com/office/drawing/2010/main" val="0"/>
-                        </a:ext>
-                      </a:extLst>
-                    </a:blip>
-                    <a:srcRect/>
-                    <a:stretch>
-                      <a:fillRect/>
-                    </a:stretch>
-                  </pic:blipFill>
-                  <pic:spPr bwMode="auto">
-                    <a:xfrm>
-                      <a:off x="0" y="0"/>
-                      <a:ext cx="5747385" cy="8164195"/>
-                    </a:xfrm>
-                    <a:prstGeom prst="rect">
-                      <a:avLst/>
-                    </a:prstGeom>
-                    <a:noFill/>
-                    <a:ln>
-                      <a:noFill/>
-                    </a:ln>
-                  </pic:spPr>
-                </pic:pic>
-              </a:graphicData>
-            </a:graphic>
-          </wp:inline>
-        </w:drawing>
+          <w:color w:val="FFFFFF"/>
+          <w:sz w:val="10"/>
+          <w:szCs w:val="10"/>
+        </w:rPr>
+        <w:t xml:space="preserve">SIGNATUREHERE</w:t>
       </w:r>
     </w:p>
     <w:sectPr>

--- a/apps/api/templates/ע-ריח-הצעת-מחיר-לבדיקת-ריח-עלידי-צוות-מריחים.docx
+++ b/apps/api/templates/ע-ריח-הצעת-מחיר-לבדיקת-ריח-עלידי-צוות-מריחים.docx
@@ -1082,7 +1082,8 @@
     <w:tbl>
       <w:tblPr>
         <w:bidiVisual/>
-        <w:tblW w:w="0" w:type="auto"/>
+        <w:tblW w:w="10466" w:type="dxa"/>
+        <w:tblLayout w:type="fixed"/>
         <w:tblBorders>
           <w:top w:val="single" w:sz="4" w:space="0" w:color="auto"/>
           <w:left w:val="single" w:sz="4" w:space="0" w:color="auto"/>
@@ -1094,867 +1095,25 @@
         <w:tblLook w:val="04A0" w:firstRow="1" w:lastRow="0" w:firstColumn="1" w:lastColumn="0" w:noHBand="0" w:noVBand="1"/>
       </w:tblPr>
       <w:tblGrid>
-        <w:gridCol w:w="911"/>
-        <w:gridCol w:w="911"/>
-        <w:gridCol w:w="3142"/>
-        <w:gridCol w:w="851"/>
-        <w:gridCol w:w="1177"/>
-        <w:gridCol w:w="1073"/>
-        <w:gridCol w:w="1764"/>
+        <w:gridCol w:w="700"/>
+        <w:gridCol w:w="900"/>
+        <w:gridCol w:w="2900"/>
+        <w:gridCol w:w="900"/>
+        <w:gridCol w:w="1400"/>
+        <w:gridCol w:w="1400"/>
+        <w:gridCol w:w="2266"/>
       </w:tblGrid>
       <w:tr>
         <w:tc>
           <w:tcPr>
-            <w:tcW w:w="911" w:type="dxa"/>
-          </w:tcPr>
-          <w:p>
-            <w:pPr>
-              <w:rPr>
-                <w:rFonts w:cs="David" w:hint="cs"/>
-                <w:b/>
-                <w:bCs/>
-                <w:sz w:val="28"/>
-                <w:szCs w:val="28"/>
-                <w:rtl/>
-              </w:rPr>
-            </w:pPr>
-            <w:r>
-              <w:rPr>
-                <w:rFonts w:cs="David" w:hint="cs"/>
-                <w:b/>
-                <w:bCs/>
-                <w:sz w:val="28"/>
-                <w:szCs w:val="28"/>
-                <w:rtl/>
-              </w:rPr>
-              <w:t>שורה</w:t>
-            </w:r>
-          </w:p>
-        </w:tc>
-        <w:tc>
-          <w:tcPr>
-            <w:tcW w:w="911" w:type="dxa"/>
-          </w:tcPr>
-          <w:p>
-            <w:pPr>
-              <w:rPr>
-                <w:rFonts w:cs="David" w:hint="cs"/>
-                <w:b/>
-                <w:bCs/>
-                <w:sz w:val="28"/>
-                <w:szCs w:val="28"/>
-                <w:rtl/>
-              </w:rPr>
-            </w:pPr>
-            <w:r>
-              <w:rPr>
-                <w:rFonts w:cs="David" w:hint="cs"/>
-                <w:b/>
-                <w:bCs/>
-                <w:sz w:val="28"/>
-                <w:szCs w:val="28"/>
-                <w:rtl/>
-              </w:rPr>
-              <w:t xml:space="preserve">מק"ט </w:t>
-            </w:r>
-          </w:p>
-        </w:tc>
-        <w:tc>
-          <w:tcPr>
-            <w:tcW w:w="3142" w:type="dxa"/>
-          </w:tcPr>
-          <w:p>
-            <w:pPr>
-              <w:rPr>
-                <w:rFonts w:cs="David" w:hint="cs"/>
-                <w:b/>
-                <w:bCs/>
-                <w:sz w:val="28"/>
-                <w:szCs w:val="28"/>
-                <w:rtl/>
-              </w:rPr>
-            </w:pPr>
-            <w:r>
-              <w:rPr>
-                <w:rFonts w:cs="David" w:hint="cs"/>
-                <w:b/>
-                <w:bCs/>
-                <w:sz w:val="28"/>
-                <w:szCs w:val="28"/>
-                <w:rtl/>
-              </w:rPr>
-              <w:t>תיאור המוצר</w:t>
-            </w:r>
-          </w:p>
-        </w:tc>
-        <w:tc>
-          <w:tcPr>
-            <w:tcW w:w="851" w:type="dxa"/>
-          </w:tcPr>
-          <w:p>
-            <w:pPr>
-              <w:rPr>
-                <w:rFonts w:cs="David" w:hint="cs"/>
-                <w:b/>
-                <w:bCs/>
-                <w:sz w:val="28"/>
-                <w:szCs w:val="28"/>
-                <w:rtl/>
-              </w:rPr>
-            </w:pPr>
-            <w:r>
-              <w:rPr>
-                <w:rFonts w:cs="David" w:hint="cs"/>
-                <w:b/>
-                <w:bCs/>
-                <w:sz w:val="28"/>
-                <w:szCs w:val="28"/>
-                <w:rtl/>
-              </w:rPr>
-              <w:t>כמות</w:t>
-            </w:r>
-          </w:p>
-        </w:tc>
-        <w:tc>
-          <w:tcPr>
-            <w:tcW w:w="1177" w:type="dxa"/>
-          </w:tcPr>
-          <w:p>
-            <w:pPr>
-              <w:rPr>
-                <w:rFonts w:cs="David" w:hint="cs"/>
-                <w:b/>
-                <w:bCs/>
-                <w:sz w:val="28"/>
-                <w:szCs w:val="28"/>
-                <w:rtl/>
-              </w:rPr>
-            </w:pPr>
-            <w:r>
-              <w:rPr>
-                <w:rFonts w:cs="David" w:hint="cs"/>
-                <w:b/>
-                <w:bCs/>
-                <w:sz w:val="28"/>
-                <w:szCs w:val="28"/>
-                <w:rtl/>
-              </w:rPr>
-              <w:t>מחיר ליחידה</w:t>
-            </w:r>
-          </w:p>
-        </w:tc>
-        <w:tc>
-          <w:tcPr>
-            <w:tcW w:w="1073" w:type="dxa"/>
-          </w:tcPr>
-          <w:p>
-            <w:pPr>
-              <w:rPr>
-                <w:rFonts w:cs="David" w:hint="cs"/>
-                <w:b/>
-                <w:bCs/>
-                <w:sz w:val="28"/>
-                <w:szCs w:val="28"/>
-                <w:rtl/>
-              </w:rPr>
-            </w:pPr>
-            <w:r>
-              <w:rPr>
-                <w:rFonts w:cs="David" w:hint="cs"/>
-                <w:b/>
-                <w:bCs/>
-                <w:sz w:val="28"/>
-                <w:szCs w:val="28"/>
-                <w:rtl/>
-              </w:rPr>
-              <w:t xml:space="preserve">% הנחה לשורה </w:t>
-            </w:r>
-          </w:p>
-        </w:tc>
-        <w:tc>
-          <w:tcPr>
-            <w:tcW w:w="1764" w:type="dxa"/>
-          </w:tcPr>
-          <w:p>
-            <w:pPr>
-              <w:rPr>
-                <w:rFonts w:cs="David" w:hint="cs"/>
-                <w:b/>
-                <w:bCs/>
-                <w:sz w:val="28"/>
-                <w:szCs w:val="28"/>
-                <w:rtl/>
-              </w:rPr>
-            </w:pPr>
-            <w:r>
-              <w:rPr>
-                <w:rFonts w:cs="David" w:hint="cs"/>
-                <w:b/>
-                <w:bCs/>
-                <w:sz w:val="28"/>
-                <w:szCs w:val="28"/>
-                <w:rtl/>
-              </w:rPr>
-              <w:t>סה"כ ₪</w:t>
-            </w:r>
-          </w:p>
-          <w:p>
-            <w:pPr>
-              <w:rPr>
-                <w:rFonts w:cs="David" w:hint="cs"/>
-                <w:b/>
-                <w:bCs/>
-                <w:sz w:val="28"/>
-                <w:szCs w:val="28"/>
-                <w:rtl/>
-              </w:rPr>
-            </w:pPr>
-          </w:p>
-        </w:tc>
-      </w:tr>
-      <w:tr>
-        <w:tc>
-          <w:tcPr>
-            <w:tcW w:w="911" w:type="dxa"/>
-          </w:tcPr>
-          <w:p>
-            <w:pPr>
-              <w:rPr>
-                <w:rFonts w:cs="David" w:hint="cs"/>
-                <w:b/>
-                <w:bCs/>
-                <w:sz w:val="28"/>
-                <w:szCs w:val="28"/>
-                <w:rtl/>
-              </w:rPr>
-            </w:pPr>
-            <w:r>
-              <w:rPr>
-                <w:rFonts w:cs="David" w:hint="cs"/>
-                <w:b/>
-                <w:bCs/>
-                <w:sz w:val="28"/>
-                <w:szCs w:val="28"/>
-                <w:rtl/>
-              </w:rPr>
-              <w:t xml:space="preserve">{#items}{lineNumber}</w:t>
-            </w:r>
-          </w:p>
-        </w:tc>
-        <w:tc>
-          <w:tcPr>
-            <w:tcW w:w="911" w:type="dxa"/>
-          </w:tcPr>
-          <w:p>
-            <w:pPr>
-              <w:rPr>
-                <w:rFonts w:cs="David" w:hint="cs"/>
-                <w:b/>
-                <w:bCs/>
-                <w:sz w:val="28"/>
-                <w:szCs w:val="28"/>
-                <w:rtl/>
-              </w:rPr>
-            </w:pPr>
-            <w:r>
-              <w:rPr>
-                <w:rFonts w:cs="David" w:hint="cs"/>
-                <w:b/>
-                <w:bCs/>
-                <w:sz w:val="28"/>
-                <w:szCs w:val="28"/>
-                <w:rtl/>
-              </w:rPr>
-              <w:t xml:space="preserve">{itemCode}</w:t>
-            </w:r>
-          </w:p>
-        </w:tc>
-        <w:tc>
-          <w:tcPr>
-            <w:tcW w:w="3142" w:type="dxa"/>
-          </w:tcPr>
-          <w:p>
-            <w:pPr>
-              <w:rPr>
-                <w:rFonts w:cs="David" w:hint="cs"/>
-                <w:b/>
-                <w:bCs/>
-                <w:sz w:val="28"/>
-                <w:szCs w:val="28"/>
-                <w:rtl/>
-              </w:rPr>
-            </w:pPr>
-            <w:r>
-              <w:rPr>
-                <w:rFonts w:cs="David" w:hint="cs"/>
-                <w:b/>
-                <w:bCs/>
-                <w:sz w:val="28"/>
-                <w:szCs w:val="28"/>
-                <w:rtl/>
-              </w:rPr>
-              <w:t xml:space="preserve">{description}</w:t>
-            </w:r>
-          </w:p>
-        </w:tc>
-        <w:tc>
-          <w:tcPr>
-            <w:tcW w:w="851" w:type="dxa"/>
-          </w:tcPr>
-          <w:p>
-            <w:pPr>
-              <w:rPr>
-                <w:rFonts w:cs="David" w:hint="cs"/>
-                <w:b/>
-                <w:bCs/>
-                <w:sz w:val="28"/>
-                <w:szCs w:val="28"/>
-                <w:rtl/>
-              </w:rPr>
-            </w:pPr>
-            <w:r>
-              <w:rPr>
-                <w:rFonts w:cs="David" w:hint="cs"/>
-                <w:b/>
-                <w:bCs/>
-                <w:sz w:val="28"/>
-                <w:szCs w:val="28"/>
-                <w:rtl/>
-              </w:rPr>
-              <w:t xml:space="preserve">{quantity}</w:t>
-            </w:r>
-          </w:p>
-        </w:tc>
-        <w:tc>
-          <w:tcPr>
-            <w:tcW w:w="1177" w:type="dxa"/>
-          </w:tcPr>
-          <w:p>
-            <w:pPr>
-              <w:rPr>
-                <w:rFonts w:cs="David" w:hint="cs"/>
-                <w:b/>
-                <w:bCs/>
-                <w:sz w:val="28"/>
-                <w:szCs w:val="28"/>
-                <w:rtl/>
-              </w:rPr>
-            </w:pPr>
-            <w:r>
-              <w:rPr>
-                <w:rFonts w:cs="David" w:hint="cs"/>
-                <w:b/>
-                <w:bCs/>
-                <w:sz w:val="28"/>
-                <w:szCs w:val="28"/>
-                <w:rtl/>
-              </w:rPr>
-              <w:t xml:space="preserve">{unitPrice}</w:t>
-            </w:r>
-          </w:p>
-        </w:tc>
-        <w:tc>
-          <w:tcPr>
-            <w:tcW w:w="1073" w:type="dxa"/>
-          </w:tcPr>
-          <w:p>
-            <w:pPr>
-              <w:rPr>
-                <w:rFonts w:cs="David" w:hint="cs"/>
-                <w:b/>
-                <w:bCs/>
-                <w:sz w:val="28"/>
-                <w:szCs w:val="28"/>
-                <w:rtl/>
-              </w:rPr>
-            </w:pPr>
-            <w:r>
-              <w:rPr>
-                <w:rFonts w:cs="David" w:hint="cs"/>
-                <w:b/>
-                <w:bCs/>
-                <w:sz w:val="28"/>
-                <w:szCs w:val="28"/>
-                <w:rtl/>
-              </w:rPr>
-              <w:t xml:space="preserve">{lineDiscountPercent}</w:t>
-            </w:r>
-          </w:p>
-        </w:tc>
-        <w:tc>
-          <w:tcPr>
-            <w:tcW w:w="1764" w:type="dxa"/>
-          </w:tcPr>
-          <w:p>
-            <w:pPr>
-              <w:rPr>
-                <w:rFonts w:cs="David" w:hint="cs"/>
-                <w:b/>
-                <w:bCs/>
-                <w:sz w:val="28"/>
-                <w:szCs w:val="28"/>
-                <w:rtl/>
-              </w:rPr>
-            </w:pPr>
-            <w:r>
-              <w:rPr>
-                <w:rFonts w:cs="David" w:hint="cs"/>
-                <w:b/>
-                <w:bCs/>
-                <w:sz w:val="28"/>
-                <w:szCs w:val="28"/>
-                <w:rtl/>
-              </w:rPr>
-              <w:t xml:space="preserve">{lineTotal}{/items}</w:t>
-            </w:r>
-          </w:p>
-        </w:tc>
-      </w:tr>
-    </w:tbl>
-    <w:p>
-      <w:pPr>
-        <w:rPr>
-          <w:vanish/>
-        </w:rPr>
-      </w:pPr>
-    </w:p>
-    <w:tbl>
-      <w:tblPr>
-        <w:tblpPr w:leftFromText="180" w:rightFromText="180" w:vertAnchor="text" w:horzAnchor="page" w:tblpX="1340" w:tblpY="199"/>
-        <w:bidiVisual/>
-        <w:tblW w:w="0" w:type="auto"/>
-        <w:tblBorders>
-          <w:top w:val="single" w:sz="4" w:space="0" w:color="auto"/>
-          <w:left w:val="single" w:sz="4" w:space="0" w:color="auto"/>
-          <w:bottom w:val="single" w:sz="4" w:space="0" w:color="auto"/>
-          <w:right w:val="single" w:sz="4" w:space="0" w:color="auto"/>
-          <w:insideH w:val="single" w:sz="4" w:space="0" w:color="auto"/>
-          <w:insideV w:val="single" w:sz="4" w:space="0" w:color="auto"/>
-        </w:tblBorders>
-        <w:tblLook w:val="04A0" w:firstRow="1" w:lastRow="0" w:firstColumn="1" w:lastColumn="0" w:noHBand="0" w:noVBand="1"/>
-      </w:tblPr>
-      <w:tblGrid>
-        <w:gridCol w:w="1764"/>
-        <w:gridCol w:w="1764"/>
-      </w:tblGrid>
-      <w:tr>
-        <w:tc>
-          <w:tcPr>
-            <w:tcW w:w="1764" w:type="dxa"/>
-          </w:tcPr>
-          <w:p>
-            <w:pPr>
-              <w:rPr>
-                <w:rFonts w:cs="David" w:hint="cs"/>
-                <w:b/>
-                <w:bCs/>
-                <w:sz w:val="28"/>
-                <w:szCs w:val="28"/>
-                <w:rtl/>
-              </w:rPr>
-            </w:pPr>
-            <w:r>
-              <w:rPr>
-                <w:rFonts w:cs="David" w:hint="cs"/>
-                <w:b/>
-                <w:bCs/>
-                <w:sz w:val="28"/>
-                <w:szCs w:val="28"/>
-                <w:rtl/>
-              </w:rPr>
-              <w:t>% הנחה</w:t>
-            </w:r>
-            <w:r>
-              <w:rPr>
-                <w:rFonts w:cs="David"/>
-                <w:b/>
-                <w:bCs/>
-                <w:sz w:val="28"/>
-                <w:szCs w:val="28"/>
-                <w:rtl/>
-              </w:rPr>
-              <w:br/>
-            </w:r>
-          </w:p>
-        </w:tc>
-        <w:tc>
-          <w:tcPr>
-            <w:tcW w:w="1764" w:type="dxa"/>
-          </w:tcPr>
-          <w:p>
-            <w:pPr>
-              <w:rPr>
-                <w:rFonts w:cs="David" w:hint="cs"/>
-                <w:b/>
-                <w:bCs/>
-                <w:sz w:val="28"/>
-                <w:szCs w:val="28"/>
-                <w:rtl/>
-              </w:rPr>
-            </w:pPr>
-            <w:r>
-              <w:rPr>
-                <w:rFonts w:cs="David" w:hint="cs"/>
-                <w:b/>
-                <w:bCs/>
-                <w:sz w:val="28"/>
-                <w:szCs w:val="28"/>
-                <w:rtl/>
-              </w:rPr>
-              <w:t xml:space="preserve">{discountPercent}</w:t>
-            </w:r>
-          </w:p>
-        </w:tc>
-      </w:tr>
-      <w:tr>
-        <w:tc>
-          <w:tcPr>
-            <w:tcW w:w="1764" w:type="dxa"/>
-          </w:tcPr>
-          <w:p>
-            <w:pPr>
-              <w:rPr>
-                <w:rFonts w:cs="David" w:hint="cs"/>
-                <w:b/>
-                <w:bCs/>
-                <w:sz w:val="28"/>
-                <w:szCs w:val="28"/>
-                <w:rtl/>
-              </w:rPr>
-            </w:pPr>
-            <w:r>
-              <w:rPr>
-                <w:rFonts w:cs="David" w:hint="cs"/>
-                <w:b/>
-                <w:bCs/>
-                <w:sz w:val="28"/>
-                <w:szCs w:val="28"/>
-                <w:rtl/>
-              </w:rPr>
-              <w:t>סה"כ לאחר הנחה</w:t>
-            </w:r>
-          </w:p>
-        </w:tc>
-        <w:tc>
-          <w:tcPr>
-            <w:tcW w:w="1764" w:type="dxa"/>
-          </w:tcPr>
-          <w:p>
-            <w:pPr>
-              <w:rPr>
-                <w:rFonts w:cs="David" w:hint="cs"/>
-                <w:b/>
-                <w:bCs/>
-                <w:sz w:val="28"/>
-                <w:szCs w:val="28"/>
-                <w:rtl/>
-              </w:rPr>
-            </w:pPr>
-            <w:r>
-              <w:rPr>
-                <w:rFonts w:cs="David" w:hint="cs"/>
-                <w:b/>
-                <w:bCs/>
-                <w:sz w:val="28"/>
-                <w:szCs w:val="28"/>
-                <w:rtl/>
-              </w:rPr>
-              <w:t xml:space="preserve">{subtotalAfterDiscount}</w:t>
-            </w:r>
-          </w:p>
-        </w:tc>
-      </w:tr>
-      <w:tr>
-        <w:tc>
-          <w:tcPr>
-            <w:tcW w:w="1764" w:type="dxa"/>
-          </w:tcPr>
-          <w:p>
-            <w:pPr>
-              <w:rPr>
-                <w:rFonts w:cs="David" w:hint="cs"/>
-                <w:b/>
-                <w:bCs/>
-                <w:sz w:val="28"/>
-                <w:szCs w:val="28"/>
-                <w:rtl/>
-              </w:rPr>
-            </w:pPr>
-            <w:r>
-              <w:rPr>
-                <w:rFonts w:cs="David" w:hint="cs"/>
-                <w:b/>
-                <w:bCs/>
-                <w:sz w:val="28"/>
-                <w:szCs w:val="28"/>
-                <w:rtl/>
-              </w:rPr>
-              <w:t>מע"מ 1</w:t>
-            </w:r>
-            <w:r>
-              <w:rPr>
-                <w:rFonts w:cs="David" w:hint="cs"/>
-                <w:b/>
-                <w:bCs/>
-                <w:sz w:val="28"/>
-                <w:szCs w:val="28"/>
-                <w:rtl/>
-              </w:rPr>
-              <w:t>8</w:t>
-            </w:r>
-            <w:r>
-              <w:rPr>
-                <w:rFonts w:cs="David" w:hint="cs"/>
-                <w:b/>
-                <w:bCs/>
-                <w:sz w:val="28"/>
-                <w:szCs w:val="28"/>
-                <w:rtl/>
-              </w:rPr>
-              <w:t>%</w:t>
-            </w:r>
-          </w:p>
-        </w:tc>
-        <w:tc>
-          <w:tcPr>
-            <w:tcW w:w="1764" w:type="dxa"/>
-          </w:tcPr>
-          <w:p>
-            <w:pPr>
-              <w:rPr>
-                <w:rFonts w:cs="David" w:hint="cs"/>
-                <w:b/>
-                <w:bCs/>
-                <w:sz w:val="28"/>
-                <w:szCs w:val="28"/>
-                <w:rtl/>
-              </w:rPr>
-            </w:pPr>
-            <w:r>
-              <w:rPr>
-                <w:rFonts w:cs="David" w:hint="cs"/>
-                <w:b/>
-                <w:bCs/>
-                <w:sz w:val="28"/>
-                <w:szCs w:val="28"/>
-                <w:rtl/>
-              </w:rPr>
-              <w:t xml:space="preserve">{vatAmount}</w:t>
-            </w:r>
-          </w:p>
-        </w:tc>
-      </w:tr>
-      <w:tr>
-        <w:tc>
-          <w:tcPr>
-            <w:tcW w:w="1764" w:type="dxa"/>
-          </w:tcPr>
-          <w:p>
-            <w:pPr>
-              <w:rPr>
-                <w:rFonts w:cs="David" w:hint="cs"/>
-                <w:b/>
-                <w:bCs/>
-                <w:sz w:val="28"/>
-                <w:szCs w:val="28"/>
-                <w:rtl/>
-              </w:rPr>
-            </w:pPr>
-            <w:r>
-              <w:rPr>
-                <w:rFonts w:cs="David" w:hint="cs"/>
-                <w:b/>
-                <w:bCs/>
-                <w:sz w:val="28"/>
-                <w:szCs w:val="28"/>
-                <w:rtl/>
-              </w:rPr>
-              <w:t xml:space="preserve">סה"כ לתשלום </w:t>
-            </w:r>
-          </w:p>
-        </w:tc>
-        <w:tc>
-          <w:tcPr>
-            <w:tcW w:w="1764" w:type="dxa"/>
-          </w:tcPr>
-          <w:p>
-            <w:pPr>
-              <w:rPr>
-                <w:rFonts w:cs="David" w:hint="cs"/>
-                <w:b/>
-                <w:bCs/>
-                <w:sz w:val="28"/>
-                <w:szCs w:val="28"/>
-                <w:rtl/>
-              </w:rPr>
-            </w:pPr>
-            <w:r>
-              <w:rPr>
-                <w:rFonts w:cs="David" w:hint="cs"/>
-                <w:b/>
-                <w:bCs/>
-                <w:sz w:val="28"/>
-                <w:szCs w:val="28"/>
-                <w:rtl/>
-              </w:rPr>
-              <w:t xml:space="preserve">{totalAmount}</w:t>
-            </w:r>
-          </w:p>
-        </w:tc>
-      </w:tr>
-    </w:tbl>
-    <w:p>
-      <w:pPr>
-        <w:rPr>
-          <w:vanish/>
-        </w:rPr>
-      </w:pPr>
-      <w:r>
-        <w:rPr>
-          <w:vanish/>
-        </w:rPr>
-        <w:t xml:space="preserve">{/hasDiscount}</w:t>
-      </w:r>
-    </w:p>
-    <w:p>
-      <w:pPr>
-        <w:rPr>
-          <w:rFonts w:cs="David"/>
-          <w:sz w:val="28"/>
-          <w:szCs w:val="28"/>
-          <w:rtl/>
-        </w:rPr>
-      </w:pPr>
-    </w:p>
-    <w:p>
-      <w:pPr>
-        <w:rPr>
-          <w:rFonts w:cs="David"/>
-          <w:sz w:val="28"/>
-          <w:szCs w:val="28"/>
-          <w:rtl/>
-        </w:rPr>
-      </w:pPr>
-    </w:p>
-    <w:p>
-      <w:pPr>
-        <w:rPr>
-          <w:rFonts w:cs="David"/>
-          <w:sz w:val="28"/>
-          <w:szCs w:val="28"/>
-          <w:rtl/>
-        </w:rPr>
-      </w:pPr>
-    </w:p>
-    <w:p>
-      <w:pPr>
-        <w:rPr>
-          <w:rFonts w:cs="David"/>
-          <w:sz w:val="28"/>
-          <w:szCs w:val="28"/>
-          <w:rtl/>
-        </w:rPr>
-      </w:pPr>
-    </w:p>
-    <w:p>
-      <w:pPr>
-        <w:rPr>
-          <w:rFonts w:cs="David"/>
-          <w:sz w:val="28"/>
-          <w:szCs w:val="28"/>
-          <w:rtl/>
-        </w:rPr>
-      </w:pPr>
-    </w:p>
-    <w:p>
-      <w:pPr>
-        <w:rPr>
-          <w:rFonts w:cs="David"/>
-          <w:sz w:val="28"/>
-          <w:szCs w:val="28"/>
-          <w:rtl/>
-        </w:rPr>
-      </w:pPr>
-    </w:p>
-    <w:p>
-      <w:pPr>
-        <w:rPr>
-          <w:rFonts w:cs="David"/>
-          <w:sz w:val="28"/>
-          <w:szCs w:val="28"/>
-          <w:rtl/>
-        </w:rPr>
-      </w:pPr>
-    </w:p>
-    <w:p>
-      <w:pPr>
-        <w:rPr>
-          <w:rFonts w:cs="David"/>
-          <w:sz w:val="28"/>
-          <w:szCs w:val="28"/>
-          <w:rtl/>
-        </w:rPr>
-      </w:pPr>
-    </w:p>
-    <w:p>
-      <w:pPr>
-        <w:rPr>
-          <w:rFonts w:cs="David"/>
-          <w:sz w:val="28"/>
-          <w:szCs w:val="28"/>
-          <w:rtl/>
-        </w:rPr>
-      </w:pPr>
-    </w:p>
-    <w:p>
-      <w:pPr>
-        <w:rPr>
-          <w:rFonts w:cs="David"/>
-          <w:sz w:val="28"/>
-          <w:szCs w:val="28"/>
-          <w:rtl/>
-        </w:rPr>
-      </w:pPr>
-    </w:p>
-    <w:p>
-      <w:pPr>
-        <w:rPr>
-          <w:vanish/>
-        </w:rPr>
-      </w:pPr>
-      <w:r>
-        <w:rPr>
-          <w:vanish/>
-        </w:rPr>
-        <w:t xml:space="preserve">{^hasDiscount}</w:t>
-      </w:r>
-    </w:p>
-    <w:tbl>
-      <w:tblPr>
-        <w:bidiVisual/>
-        <w:tblW w:w="0" w:type="auto"/>
-        <w:tblBorders>
-          <w:top w:val="single" w:sz="4" w:space="0" w:color="auto"/>
-          <w:left w:val="single" w:sz="4" w:space="0" w:color="auto"/>
-          <w:bottom w:val="single" w:sz="4" w:space="0" w:color="auto"/>
-          <w:right w:val="single" w:sz="4" w:space="0" w:color="auto"/>
-          <w:insideH w:val="single" w:sz="4" w:space="0" w:color="auto"/>
-          <w:insideV w:val="single" w:sz="4" w:space="0" w:color="auto"/>
-        </w:tblBorders>
-        <w:tblLook w:val="04A0" w:firstRow="1" w:lastRow="0" w:firstColumn="1" w:lastColumn="0" w:noHBand="0" w:noVBand="1"/>
-      </w:tblPr>
-      <w:tblGrid>
-        <w:gridCol w:w="911"/>
-        <w:gridCol w:w="911"/>
-        <w:gridCol w:w="3142"/>
-        <w:gridCol w:w="851"/>
-        <w:gridCol w:w="1177"/>
-        <w:gridCol w:w="1764"/>
-      </w:tblGrid>
-      <w:tr>
-        <w:tc>
-          <w:tcPr>
-            <w:tcW w:w="911" w:type="dxa"/>
+            <w:tcW w:w="700" w:type="dxa"/>
+            <w:tcBorders>
+              <w:top w:val="single" w:sz="4" w:space="0" w:color="auto"/>
+              <w:left w:val="single" w:sz="4" w:space="0" w:color="auto"/>
+              <w:bottom w:val="single" w:sz="4" w:space="0" w:color="auto"/>
+              <w:right w:val="single" w:sz="4" w:space="0" w:color="auto"/>
+            </w:tcBorders>
+            <w:hideMark/>
           </w:tcPr>
           <w:p>
             <w:pPr>
@@ -1969,7 +1128,7 @@
             </w:pPr>
             <w:r>
               <w:rPr>
-                <w:rFonts w:cs="David" w:hint="cs"/>
+                <w:rFonts w:cs="David"/>
                 <w:b/>
                 <w:bCs/>
                 <w:sz w:val="28"/>
@@ -1982,7 +1141,14 @@
         </w:tc>
         <w:tc>
           <w:tcPr>
-            <w:tcW w:w="911" w:type="dxa"/>
+            <w:tcW w:w="900" w:type="dxa"/>
+            <w:tcBorders>
+              <w:top w:val="single" w:sz="4" w:space="0" w:color="auto"/>
+              <w:left w:val="single" w:sz="4" w:space="0" w:color="auto"/>
+              <w:bottom w:val="single" w:sz="4" w:space="0" w:color="auto"/>
+              <w:right w:val="single" w:sz="4" w:space="0" w:color="auto"/>
+            </w:tcBorders>
+            <w:hideMark/>
           </w:tcPr>
           <w:p>
             <w:pPr>
@@ -1997,7 +1163,7 @@
             </w:pPr>
             <w:r>
               <w:rPr>
-                <w:rFonts w:cs="David" w:hint="cs"/>
+                <w:rFonts w:cs="David"/>
                 <w:b/>
                 <w:bCs/>
                 <w:sz w:val="28"/>
@@ -2010,7 +1176,14 @@
         </w:tc>
         <w:tc>
           <w:tcPr>
-            <w:tcW w:w="3142" w:type="dxa"/>
+            <w:tcW w:w="2900" w:type="dxa"/>
+            <w:tcBorders>
+              <w:top w:val="single" w:sz="4" w:space="0" w:color="auto"/>
+              <w:left w:val="single" w:sz="4" w:space="0" w:color="auto"/>
+              <w:bottom w:val="single" w:sz="4" w:space="0" w:color="auto"/>
+              <w:right w:val="single" w:sz="4" w:space="0" w:color="auto"/>
+            </w:tcBorders>
+            <w:hideMark/>
           </w:tcPr>
           <w:p>
             <w:pPr>
@@ -2025,7 +1198,7 @@
             </w:pPr>
             <w:r>
               <w:rPr>
-                <w:rFonts w:cs="David" w:hint="cs"/>
+                <w:rFonts w:cs="David"/>
                 <w:b/>
                 <w:bCs/>
                 <w:sz w:val="28"/>
@@ -2038,7 +1211,14 @@
         </w:tc>
         <w:tc>
           <w:tcPr>
-            <w:tcW w:w="851" w:type="dxa"/>
+            <w:tcW w:w="900" w:type="dxa"/>
+            <w:tcBorders>
+              <w:top w:val="single" w:sz="4" w:space="0" w:color="auto"/>
+              <w:left w:val="single" w:sz="4" w:space="0" w:color="auto"/>
+              <w:bottom w:val="single" w:sz="4" w:space="0" w:color="auto"/>
+              <w:right w:val="single" w:sz="4" w:space="0" w:color="auto"/>
+            </w:tcBorders>
+            <w:hideMark/>
           </w:tcPr>
           <w:p>
             <w:pPr>
@@ -2053,7 +1233,7 @@
             </w:pPr>
             <w:r>
               <w:rPr>
-                <w:rFonts w:cs="David" w:hint="cs"/>
+                <w:rFonts w:cs="David"/>
                 <w:b/>
                 <w:bCs/>
                 <w:sz w:val="28"/>
@@ -2066,7 +1246,14 @@
         </w:tc>
         <w:tc>
           <w:tcPr>
-            <w:tcW w:w="1177" w:type="dxa"/>
+            <w:tcW w:w="1400" w:type="dxa"/>
+            <w:tcBorders>
+              <w:top w:val="single" w:sz="4" w:space="0" w:color="auto"/>
+              <w:left w:val="single" w:sz="4" w:space="0" w:color="auto"/>
+              <w:bottom w:val="single" w:sz="4" w:space="0" w:color="auto"/>
+              <w:right w:val="single" w:sz="4" w:space="0" w:color="auto"/>
+            </w:tcBorders>
+            <w:hideMark/>
           </w:tcPr>
           <w:p>
             <w:pPr>
@@ -2081,7 +1268,7 @@
             </w:pPr>
             <w:r>
               <w:rPr>
-                <w:rFonts w:cs="David" w:hint="cs"/>
+                <w:rFonts w:cs="David"/>
                 <w:b/>
                 <w:bCs/>
                 <w:sz w:val="28"/>
@@ -2094,7 +1281,14 @@
         </w:tc>
         <w:tc>
           <w:tcPr>
-            <w:tcW w:w="1764" w:type="dxa"/>
+            <w:tcW w:w="1400" w:type="dxa"/>
+            <w:tcBorders>
+              <w:top w:val="single" w:sz="4" w:space="0" w:color="auto"/>
+              <w:left w:val="single" w:sz="4" w:space="0" w:color="auto"/>
+              <w:bottom w:val="single" w:sz="4" w:space="0" w:color="auto"/>
+              <w:right w:val="single" w:sz="4" w:space="0" w:color="auto"/>
+            </w:tcBorders>
+            <w:hideMark/>
           </w:tcPr>
           <w:p>
             <w:pPr>
@@ -2109,7 +1303,41 @@
             </w:pPr>
             <w:r>
               <w:rPr>
-                <w:rFonts w:cs="David" w:hint="cs"/>
+                <w:rFonts w:cs="David"/>
+                <w:b/>
+                <w:bCs/>
+                <w:sz w:val="28"/>
+                <w:szCs w:val="28"/>
+                <w:rtl/>
+              </w:rPr>
+              <w:t xml:space="preserve">% הנחה לשורה </w:t>
+            </w:r>
+          </w:p>
+        </w:tc>
+        <w:tc>
+          <w:tcPr>
+            <w:tcW w:w="2266" w:type="dxa"/>
+            <w:tcBorders>
+              <w:top w:val="single" w:sz="4" w:space="0" w:color="auto"/>
+              <w:left w:val="single" w:sz="4" w:space="0" w:color="auto"/>
+              <w:bottom w:val="single" w:sz="4" w:space="0" w:color="auto"/>
+              <w:right w:val="single" w:sz="4" w:space="0" w:color="auto"/>
+            </w:tcBorders>
+          </w:tcPr>
+          <w:p>
+            <w:pPr>
+              <w:rPr>
+                <w:rFonts w:cs="David"/>
+                <w:b/>
+                <w:bCs/>
+                <w:sz w:val="28"/>
+                <w:szCs w:val="28"/>
+                <w:rtl/>
+              </w:rPr>
+            </w:pPr>
+            <w:r>
+              <w:rPr>
+                <w:rFonts w:cs="David"/>
                 <w:b/>
                 <w:bCs/>
                 <w:sz w:val="28"/>
@@ -2136,7 +1364,574 @@
       <w:tr>
         <w:tc>
           <w:tcPr>
-            <w:tcW w:w="911" w:type="dxa"/>
+            <w:tcW w:w="700" w:type="dxa"/>
+            <w:tcBorders>
+              <w:top w:val="single" w:sz="4" w:space="0" w:color="auto"/>
+              <w:left w:val="single" w:sz="4" w:space="0" w:color="auto"/>
+              <w:bottom w:val="single" w:sz="4" w:space="0" w:color="auto"/>
+              <w:right w:val="single" w:sz="4" w:space="0" w:color="auto"/>
+            </w:tcBorders>
+          </w:tcPr>
+          <w:p>
+            <w:pPr>
+              <w:rPr>
+                <w:rFonts w:cs="David"/>
+                <w:b/>
+                <w:bCs/>
+                <w:sz w:val="28"/>
+                <w:szCs w:val="28"/>
+                <w:rtl/>
+              </w:rPr>
+            </w:pPr>
+            <w:bookmarkStart w:id="7" w:name="fldLine"/>
+            <w:bookmarkEnd w:id="7"/>
+            <w:r>
+              <w:rPr>
+                <w:rFonts w:cs="David" w:hint="cs"/>
+                <w:b/>
+                <w:bCs/>
+                <w:sz w:val="28"/>
+                <w:szCs w:val="28"/>
+                <w:rtl/>
+              </w:rPr>
+              <w:t>{#items}{lineNumber}</w:t>
+            </w:r>
+          </w:p>
+        </w:tc>
+        <w:tc>
+          <w:tcPr>
+            <w:tcW w:w="900" w:type="dxa"/>
+            <w:tcBorders>
+              <w:top w:val="single" w:sz="4" w:space="0" w:color="auto"/>
+              <w:left w:val="single" w:sz="4" w:space="0" w:color="auto"/>
+              <w:bottom w:val="single" w:sz="4" w:space="0" w:color="auto"/>
+              <w:right w:val="single" w:sz="4" w:space="0" w:color="auto"/>
+            </w:tcBorders>
+          </w:tcPr>
+          <w:p>
+            <w:pPr>
+              <w:rPr>
+                <w:rFonts w:cs="David"/>
+                <w:b/>
+                <w:bCs/>
+                <w:sz w:val="28"/>
+                <w:szCs w:val="28"/>
+                <w:rtl/>
+              </w:rPr>
+            </w:pPr>
+            <w:bookmarkStart w:id="8" w:name="fldMakat"/>
+            <w:bookmarkEnd w:id="8"/>
+            <w:r>
+              <w:rPr>
+                <w:rFonts w:cs="David" w:hint="cs"/>
+                <w:b/>
+                <w:bCs/>
+                <w:sz w:val="28"/>
+                <w:szCs w:val="28"/>
+                <w:rtl/>
+              </w:rPr>
+              <w:t>{</w:t>
+            </w:r>
+            <w:proofErr w:type="spellStart"/>
+            <w:r>
+              <w:rPr>
+                <w:rFonts w:cs="David" w:hint="cs"/>
+                <w:b/>
+                <w:bCs/>
+                <w:sz w:val="28"/>
+                <w:szCs w:val="28"/>
+                <w:rtl/>
+              </w:rPr>
+              <w:t>itemCode</w:t>
+            </w:r>
+            <w:proofErr w:type="spellEnd"/>
+            <w:r>
+              <w:rPr>
+                <w:rFonts w:cs="David" w:hint="cs"/>
+                <w:b/>
+                <w:bCs/>
+                <w:sz w:val="28"/>
+                <w:szCs w:val="28"/>
+                <w:rtl/>
+              </w:rPr>
+              <w:t>}</w:t>
+            </w:r>
+          </w:p>
+        </w:tc>
+        <w:tc>
+          <w:tcPr>
+            <w:tcW w:w="2900" w:type="dxa"/>
+            <w:tcBorders>
+              <w:top w:val="single" w:sz="4" w:space="0" w:color="auto"/>
+              <w:left w:val="single" w:sz="4" w:space="0" w:color="auto"/>
+              <w:bottom w:val="single" w:sz="4" w:space="0" w:color="auto"/>
+              <w:right w:val="single" w:sz="4" w:space="0" w:color="auto"/>
+            </w:tcBorders>
+          </w:tcPr>
+          <w:p>
+            <w:pPr>
+              <w:rPr>
+                <w:rFonts w:cs="David"/>
+                <w:b/>
+                <w:bCs/>
+                <w:sz w:val="28"/>
+                <w:szCs w:val="28"/>
+                <w:rtl/>
+              </w:rPr>
+            </w:pPr>
+            <w:bookmarkStart w:id="9" w:name="fldProduct"/>
+            <w:bookmarkEnd w:id="9"/>
+            <w:r>
+              <w:rPr>
+                <w:rFonts w:cs="David" w:hint="cs"/>
+                <w:b/>
+                <w:bCs/>
+                <w:sz w:val="28"/>
+                <w:szCs w:val="28"/>
+                <w:rtl/>
+              </w:rPr>
+              <w:t>{</w:t>
+            </w:r>
+            <w:proofErr w:type="spellStart"/>
+            <w:r>
+              <w:rPr>
+                <w:rFonts w:cs="David" w:hint="cs"/>
+                <w:b/>
+                <w:bCs/>
+                <w:sz w:val="28"/>
+                <w:szCs w:val="28"/>
+                <w:rtl/>
+              </w:rPr>
+              <w:t>description</w:t>
+            </w:r>
+            <w:proofErr w:type="spellEnd"/>
+            <w:r>
+              <w:rPr>
+                <w:rFonts w:cs="David" w:hint="cs"/>
+                <w:b/>
+                <w:bCs/>
+                <w:sz w:val="28"/>
+                <w:szCs w:val="28"/>
+                <w:rtl/>
+              </w:rPr>
+              <w:t>}</w:t>
+            </w:r>
+          </w:p>
+        </w:tc>
+        <w:tc>
+          <w:tcPr>
+            <w:tcW w:w="900" w:type="dxa"/>
+            <w:tcBorders>
+              <w:top w:val="single" w:sz="4" w:space="0" w:color="auto"/>
+              <w:left w:val="single" w:sz="4" w:space="0" w:color="auto"/>
+              <w:bottom w:val="single" w:sz="4" w:space="0" w:color="auto"/>
+              <w:right w:val="single" w:sz="4" w:space="0" w:color="auto"/>
+            </w:tcBorders>
+          </w:tcPr>
+          <w:p>
+            <w:pPr>
+              <w:rPr>
+                <w:rFonts w:cs="David"/>
+                <w:b/>
+                <w:bCs/>
+                <w:sz w:val="28"/>
+                <w:szCs w:val="28"/>
+                <w:rtl/>
+              </w:rPr>
+            </w:pPr>
+            <w:bookmarkStart w:id="10" w:name="fldAmmount"/>
+            <w:bookmarkEnd w:id="10"/>
+            <w:r>
+              <w:rPr>
+                <w:rFonts w:cs="David" w:hint="cs"/>
+                <w:b/>
+                <w:bCs/>
+                <w:sz w:val="28"/>
+                <w:szCs w:val="28"/>
+                <w:rtl/>
+              </w:rPr>
+              <w:t>{</w:t>
+            </w:r>
+            <w:proofErr w:type="spellStart"/>
+            <w:r>
+              <w:rPr>
+                <w:rFonts w:cs="David" w:hint="cs"/>
+                <w:b/>
+                <w:bCs/>
+                <w:sz w:val="28"/>
+                <w:szCs w:val="28"/>
+                <w:rtl/>
+              </w:rPr>
+              <w:t>quantity</w:t>
+            </w:r>
+            <w:proofErr w:type="spellEnd"/>
+            <w:r>
+              <w:rPr>
+                <w:rFonts w:cs="David" w:hint="cs"/>
+                <w:b/>
+                <w:bCs/>
+                <w:sz w:val="28"/>
+                <w:szCs w:val="28"/>
+                <w:rtl/>
+              </w:rPr>
+              <w:t>}</w:t>
+            </w:r>
+          </w:p>
+        </w:tc>
+        <w:tc>
+          <w:tcPr>
+            <w:tcW w:w="1400" w:type="dxa"/>
+            <w:tcBorders>
+              <w:top w:val="single" w:sz="4" w:space="0" w:color="auto"/>
+              <w:left w:val="single" w:sz="4" w:space="0" w:color="auto"/>
+              <w:bottom w:val="single" w:sz="4" w:space="0" w:color="auto"/>
+              <w:right w:val="single" w:sz="4" w:space="0" w:color="auto"/>
+            </w:tcBorders>
+          </w:tcPr>
+          <w:p>
+            <w:pPr>
+              <w:rPr>
+                <w:rFonts w:cs="David"/>
+                <w:b/>
+                <w:bCs/>
+                <w:sz w:val="28"/>
+                <w:szCs w:val="28"/>
+                <w:rtl/>
+              </w:rPr>
+            </w:pPr>
+            <w:bookmarkStart w:id="11" w:name="fldPrice"/>
+            <w:bookmarkEnd w:id="11"/>
+            <w:r>
+              <w:rPr>
+                <w:rFonts w:cs="David" w:hint="cs"/>
+                <w:b/>
+                <w:bCs/>
+                <w:sz w:val="28"/>
+                <w:szCs w:val="28"/>
+                <w:rtl/>
+              </w:rPr>
+              <w:t>{</w:t>
+            </w:r>
+            <w:proofErr w:type="spellStart"/>
+            <w:r>
+              <w:rPr>
+                <w:rFonts w:cs="David" w:hint="cs"/>
+                <w:b/>
+                <w:bCs/>
+                <w:sz w:val="28"/>
+                <w:szCs w:val="28"/>
+                <w:rtl/>
+              </w:rPr>
+              <w:t>unitPrice</w:t>
+            </w:r>
+            <w:proofErr w:type="spellEnd"/>
+            <w:r>
+              <w:rPr>
+                <w:rFonts w:cs="David" w:hint="cs"/>
+                <w:b/>
+                <w:bCs/>
+                <w:sz w:val="28"/>
+                <w:szCs w:val="28"/>
+                <w:rtl/>
+              </w:rPr>
+              <w:t>}</w:t>
+            </w:r>
+          </w:p>
+        </w:tc>
+        <w:tc>
+          <w:tcPr>
+            <w:tcW w:w="1400" w:type="dxa"/>
+            <w:tcBorders>
+              <w:top w:val="single" w:sz="4" w:space="0" w:color="auto"/>
+              <w:left w:val="single" w:sz="4" w:space="0" w:color="auto"/>
+              <w:bottom w:val="single" w:sz="4" w:space="0" w:color="auto"/>
+              <w:right w:val="single" w:sz="4" w:space="0" w:color="auto"/>
+            </w:tcBorders>
+          </w:tcPr>
+          <w:p>
+            <w:pPr>
+              <w:rPr>
+                <w:rFonts w:cs="David"/>
+                <w:b/>
+                <w:bCs/>
+                <w:sz w:val="28"/>
+                <w:szCs w:val="28"/>
+                <w:rtl/>
+              </w:rPr>
+            </w:pPr>
+            <w:bookmarkStart w:id="12" w:name="fldLineDiscount"/>
+            <w:bookmarkEnd w:id="12"/>
+            <w:r>
+              <w:rPr>
+                <w:rFonts w:cs="David" w:hint="cs"/>
+                <w:b/>
+                <w:bCs/>
+                <w:sz w:val="28"/>
+                <w:szCs w:val="28"/>
+                <w:rtl/>
+              </w:rPr>
+              <w:t>{</w:t>
+            </w:r>
+            <w:proofErr w:type="spellStart"/>
+            <w:r>
+              <w:rPr>
+                <w:rFonts w:cs="David" w:hint="cs"/>
+                <w:b/>
+                <w:bCs/>
+                <w:sz w:val="28"/>
+                <w:szCs w:val="28"/>
+                <w:rtl/>
+              </w:rPr>
+              <w:t>lineDiscountPercent</w:t>
+            </w:r>
+            <w:proofErr w:type="spellEnd"/>
+            <w:r>
+              <w:rPr>
+                <w:rFonts w:cs="David" w:hint="cs"/>
+                <w:b/>
+                <w:bCs/>
+                <w:sz w:val="28"/>
+                <w:szCs w:val="28"/>
+                <w:rtl/>
+              </w:rPr>
+              <w:t>}</w:t>
+            </w:r>
+          </w:p>
+        </w:tc>
+        <w:tc>
+          <w:tcPr>
+            <w:tcW w:w="2266" w:type="dxa"/>
+            <w:tcBorders>
+              <w:top w:val="single" w:sz="4" w:space="0" w:color="auto"/>
+              <w:left w:val="single" w:sz="4" w:space="0" w:color="auto"/>
+              <w:bottom w:val="single" w:sz="4" w:space="0" w:color="auto"/>
+              <w:right w:val="single" w:sz="4" w:space="0" w:color="auto"/>
+            </w:tcBorders>
+          </w:tcPr>
+          <w:p>
+            <w:pPr>
+              <w:rPr>
+                <w:rFonts w:cs="David"/>
+                <w:b/>
+                <w:bCs/>
+                <w:sz w:val="28"/>
+                <w:szCs w:val="28"/>
+                <w:rtl/>
+              </w:rPr>
+            </w:pPr>
+            <w:bookmarkStart w:id="13" w:name="fldLineTotal"/>
+            <w:bookmarkEnd w:id="13"/>
+            <w:r>
+              <w:rPr>
+                <w:rFonts w:cs="David" w:hint="cs"/>
+                <w:b/>
+                <w:bCs/>
+                <w:sz w:val="28"/>
+                <w:szCs w:val="28"/>
+                <w:rtl/>
+              </w:rPr>
+              <w:t>{</w:t>
+            </w:r>
+            <w:proofErr w:type="spellStart"/>
+            <w:r>
+              <w:rPr>
+                <w:rFonts w:cs="David" w:hint="cs"/>
+                <w:b/>
+                <w:bCs/>
+                <w:sz w:val="28"/>
+                <w:szCs w:val="28"/>
+                <w:rtl/>
+              </w:rPr>
+              <w:t>lineTotal</w:t>
+            </w:r>
+            <w:proofErr w:type="spellEnd"/>
+            <w:r>
+              <w:rPr>
+                <w:rFonts w:cs="David" w:hint="cs"/>
+                <w:b/>
+                <w:bCs/>
+                <w:sz w:val="28"/>
+                <w:szCs w:val="28"/>
+                <w:rtl/>
+              </w:rPr>
+              <w:t>}{/</w:t>
+            </w:r>
+            <w:proofErr w:type="spellStart"/>
+            <w:r>
+              <w:rPr>
+                <w:rFonts w:cs="David" w:hint="cs"/>
+                <w:b/>
+                <w:bCs/>
+                <w:sz w:val="28"/>
+                <w:szCs w:val="28"/>
+                <w:rtl/>
+              </w:rPr>
+              <w:t>items</w:t>
+            </w:r>
+            <w:proofErr w:type="spellEnd"/>
+            <w:r>
+              <w:rPr>
+                <w:rFonts w:cs="David" w:hint="cs"/>
+                <w:b/>
+                <w:bCs/>
+                <w:sz w:val="28"/>
+                <w:szCs w:val="28"/>
+                <w:rtl/>
+              </w:rPr>
+              <w:t>}</w:t>
+            </w:r>
+          </w:p>
+        </w:tc>
+      </w:tr>
+    </w:tbl>
+    <w:p>
+      <w:pPr>
+        <w:rPr>
+          <w:rFonts w:cs="David"/>
+          <w:vanish/>
+          <w:sz w:val="28"/>
+          <w:szCs w:val="28"/>
+          <w:rtl/>
+        </w:rPr>
+      </w:pPr>
+    </w:p>
+    <w:tbl>
+      <w:tblPr>
+        <w:tblpPr w:leftFromText="180" w:rightFromText="180" w:vertAnchor="text" w:horzAnchor="page" w:tblpX="67" w:tblpY="199"/>
+        <w:bidiVisual/>
+        <w:tblW w:w="0" w:type="auto"/>
+        <w:tblBorders>
+          <w:top w:val="single" w:sz="4" w:space="0" w:color="auto"/>
+          <w:left w:val="single" w:sz="4" w:space="0" w:color="auto"/>
+          <w:bottom w:val="single" w:sz="4" w:space="0" w:color="auto"/>
+          <w:right w:val="single" w:sz="4" w:space="0" w:color="auto"/>
+          <w:insideH w:val="single" w:sz="4" w:space="0" w:color="auto"/>
+          <w:insideV w:val="single" w:sz="4" w:space="0" w:color="auto"/>
+        </w:tblBorders>
+        <w:tblLook w:val="04A0" w:firstRow="1" w:lastRow="0" w:firstColumn="1" w:lastColumn="0" w:noHBand="0" w:noVBand="1"/>
+      </w:tblPr>
+      <w:tblGrid>
+        <w:gridCol w:w="1764"/>
+        <w:gridCol w:w="3145"/>
+      </w:tblGrid>
+      <w:tr>
+        <w:tc>
+          <w:tcPr>
+            <w:tcW w:w="1764" w:type="dxa"/>
+            <w:tcBorders>
+              <w:top w:val="single" w:sz="4" w:space="0" w:color="auto"/>
+              <w:left w:val="single" w:sz="4" w:space="0" w:color="auto"/>
+              <w:bottom w:val="single" w:sz="4" w:space="0" w:color="auto"/>
+              <w:right w:val="single" w:sz="4" w:space="0" w:color="auto"/>
+            </w:tcBorders>
+            <w:hideMark/>
+          </w:tcPr>
+          <w:p>
+            <w:pPr>
+              <w:rPr>
+                <w:rFonts w:cs="David"/>
+                <w:b/>
+                <w:bCs/>
+                <w:sz w:val="28"/>
+                <w:szCs w:val="28"/>
+              </w:rPr>
+            </w:pPr>
+            <w:r>
+              <w:rPr>
+                <w:rFonts w:cs="David"/>
+                <w:b/>
+                <w:bCs/>
+                <w:sz w:val="28"/>
+                <w:szCs w:val="28"/>
+                <w:rtl/>
+              </w:rPr>
+              <w:t>% הנחה</w:t>
+            </w:r>
+            <w:r>
+              <w:rPr>
+                <w:rFonts w:cs="David"/>
+                <w:b/>
+                <w:bCs/>
+                <w:sz w:val="28"/>
+                <w:szCs w:val="28"/>
+                <w:rtl/>
+              </w:rPr>
+              <w:br/>
+            </w:r>
+          </w:p>
+        </w:tc>
+        <w:tc>
+          <w:tcPr>
+            <w:tcW w:w="2414" w:type="dxa"/>
+            <w:tcBorders>
+              <w:top w:val="single" w:sz="4" w:space="0" w:color="auto"/>
+              <w:left w:val="single" w:sz="4" w:space="0" w:color="auto"/>
+              <w:bottom w:val="single" w:sz="4" w:space="0" w:color="auto"/>
+              <w:right w:val="single" w:sz="4" w:space="0" w:color="auto"/>
+            </w:tcBorders>
+          </w:tcPr>
+          <w:p>
+            <w:pPr>
+              <w:rPr>
+                <w:rFonts w:cs="David"/>
+                <w:b/>
+                <w:bCs/>
+                <w:sz w:val="28"/>
+                <w:szCs w:val="28"/>
+                <w:rtl/>
+              </w:rPr>
+            </w:pPr>
+            <w:bookmarkStart w:id="14" w:name="fldDiscount"/>
+            <w:bookmarkEnd w:id="14"/>
+            <w:r>
+              <w:rPr>
+                <w:rFonts w:cs="David" w:hint="cs"/>
+                <w:b/>
+                <w:bCs/>
+                <w:sz w:val="28"/>
+                <w:szCs w:val="28"/>
+                <w:rtl/>
+              </w:rPr>
+              <w:t>{</w:t>
+            </w:r>
+            <w:proofErr w:type="spellStart"/>
+            <w:r>
+              <w:rPr>
+                <w:rFonts w:cs="David" w:hint="cs"/>
+                <w:b/>
+                <w:bCs/>
+                <w:sz w:val="28"/>
+                <w:szCs w:val="28"/>
+                <w:rtl/>
+              </w:rPr>
+              <w:t>discountPercent</w:t>
+            </w:r>
+            <w:proofErr w:type="spellEnd"/>
+            <w:r>
+              <w:rPr>
+                <w:rFonts w:cs="David" w:hint="cs"/>
+                <w:b/>
+                <w:bCs/>
+                <w:sz w:val="28"/>
+                <w:szCs w:val="28"/>
+                <w:rtl/>
+              </w:rPr>
+              <w:t>}</w:t>
+            </w:r>
+          </w:p>
+        </w:tc>
+      </w:tr>
+      <w:tr>
+        <w:tc>
+          <w:tcPr>
+            <w:tcW w:w="1764" w:type="dxa"/>
+            <w:tcBorders>
+              <w:top w:val="single" w:sz="4" w:space="0" w:color="auto"/>
+              <w:left w:val="single" w:sz="4" w:space="0" w:color="auto"/>
+              <w:bottom w:val="single" w:sz="4" w:space="0" w:color="auto"/>
+              <w:right w:val="single" w:sz="4" w:space="0" w:color="auto"/>
+            </w:tcBorders>
+            <w:hideMark/>
           </w:tcPr>
           <w:p>
             <w:pPr>
@@ -2151,6 +1946,42 @@
             </w:pPr>
             <w:r>
               <w:rPr>
+                <w:rFonts w:cs="David"/>
+                <w:b/>
+                <w:bCs/>
+                <w:sz w:val="28"/>
+                <w:szCs w:val="28"/>
+                <w:rtl/>
+              </w:rPr>
+              <w:t>סה"כ לאחר הנחה</w:t>
+            </w:r>
+          </w:p>
+        </w:tc>
+        <w:tc>
+          <w:tcPr>
+            <w:tcW w:w="2414" w:type="dxa"/>
+            <w:tcBorders>
+              <w:top w:val="single" w:sz="4" w:space="0" w:color="auto"/>
+              <w:left w:val="single" w:sz="4" w:space="0" w:color="auto"/>
+              <w:bottom w:val="single" w:sz="4" w:space="0" w:color="auto"/>
+              <w:right w:val="single" w:sz="4" w:space="0" w:color="auto"/>
+            </w:tcBorders>
+          </w:tcPr>
+          <w:p>
+            <w:pPr>
+              <w:rPr>
+                <w:rFonts w:cs="David"/>
+                <w:b/>
+                <w:bCs/>
+                <w:sz w:val="28"/>
+                <w:szCs w:val="28"/>
+                <w:rtl/>
+              </w:rPr>
+            </w:pPr>
+            <w:bookmarkStart w:id="15" w:name="fldTotalAfterDiscount"/>
+            <w:bookmarkEnd w:id="15"/>
+            <w:r>
+              <w:rPr>
                 <w:rFonts w:cs="David" w:hint="cs"/>
                 <w:b/>
                 <w:bCs/>
@@ -2158,13 +1989,46 @@
                 <w:szCs w:val="28"/>
                 <w:rtl/>
               </w:rPr>
-              <w:t xml:space="preserve">{#items}{lineNumber}</w:t>
+              <w:t>{</w:t>
+            </w:r>
+            <w:proofErr w:type="spellStart"/>
+            <w:r>
+              <w:rPr>
+                <w:rFonts w:cs="David" w:hint="cs"/>
+                <w:b/>
+                <w:bCs/>
+                <w:sz w:val="28"/>
+                <w:szCs w:val="28"/>
+                <w:rtl/>
+              </w:rPr>
+              <w:t>subtotalAfterDiscount</w:t>
+            </w:r>
+            <w:proofErr w:type="spellEnd"/>
+            <w:r>
+              <w:rPr>
+                <w:rFonts w:cs="David" w:hint="cs"/>
+                <w:b/>
+                <w:bCs/>
+                <w:sz w:val="28"/>
+                <w:szCs w:val="28"/>
+                <w:rtl/>
+              </w:rPr>
+              <w:t>}</w:t>
             </w:r>
           </w:p>
         </w:tc>
+      </w:tr>
+      <w:tr>
         <w:tc>
           <w:tcPr>
-            <w:tcW w:w="911" w:type="dxa"/>
+            <w:tcW w:w="1764" w:type="dxa"/>
+            <w:tcBorders>
+              <w:top w:val="single" w:sz="4" w:space="0" w:color="auto"/>
+              <w:left w:val="single" w:sz="4" w:space="0" w:color="auto"/>
+              <w:bottom w:val="single" w:sz="4" w:space="0" w:color="auto"/>
+              <w:right w:val="single" w:sz="4" w:space="0" w:color="auto"/>
+            </w:tcBorders>
+            <w:hideMark/>
           </w:tcPr>
           <w:p>
             <w:pPr>
@@ -2179,6 +2043,42 @@
             </w:pPr>
             <w:r>
               <w:rPr>
+                <w:rFonts w:cs="David"/>
+                <w:b/>
+                <w:bCs/>
+                <w:sz w:val="28"/>
+                <w:szCs w:val="28"/>
+                <w:rtl/>
+              </w:rPr>
+              <w:t>מע"מ 18%</w:t>
+            </w:r>
+          </w:p>
+        </w:tc>
+        <w:tc>
+          <w:tcPr>
+            <w:tcW w:w="2414" w:type="dxa"/>
+            <w:tcBorders>
+              <w:top w:val="single" w:sz="4" w:space="0" w:color="auto"/>
+              <w:left w:val="single" w:sz="4" w:space="0" w:color="auto"/>
+              <w:bottom w:val="single" w:sz="4" w:space="0" w:color="auto"/>
+              <w:right w:val="single" w:sz="4" w:space="0" w:color="auto"/>
+            </w:tcBorders>
+          </w:tcPr>
+          <w:p>
+            <w:pPr>
+              <w:rPr>
+                <w:rFonts w:cs="David"/>
+                <w:b/>
+                <w:bCs/>
+                <w:sz w:val="28"/>
+                <w:szCs w:val="28"/>
+                <w:rtl/>
+              </w:rPr>
+            </w:pPr>
+            <w:bookmarkStart w:id="16" w:name="fldMAAM"/>
+            <w:bookmarkEnd w:id="16"/>
+            <w:r>
+              <w:rPr>
                 <w:rFonts w:cs="David" w:hint="cs"/>
                 <w:b/>
                 <w:bCs/>
@@ -2186,13 +2086,46 @@
                 <w:szCs w:val="28"/>
                 <w:rtl/>
               </w:rPr>
-              <w:t xml:space="preserve">{itemCode}</w:t>
+              <w:t>{</w:t>
+            </w:r>
+            <w:proofErr w:type="spellStart"/>
+            <w:r>
+              <w:rPr>
+                <w:rFonts w:cs="David" w:hint="cs"/>
+                <w:b/>
+                <w:bCs/>
+                <w:sz w:val="28"/>
+                <w:szCs w:val="28"/>
+                <w:rtl/>
+              </w:rPr>
+              <w:t>vatAmount</w:t>
+            </w:r>
+            <w:proofErr w:type="spellEnd"/>
+            <w:r>
+              <w:rPr>
+                <w:rFonts w:cs="David" w:hint="cs"/>
+                <w:b/>
+                <w:bCs/>
+                <w:sz w:val="28"/>
+                <w:szCs w:val="28"/>
+                <w:rtl/>
+              </w:rPr>
+              <w:t>}</w:t>
             </w:r>
           </w:p>
         </w:tc>
+      </w:tr>
+      <w:tr>
         <w:tc>
           <w:tcPr>
-            <w:tcW w:w="3142" w:type="dxa"/>
+            <w:tcW w:w="1764" w:type="dxa"/>
+            <w:tcBorders>
+              <w:top w:val="single" w:sz="4" w:space="0" w:color="auto"/>
+              <w:left w:val="single" w:sz="4" w:space="0" w:color="auto"/>
+              <w:bottom w:val="single" w:sz="4" w:space="0" w:color="auto"/>
+              <w:right w:val="single" w:sz="4" w:space="0" w:color="auto"/>
+            </w:tcBorders>
+            <w:hideMark/>
           </w:tcPr>
           <w:p>
             <w:pPr>
@@ -2207,20 +2140,26 @@
             </w:pPr>
             <w:r>
               <w:rPr>
-                <w:rFonts w:cs="David" w:hint="cs"/>
+                <w:rFonts w:cs="David"/>
                 <w:b/>
                 <w:bCs/>
                 <w:sz w:val="28"/>
                 <w:szCs w:val="28"/>
                 <w:rtl/>
               </w:rPr>
-              <w:t xml:space="preserve">{description}</w:t>
+              <w:t xml:space="preserve">סה"כ לתשלום </w:t>
             </w:r>
           </w:p>
         </w:tc>
         <w:tc>
           <w:tcPr>
-            <w:tcW w:w="851" w:type="dxa"/>
+            <w:tcW w:w="2414" w:type="dxa"/>
+            <w:tcBorders>
+              <w:top w:val="single" w:sz="4" w:space="0" w:color="auto"/>
+              <w:left w:val="single" w:sz="4" w:space="0" w:color="auto"/>
+              <w:bottom w:val="single" w:sz="4" w:space="0" w:color="auto"/>
+              <w:right w:val="single" w:sz="4" w:space="0" w:color="auto"/>
+            </w:tcBorders>
           </w:tcPr>
           <w:p>
             <w:pPr>
@@ -2233,6 +2172,8 @@
                 <w:rtl/>
               </w:rPr>
             </w:pPr>
+            <w:bookmarkStart w:id="17" w:name="fldTotalAfterMaaM"/>
+            <w:bookmarkEnd w:id="17"/>
             <w:r>
               <w:rPr>
                 <w:rFonts w:cs="David" w:hint="cs"/>
@@ -2242,25 +2183,9 @@
                 <w:szCs w:val="28"/>
                 <w:rtl/>
               </w:rPr>
-              <w:t xml:space="preserve">{quantity}</w:t>
+              <w:t>{</w:t>
             </w:r>
-          </w:p>
-        </w:tc>
-        <w:tc>
-          <w:tcPr>
-            <w:tcW w:w="1177" w:type="dxa"/>
-          </w:tcPr>
-          <w:p>
-            <w:pPr>
-              <w:rPr>
-                <w:rFonts w:cs="David"/>
-                <w:b/>
-                <w:bCs/>
-                <w:sz w:val="28"/>
-                <w:szCs w:val="28"/>
-                <w:rtl/>
-              </w:rPr>
-            </w:pPr>
+            <w:proofErr w:type="spellStart"/>
             <w:r>
               <w:rPr>
                 <w:rFonts w:cs="David" w:hint="cs"/>
@@ -2270,25 +2195,9 @@
                 <w:szCs w:val="28"/>
                 <w:rtl/>
               </w:rPr>
-              <w:t xml:space="preserve">{unitPrice}</w:t>
+              <w:t>totalAmount</w:t>
             </w:r>
-          </w:p>
-        </w:tc>
-        <w:tc>
-          <w:tcPr>
-            <w:tcW w:w="1764" w:type="dxa"/>
-          </w:tcPr>
-          <w:p>
-            <w:pPr>
-              <w:rPr>
-                <w:rFonts w:cs="David" w:hint="cs"/>
-                <w:b/>
-                <w:bCs/>
-                <w:sz w:val="28"/>
-                <w:szCs w:val="28"/>
-                <w:rtl/>
-              </w:rPr>
-            </w:pPr>
+            <w:proofErr w:type="spellEnd"/>
             <w:r>
               <w:rPr>
                 <w:rFonts w:cs="David" w:hint="cs"/>
@@ -2298,230 +2207,7 @@
                 <w:szCs w:val="28"/>
                 <w:rtl/>
               </w:rPr>
-              <w:t xml:space="preserve">{lineTotal}{/items}</w:t>
-            </w:r>
-          </w:p>
-        </w:tc>
-      </w:tr>
-    </w:tbl>
-    <w:p>
-      <w:pPr>
-        <w:rPr>
-          <w:vanish/>
-        </w:rPr>
-      </w:pPr>
-    </w:p>
-    <w:tbl>
-      <w:tblPr>
-        <w:tblpPr w:leftFromText="180" w:rightFromText="180" w:vertAnchor="text" w:horzAnchor="page" w:tblpX="2434" w:tblpY="249"/>
-        <w:bidiVisual/>
-        <w:tblW w:w="0" w:type="auto"/>
-        <w:tblBorders>
-          <w:top w:val="single" w:sz="4" w:space="0" w:color="auto"/>
-          <w:left w:val="single" w:sz="4" w:space="0" w:color="auto"/>
-          <w:bottom w:val="single" w:sz="4" w:space="0" w:color="auto"/>
-          <w:right w:val="single" w:sz="4" w:space="0" w:color="auto"/>
-          <w:insideH w:val="single" w:sz="4" w:space="0" w:color="auto"/>
-          <w:insideV w:val="single" w:sz="4" w:space="0" w:color="auto"/>
-        </w:tblBorders>
-        <w:tblLook w:val="04A0" w:firstRow="1" w:lastRow="0" w:firstColumn="1" w:lastColumn="0" w:noHBand="0" w:noVBand="1"/>
-      </w:tblPr>
-      <w:tblGrid>
-        <w:gridCol w:w="1764"/>
-        <w:gridCol w:w="1764"/>
-      </w:tblGrid>
-      <w:tr>
-        <w:tc>
-          <w:tcPr>
-            <w:tcW w:w="1764" w:type="dxa"/>
-          </w:tcPr>
-          <w:p>
-            <w:pPr>
-              <w:rPr>
-                <w:rFonts w:cs="David"/>
-                <w:b/>
-                <w:bCs/>
-                <w:sz w:val="28"/>
-                <w:szCs w:val="28"/>
-                <w:rtl/>
-              </w:rPr>
-            </w:pPr>
-            <w:r>
-              <w:rPr>
-                <w:rFonts w:cs="David" w:hint="cs"/>
-                <w:b/>
-                <w:bCs/>
-                <w:sz w:val="28"/>
-                <w:szCs w:val="28"/>
-                <w:rtl/>
-              </w:rPr>
-              <w:t>סה"כ</w:t>
-            </w:r>
-          </w:p>
-        </w:tc>
-        <w:tc>
-          <w:tcPr>
-            <w:tcW w:w="1764" w:type="dxa"/>
-          </w:tcPr>
-          <w:p>
-            <w:pPr>
-              <w:rPr>
-                <w:rFonts w:cs="David"/>
-                <w:b/>
-                <w:bCs/>
-                <w:sz w:val="28"/>
-                <w:szCs w:val="28"/>
-                <w:rtl/>
-              </w:rPr>
-            </w:pPr>
-            <w:r>
-              <w:rPr>
-                <w:rFonts w:cs="David" w:hint="cs"/>
-                <w:b/>
-                <w:bCs/>
-                <w:sz w:val="28"/>
-                <w:szCs w:val="28"/>
-                <w:rtl/>
-              </w:rPr>
-              <w:t xml:space="preserve">{subtotalAfterDiscount}</w:t>
-            </w:r>
-          </w:p>
-        </w:tc>
-      </w:tr>
-      <w:tr>
-        <w:tc>
-          <w:tcPr>
-            <w:tcW w:w="1764" w:type="dxa"/>
-          </w:tcPr>
-          <w:p>
-            <w:pPr>
-              <w:rPr>
-                <w:rFonts w:cs="David"/>
-                <w:b/>
-                <w:bCs/>
-                <w:sz w:val="28"/>
-                <w:szCs w:val="28"/>
-                <w:rtl/>
-              </w:rPr>
-            </w:pPr>
-            <w:r>
-              <w:rPr>
-                <w:rFonts w:cs="David" w:hint="cs"/>
-                <w:b/>
-                <w:bCs/>
-                <w:sz w:val="28"/>
-                <w:szCs w:val="28"/>
-                <w:rtl/>
-              </w:rPr>
-              <w:t>מע"מ 1</w:t>
-            </w:r>
-            <w:r>
-              <w:rPr>
-                <w:rFonts w:cs="David" w:hint="cs"/>
-                <w:b/>
-                <w:bCs/>
-                <w:sz w:val="28"/>
-                <w:szCs w:val="28"/>
-                <w:rtl/>
-              </w:rPr>
-              <w:t>8</w:t>
-            </w:r>
-            <w:r>
-              <w:rPr>
-                <w:rFonts w:cs="David" w:hint="cs"/>
-                <w:b/>
-                <w:bCs/>
-                <w:sz w:val="28"/>
-                <w:szCs w:val="28"/>
-                <w:rtl/>
-              </w:rPr>
-              <w:t>%</w:t>
-            </w:r>
-          </w:p>
-        </w:tc>
-        <w:tc>
-          <w:tcPr>
-            <w:tcW w:w="1764" w:type="dxa"/>
-          </w:tcPr>
-          <w:p>
-            <w:pPr>
-              <w:rPr>
-                <w:rFonts w:cs="David"/>
-                <w:b/>
-                <w:bCs/>
-                <w:sz w:val="28"/>
-                <w:szCs w:val="28"/>
-                <w:rtl/>
-              </w:rPr>
-            </w:pPr>
-            <w:r>
-              <w:rPr>
-                <w:rFonts w:cs="David" w:hint="cs"/>
-                <w:b/>
-                <w:bCs/>
-                <w:sz w:val="28"/>
-                <w:szCs w:val="28"/>
-                <w:rtl/>
-              </w:rPr>
-              <w:t xml:space="preserve">{vatAmount}</w:t>
-            </w:r>
-          </w:p>
-        </w:tc>
-      </w:tr>
-      <w:tr>
-        <w:tc>
-          <w:tcPr>
-            <w:tcW w:w="1764" w:type="dxa"/>
-          </w:tcPr>
-          <w:p>
-            <w:pPr>
-              <w:rPr>
-                <w:rFonts w:cs="David"/>
-                <w:b/>
-                <w:bCs/>
-                <w:sz w:val="28"/>
-                <w:szCs w:val="28"/>
-                <w:rtl/>
-              </w:rPr>
-            </w:pPr>
-            <w:r>
-              <w:rPr>
-                <w:rFonts w:cs="David" w:hint="cs"/>
-                <w:b/>
-                <w:bCs/>
-                <w:sz w:val="28"/>
-                <w:szCs w:val="28"/>
-                <w:rtl/>
-              </w:rPr>
-              <w:t xml:space="preserve">סה"כ לתשלום </w:t>
-            </w:r>
-          </w:p>
-        </w:tc>
-        <w:tc>
-          <w:tcPr>
-            <w:tcW w:w="1764" w:type="dxa"/>
-          </w:tcPr>
-          <w:p>
-            <w:pPr>
-              <w:rPr>
-                <w:rFonts w:cs="David"/>
-                <w:b/>
-                <w:bCs/>
-                <w:sz w:val="28"/>
-                <w:szCs w:val="28"/>
-                <w:rtl/>
-              </w:rPr>
-            </w:pPr>
-            <w:r>
-              <w:rPr>
-                <w:rFonts w:cs="David" w:hint="cs"/>
-                <w:b/>
-                <w:bCs/>
-                <w:sz w:val="28"/>
-                <w:szCs w:val="28"/>
-                <w:rtl/>
-              </w:rPr>
-              <w:t xml:space="preserve">{totalAmount}</w:t>
+              <w:t>}</w:t>
             </w:r>
           </w:p>
         </w:tc>

--- a/apps/api/templates/ע-ריח-הצעת-מחיר-לבדיקת-ריח-עלידי-צוות-מריחים.docx
+++ b/apps/api/templates/ע-ריח-הצעת-מחיר-לבדיקת-ריח-עלידי-צוות-מריחים.docx
@@ -1066,24 +1066,12 @@
         <w:t xml:space="preserve"> </w:t>
       </w:r>
     </w:p>
-    <w:p>
-      <w:pPr>
-        <w:rPr>
-          <w:vanish/>
-        </w:rPr>
-      </w:pPr>
-      <w:r>
-        <w:rPr>
-          <w:vanish/>
-        </w:rPr>
-        <w:t xml:space="preserve">{#hasDiscount}</w:t>
-      </w:r>
-    </w:p>
     <w:tbl>
       <w:tblPr>
         <w:bidiVisual/>
-        <w:tblW w:w="10466" w:type="dxa"/>
-        <w:tblLayout w:type="fixed"/>
+        <w:tblW w:w="0" w:type="auto"/>
+        <w:tblLayout w:type="autofit"/>
+        <w:jc w:val="right"/>
         <w:tblBorders>
           <w:top w:val="single" w:sz="4" w:space="0" w:color="auto"/>
           <w:left w:val="single" w:sz="4" w:space="0" w:color="auto"/>
@@ -1095,30 +1083,23 @@
         <w:tblLook w:val="04A0" w:firstRow="1" w:lastRow="0" w:firstColumn="1" w:lastColumn="0" w:noHBand="0" w:noVBand="1"/>
       </w:tblPr>
       <w:tblGrid>
-        <w:gridCol w:w="700"/>
-        <w:gridCol w:w="900"/>
-        <w:gridCol w:w="2900"/>
-        <w:gridCol w:w="900"/>
-        <w:gridCol w:w="1400"/>
-        <w:gridCol w:w="1400"/>
-        <w:gridCol w:w="2266"/>
+        <w:gridCol/>
+        <w:gridCol/>
+        <w:gridCol/>
+        <w:gridCol/>
+        <w:gridCol/>
+        <w:gridCol/>
+        <w:gridCol/>
       </w:tblGrid>
       <w:tr>
         <w:tc>
           <w:tcPr>
-            <w:tcW w:w="700" w:type="dxa"/>
-            <w:tcBorders>
-              <w:top w:val="single" w:sz="4" w:space="0" w:color="auto"/>
-              <w:left w:val="single" w:sz="4" w:space="0" w:color="auto"/>
-              <w:bottom w:val="single" w:sz="4" w:space="0" w:color="auto"/>
-              <w:right w:val="single" w:sz="4" w:space="0" w:color="auto"/>
-            </w:tcBorders>
-            <w:hideMark/>
+            <w:tcW w:w="0" w:type="auto"/>
           </w:tcPr>
           <w:p>
             <w:pPr>
               <w:rPr>
-                <w:rFonts w:cs="David"/>
+                <w:rFonts w:cs="David" w:hint="cs"/>
                 <w:b/>
                 <w:bCs/>
                 <w:sz w:val="28"/>
@@ -1128,7 +1109,7 @@
             </w:pPr>
             <w:r>
               <w:rPr>
-                <w:rFonts w:cs="David"/>
+                <w:rFonts w:cs="David" w:hint="cs"/>
                 <w:b/>
                 <w:bCs/>
                 <w:sz w:val="28"/>
@@ -1141,19 +1122,12 @@
         </w:tc>
         <w:tc>
           <w:tcPr>
-            <w:tcW w:w="900" w:type="dxa"/>
-            <w:tcBorders>
-              <w:top w:val="single" w:sz="4" w:space="0" w:color="auto"/>
-              <w:left w:val="single" w:sz="4" w:space="0" w:color="auto"/>
-              <w:bottom w:val="single" w:sz="4" w:space="0" w:color="auto"/>
-              <w:right w:val="single" w:sz="4" w:space="0" w:color="auto"/>
-            </w:tcBorders>
-            <w:hideMark/>
+            <w:tcW w:w="0" w:type="auto"/>
           </w:tcPr>
           <w:p>
             <w:pPr>
               <w:rPr>
-                <w:rFonts w:cs="David"/>
+                <w:rFonts w:cs="David" w:hint="cs"/>
                 <w:b/>
                 <w:bCs/>
                 <w:sz w:val="28"/>
@@ -1163,7 +1137,7 @@
             </w:pPr>
             <w:r>
               <w:rPr>
-                <w:rFonts w:cs="David"/>
+                <w:rFonts w:cs="David" w:hint="cs"/>
                 <w:b/>
                 <w:bCs/>
                 <w:sz w:val="28"/>
@@ -1176,19 +1150,12 @@
         </w:tc>
         <w:tc>
           <w:tcPr>
-            <w:tcW w:w="2900" w:type="dxa"/>
-            <w:tcBorders>
-              <w:top w:val="single" w:sz="4" w:space="0" w:color="auto"/>
-              <w:left w:val="single" w:sz="4" w:space="0" w:color="auto"/>
-              <w:bottom w:val="single" w:sz="4" w:space="0" w:color="auto"/>
-              <w:right w:val="single" w:sz="4" w:space="0" w:color="auto"/>
-            </w:tcBorders>
-            <w:hideMark/>
+            <w:tcW w:w="0" w:type="auto"/>
           </w:tcPr>
           <w:p>
             <w:pPr>
               <w:rPr>
-                <w:rFonts w:cs="David"/>
+                <w:rFonts w:cs="David" w:hint="cs"/>
                 <w:b/>
                 <w:bCs/>
                 <w:sz w:val="28"/>
@@ -1198,7 +1165,7 @@
             </w:pPr>
             <w:r>
               <w:rPr>
-                <w:rFonts w:cs="David"/>
+                <w:rFonts w:cs="David" w:hint="cs"/>
                 <w:b/>
                 <w:bCs/>
                 <w:sz w:val="28"/>
@@ -1211,19 +1178,12 @@
         </w:tc>
         <w:tc>
           <w:tcPr>
-            <w:tcW w:w="900" w:type="dxa"/>
-            <w:tcBorders>
-              <w:top w:val="single" w:sz="4" w:space="0" w:color="auto"/>
-              <w:left w:val="single" w:sz="4" w:space="0" w:color="auto"/>
-              <w:bottom w:val="single" w:sz="4" w:space="0" w:color="auto"/>
-              <w:right w:val="single" w:sz="4" w:space="0" w:color="auto"/>
-            </w:tcBorders>
-            <w:hideMark/>
+            <w:tcW w:w="0" w:type="auto"/>
           </w:tcPr>
           <w:p>
             <w:pPr>
               <w:rPr>
-                <w:rFonts w:cs="David"/>
+                <w:rFonts w:cs="David" w:hint="cs"/>
                 <w:b/>
                 <w:bCs/>
                 <w:sz w:val="28"/>
@@ -1233,7 +1193,7 @@
             </w:pPr>
             <w:r>
               <w:rPr>
-                <w:rFonts w:cs="David"/>
+                <w:rFonts w:cs="David" w:hint="cs"/>
                 <w:b/>
                 <w:bCs/>
                 <w:sz w:val="28"/>
@@ -1246,19 +1206,12 @@
         </w:tc>
         <w:tc>
           <w:tcPr>
-            <w:tcW w:w="1400" w:type="dxa"/>
-            <w:tcBorders>
-              <w:top w:val="single" w:sz="4" w:space="0" w:color="auto"/>
-              <w:left w:val="single" w:sz="4" w:space="0" w:color="auto"/>
-              <w:bottom w:val="single" w:sz="4" w:space="0" w:color="auto"/>
-              <w:right w:val="single" w:sz="4" w:space="0" w:color="auto"/>
-            </w:tcBorders>
-            <w:hideMark/>
+            <w:tcW w:w="0" w:type="auto"/>
           </w:tcPr>
           <w:p>
             <w:pPr>
               <w:rPr>
-                <w:rFonts w:cs="David"/>
+                <w:rFonts w:cs="David" w:hint="cs"/>
                 <w:b/>
                 <w:bCs/>
                 <w:sz w:val="28"/>
@@ -1268,7 +1221,7 @@
             </w:pPr>
             <w:r>
               <w:rPr>
-                <w:rFonts w:cs="David"/>
+                <w:rFonts w:cs="David" w:hint="cs"/>
                 <w:b/>
                 <w:bCs/>
                 <w:sz w:val="28"/>
@@ -1281,19 +1234,12 @@
         </w:tc>
         <w:tc>
           <w:tcPr>
-            <w:tcW w:w="1400" w:type="dxa"/>
-            <w:tcBorders>
-              <w:top w:val="single" w:sz="4" w:space="0" w:color="auto"/>
-              <w:left w:val="single" w:sz="4" w:space="0" w:color="auto"/>
-              <w:bottom w:val="single" w:sz="4" w:space="0" w:color="auto"/>
-              <w:right w:val="single" w:sz="4" w:space="0" w:color="auto"/>
-            </w:tcBorders>
-            <w:hideMark/>
+            <w:tcW w:w="0" w:type="auto"/>
           </w:tcPr>
           <w:p>
             <w:pPr>
               <w:rPr>
-                <w:rFonts w:cs="David"/>
+                <w:rFonts w:cs="David" w:hint="cs"/>
                 <w:b/>
                 <w:bCs/>
                 <w:sz w:val="28"/>
@@ -1303,7 +1249,7 @@
             </w:pPr>
             <w:r>
               <w:rPr>
-                <w:rFonts w:cs="David"/>
+                <w:rFonts w:cs="David" w:hint="cs"/>
                 <w:b/>
                 <w:bCs/>
                 <w:sz w:val="28"/>
@@ -1316,18 +1262,12 @@
         </w:tc>
         <w:tc>
           <w:tcPr>
-            <w:tcW w:w="2266" w:type="dxa"/>
-            <w:tcBorders>
-              <w:top w:val="single" w:sz="4" w:space="0" w:color="auto"/>
-              <w:left w:val="single" w:sz="4" w:space="0" w:color="auto"/>
-              <w:bottom w:val="single" w:sz="4" w:space="0" w:color="auto"/>
-              <w:right w:val="single" w:sz="4" w:space="0" w:color="auto"/>
-            </w:tcBorders>
+            <w:tcW w:w="0" w:type="auto"/>
           </w:tcPr>
           <w:p>
             <w:pPr>
               <w:rPr>
-                <w:rFonts w:cs="David"/>
+                <w:rFonts w:cs="David" w:hint="cs"/>
                 <w:b/>
                 <w:bCs/>
                 <w:sz w:val="28"/>
@@ -1337,7 +1277,7 @@
             </w:pPr>
             <w:r>
               <w:rPr>
-                <w:rFonts w:cs="David"/>
+                <w:rFonts w:cs="David" w:hint="cs"/>
                 <w:b/>
                 <w:bCs/>
                 <w:sz w:val="28"/>
@@ -1350,7 +1290,7 @@
           <w:p>
             <w:pPr>
               <w:rPr>
-                <w:rFonts w:cs="David"/>
+                <w:rFonts w:cs="David" w:hint="cs"/>
                 <w:b/>
                 <w:bCs/>
                 <w:sz w:val="28"/>
@@ -1364,18 +1304,12 @@
       <w:tr>
         <w:tc>
           <w:tcPr>
-            <w:tcW w:w="700" w:type="dxa"/>
-            <w:tcBorders>
-              <w:top w:val="single" w:sz="4" w:space="0" w:color="auto"/>
-              <w:left w:val="single" w:sz="4" w:space="0" w:color="auto"/>
-              <w:bottom w:val="single" w:sz="4" w:space="0" w:color="auto"/>
-              <w:right w:val="single" w:sz="4" w:space="0" w:color="auto"/>
-            </w:tcBorders>
+            <w:tcW w:w="0" w:type="auto"/>
           </w:tcPr>
           <w:p>
             <w:pPr>
               <w:rPr>
-                <w:rFonts w:cs="David"/>
+                <w:rFonts w:cs="David" w:hint="cs"/>
                 <w:b/>
                 <w:bCs/>
                 <w:sz w:val="28"/>
@@ -1400,18 +1334,12 @@
         </w:tc>
         <w:tc>
           <w:tcPr>
-            <w:tcW w:w="900" w:type="dxa"/>
-            <w:tcBorders>
-              <w:top w:val="single" w:sz="4" w:space="0" w:color="auto"/>
-              <w:left w:val="single" w:sz="4" w:space="0" w:color="auto"/>
-              <w:bottom w:val="single" w:sz="4" w:space="0" w:color="auto"/>
-              <w:right w:val="single" w:sz="4" w:space="0" w:color="auto"/>
-            </w:tcBorders>
+            <w:tcW w:w="0" w:type="auto"/>
           </w:tcPr>
           <w:p>
             <w:pPr>
               <w:rPr>
-                <w:rFonts w:cs="David"/>
+                <w:rFonts w:cs="David" w:hint="cs"/>
                 <w:b/>
                 <w:bCs/>
                 <w:sz w:val="28"/>
@@ -1419,8 +1347,6 @@
                 <w:rtl/>
               </w:rPr>
             </w:pPr>
-            <w:bookmarkStart w:id="8" w:name="fldMakat"/>
-            <w:bookmarkEnd w:id="8"/>
             <w:r>
               <w:rPr>
                 <w:rFonts w:cs="David" w:hint="cs"/>
@@ -1430,9 +1356,25 @@
                 <w:szCs w:val="28"/>
                 <w:rtl/>
               </w:rPr>
-              <w:t>{</w:t>
+              <w:t xml:space="preserve">{itemCode}</w:t>
             </w:r>
-            <w:proofErr w:type="spellStart"/>
+          </w:p>
+        </w:tc>
+        <w:tc>
+          <w:tcPr>
+            <w:tcW w:w="0" w:type="auto"/>
+          </w:tcPr>
+          <w:p>
+            <w:pPr>
+              <w:rPr>
+                <w:rFonts w:cs="David" w:hint="cs"/>
+                <w:b/>
+                <w:bCs/>
+                <w:sz w:val="28"/>
+                <w:szCs w:val="28"/>
+                <w:rtl/>
+              </w:rPr>
+            </w:pPr>
             <w:r>
               <w:rPr>
                 <w:rFonts w:cs="David" w:hint="cs"/>
@@ -1442,9 +1384,25 @@
                 <w:szCs w:val="28"/>
                 <w:rtl/>
               </w:rPr>
-              <w:t>itemCode</w:t>
+              <w:t xml:space="preserve">{description}</w:t>
             </w:r>
-            <w:proofErr w:type="spellEnd"/>
+          </w:p>
+        </w:tc>
+        <w:tc>
+          <w:tcPr>
+            <w:tcW w:w="0" w:type="auto"/>
+          </w:tcPr>
+          <w:p>
+            <w:pPr>
+              <w:rPr>
+                <w:rFonts w:cs="David" w:hint="cs"/>
+                <w:b/>
+                <w:bCs/>
+                <w:sz w:val="28"/>
+                <w:szCs w:val="28"/>
+                <w:rtl/>
+              </w:rPr>
+            </w:pPr>
             <w:r>
               <w:rPr>
                 <w:rFonts w:cs="David" w:hint="cs"/>
@@ -1454,24 +1412,18 @@
                 <w:szCs w:val="28"/>
                 <w:rtl/>
               </w:rPr>
-              <w:t>}</w:t>
+              <w:t xml:space="preserve">{quantity}</w:t>
             </w:r>
           </w:p>
         </w:tc>
         <w:tc>
           <w:tcPr>
-            <w:tcW w:w="2900" w:type="dxa"/>
-            <w:tcBorders>
-              <w:top w:val="single" w:sz="4" w:space="0" w:color="auto"/>
-              <w:left w:val="single" w:sz="4" w:space="0" w:color="auto"/>
-              <w:bottom w:val="single" w:sz="4" w:space="0" w:color="auto"/>
-              <w:right w:val="single" w:sz="4" w:space="0" w:color="auto"/>
-            </w:tcBorders>
+            <w:tcW w:w="0" w:type="auto"/>
           </w:tcPr>
           <w:p>
             <w:pPr>
               <w:rPr>
-                <w:rFonts w:cs="David"/>
+                <w:rFonts w:cs="David" w:hint="cs"/>
                 <w:b/>
                 <w:bCs/>
                 <w:sz w:val="28"/>
@@ -1479,8 +1431,6 @@
                 <w:rtl/>
               </w:rPr>
             </w:pPr>
-            <w:bookmarkStart w:id="9" w:name="fldProduct"/>
-            <w:bookmarkEnd w:id="9"/>
             <w:r>
               <w:rPr>
                 <w:rFonts w:cs="David" w:hint="cs"/>
@@ -1490,9 +1440,25 @@
                 <w:szCs w:val="28"/>
                 <w:rtl/>
               </w:rPr>
-              <w:t>{</w:t>
+              <w:t xml:space="preserve">{unitPrice}</w:t>
             </w:r>
-            <w:proofErr w:type="spellStart"/>
+          </w:p>
+        </w:tc>
+        <w:tc>
+          <w:tcPr>
+            <w:tcW w:w="0" w:type="auto"/>
+          </w:tcPr>
+          <w:p>
+            <w:pPr>
+              <w:rPr>
+                <w:rFonts w:cs="David" w:hint="cs"/>
+                <w:b/>
+                <w:bCs/>
+                <w:sz w:val="28"/>
+                <w:szCs w:val="28"/>
+                <w:rtl/>
+              </w:rPr>
+            </w:pPr>
             <w:r>
               <w:rPr>
                 <w:rFonts w:cs="David" w:hint="cs"/>
@@ -1502,9 +1468,24 @@
                 <w:szCs w:val="28"/>
                 <w:rtl/>
               </w:rPr>
-              <w:t>description</w:t>
+              <w:t xml:space="preserve">{lineDiscountPercent}</w:t>
             </w:r>
-            <w:proofErr w:type="spellEnd"/>
+          </w:p>
+        </w:tc>
+        <w:tc>
+          <w:tcPr>
+            <w:tcW w:w="0" w:type="auto"/>
+          </w:tcPr>
+          <w:p>
+            <w:pPr>
+              <w:rPr>
+                <w:rFonts w:cs="David" w:hint="cs"/>
+                <w:b/>
+                <w:bCs/>
+                <w:sz w:val="28"/>
+                <w:szCs w:val="28"/>
+              </w:rPr>
+            </w:pPr>
             <w:r>
               <w:rPr>
                 <w:rFonts w:cs="David" w:hint="cs"/>
@@ -1514,292 +1495,20 @@
                 <w:szCs w:val="28"/>
                 <w:rtl/>
               </w:rPr>
-              <w:t>}</w:t>
-            </w:r>
-          </w:p>
-        </w:tc>
-        <w:tc>
-          <w:tcPr>
-            <w:tcW w:w="900" w:type="dxa"/>
-            <w:tcBorders>
-              <w:top w:val="single" w:sz="4" w:space="0" w:color="auto"/>
-              <w:left w:val="single" w:sz="4" w:space="0" w:color="auto"/>
-              <w:bottom w:val="single" w:sz="4" w:space="0" w:color="auto"/>
-              <w:right w:val="single" w:sz="4" w:space="0" w:color="auto"/>
-            </w:tcBorders>
-          </w:tcPr>
-          <w:p>
-            <w:pPr>
-              <w:rPr>
-                <w:rFonts w:cs="David"/>
-                <w:b/>
-                <w:bCs/>
-                <w:sz w:val="28"/>
-                <w:szCs w:val="28"/>
-                <w:rtl/>
-              </w:rPr>
-            </w:pPr>
-            <w:bookmarkStart w:id="10" w:name="fldAmmount"/>
-            <w:bookmarkEnd w:id="10"/>
-            <w:r>
-              <w:rPr>
-                <w:rFonts w:cs="David" w:hint="cs"/>
-                <w:b/>
-                <w:bCs/>
-                <w:sz w:val="28"/>
-                <w:szCs w:val="28"/>
-                <w:rtl/>
-              </w:rPr>
-              <w:t>{</w:t>
-            </w:r>
-            <w:proofErr w:type="spellStart"/>
-            <w:r>
-              <w:rPr>
-                <w:rFonts w:cs="David" w:hint="cs"/>
-                <w:b/>
-                <w:bCs/>
-                <w:sz w:val="28"/>
-                <w:szCs w:val="28"/>
-                <w:rtl/>
-              </w:rPr>
-              <w:t>quantity</w:t>
-            </w:r>
-            <w:proofErr w:type="spellEnd"/>
-            <w:r>
-              <w:rPr>
-                <w:rFonts w:cs="David" w:hint="cs"/>
-                <w:b/>
-                <w:bCs/>
-                <w:sz w:val="28"/>
-                <w:szCs w:val="28"/>
-                <w:rtl/>
-              </w:rPr>
-              <w:t>}</w:t>
-            </w:r>
-          </w:p>
-        </w:tc>
-        <w:tc>
-          <w:tcPr>
-            <w:tcW w:w="1400" w:type="dxa"/>
-            <w:tcBorders>
-              <w:top w:val="single" w:sz="4" w:space="0" w:color="auto"/>
-              <w:left w:val="single" w:sz="4" w:space="0" w:color="auto"/>
-              <w:bottom w:val="single" w:sz="4" w:space="0" w:color="auto"/>
-              <w:right w:val="single" w:sz="4" w:space="0" w:color="auto"/>
-            </w:tcBorders>
-          </w:tcPr>
-          <w:p>
-            <w:pPr>
-              <w:rPr>
-                <w:rFonts w:cs="David"/>
-                <w:b/>
-                <w:bCs/>
-                <w:sz w:val="28"/>
-                <w:szCs w:val="28"/>
-                <w:rtl/>
-              </w:rPr>
-            </w:pPr>
-            <w:bookmarkStart w:id="11" w:name="fldPrice"/>
-            <w:bookmarkEnd w:id="11"/>
-            <w:r>
-              <w:rPr>
-                <w:rFonts w:cs="David" w:hint="cs"/>
-                <w:b/>
-                <w:bCs/>
-                <w:sz w:val="28"/>
-                <w:szCs w:val="28"/>
-                <w:rtl/>
-              </w:rPr>
-              <w:t>{</w:t>
-            </w:r>
-            <w:proofErr w:type="spellStart"/>
-            <w:r>
-              <w:rPr>
-                <w:rFonts w:cs="David" w:hint="cs"/>
-                <w:b/>
-                <w:bCs/>
-                <w:sz w:val="28"/>
-                <w:szCs w:val="28"/>
-                <w:rtl/>
-              </w:rPr>
-              <w:t>unitPrice</w:t>
-            </w:r>
-            <w:proofErr w:type="spellEnd"/>
-            <w:r>
-              <w:rPr>
-                <w:rFonts w:cs="David" w:hint="cs"/>
-                <w:b/>
-                <w:bCs/>
-                <w:sz w:val="28"/>
-                <w:szCs w:val="28"/>
-                <w:rtl/>
-              </w:rPr>
-              <w:t>}</w:t>
-            </w:r>
-          </w:p>
-        </w:tc>
-        <w:tc>
-          <w:tcPr>
-            <w:tcW w:w="1400" w:type="dxa"/>
-            <w:tcBorders>
-              <w:top w:val="single" w:sz="4" w:space="0" w:color="auto"/>
-              <w:left w:val="single" w:sz="4" w:space="0" w:color="auto"/>
-              <w:bottom w:val="single" w:sz="4" w:space="0" w:color="auto"/>
-              <w:right w:val="single" w:sz="4" w:space="0" w:color="auto"/>
-            </w:tcBorders>
-          </w:tcPr>
-          <w:p>
-            <w:pPr>
-              <w:rPr>
-                <w:rFonts w:cs="David"/>
-                <w:b/>
-                <w:bCs/>
-                <w:sz w:val="28"/>
-                <w:szCs w:val="28"/>
-                <w:rtl/>
-              </w:rPr>
-            </w:pPr>
-            <w:bookmarkStart w:id="12" w:name="fldLineDiscount"/>
-            <w:bookmarkEnd w:id="12"/>
-            <w:r>
-              <w:rPr>
-                <w:rFonts w:cs="David" w:hint="cs"/>
-                <w:b/>
-                <w:bCs/>
-                <w:sz w:val="28"/>
-                <w:szCs w:val="28"/>
-                <w:rtl/>
-              </w:rPr>
-              <w:t>{</w:t>
-            </w:r>
-            <w:proofErr w:type="spellStart"/>
-            <w:r>
-              <w:rPr>
-                <w:rFonts w:cs="David" w:hint="cs"/>
-                <w:b/>
-                <w:bCs/>
-                <w:sz w:val="28"/>
-                <w:szCs w:val="28"/>
-                <w:rtl/>
-              </w:rPr>
-              <w:t>lineDiscountPercent</w:t>
-            </w:r>
-            <w:proofErr w:type="spellEnd"/>
-            <w:r>
-              <w:rPr>
-                <w:rFonts w:cs="David" w:hint="cs"/>
-                <w:b/>
-                <w:bCs/>
-                <w:sz w:val="28"/>
-                <w:szCs w:val="28"/>
-                <w:rtl/>
-              </w:rPr>
-              <w:t>}</w:t>
-            </w:r>
-          </w:p>
-        </w:tc>
-        <w:tc>
-          <w:tcPr>
-            <w:tcW w:w="2266" w:type="dxa"/>
-            <w:tcBorders>
-              <w:top w:val="single" w:sz="4" w:space="0" w:color="auto"/>
-              <w:left w:val="single" w:sz="4" w:space="0" w:color="auto"/>
-              <w:bottom w:val="single" w:sz="4" w:space="0" w:color="auto"/>
-              <w:right w:val="single" w:sz="4" w:space="0" w:color="auto"/>
-            </w:tcBorders>
-          </w:tcPr>
-          <w:p>
-            <w:pPr>
-              <w:rPr>
-                <w:rFonts w:cs="David"/>
-                <w:b/>
-                <w:bCs/>
-                <w:sz w:val="28"/>
-                <w:szCs w:val="28"/>
-                <w:rtl/>
-              </w:rPr>
-            </w:pPr>
-            <w:bookmarkStart w:id="13" w:name="fldLineTotal"/>
-            <w:bookmarkEnd w:id="13"/>
-            <w:r>
-              <w:rPr>
-                <w:rFonts w:cs="David" w:hint="cs"/>
-                <w:b/>
-                <w:bCs/>
-                <w:sz w:val="28"/>
-                <w:szCs w:val="28"/>
-                <w:rtl/>
-              </w:rPr>
-              <w:t>{</w:t>
-            </w:r>
-            <w:proofErr w:type="spellStart"/>
-            <w:r>
-              <w:rPr>
-                <w:rFonts w:cs="David" w:hint="cs"/>
-                <w:b/>
-                <w:bCs/>
-                <w:sz w:val="28"/>
-                <w:szCs w:val="28"/>
-                <w:rtl/>
-              </w:rPr>
-              <w:t>lineTotal</w:t>
-            </w:r>
-            <w:proofErr w:type="spellEnd"/>
-            <w:r>
-              <w:rPr>
-                <w:rFonts w:cs="David" w:hint="cs"/>
-                <w:b/>
-                <w:bCs/>
-                <w:sz w:val="28"/>
-                <w:szCs w:val="28"/>
-                <w:rtl/>
-              </w:rPr>
-              <w:t>}{/</w:t>
-            </w:r>
-            <w:proofErr w:type="spellStart"/>
-            <w:r>
-              <w:rPr>
-                <w:rFonts w:cs="David" w:hint="cs"/>
-                <w:b/>
-                <w:bCs/>
-                <w:sz w:val="28"/>
-                <w:szCs w:val="28"/>
-                <w:rtl/>
-              </w:rPr>
-              <w:t>items</w:t>
-            </w:r>
-            <w:proofErr w:type="spellEnd"/>
-            <w:r>
-              <w:rPr>
-                <w:rFonts w:cs="David" w:hint="cs"/>
-                <w:b/>
-                <w:bCs/>
-                <w:sz w:val="28"/>
-                <w:szCs w:val="28"/>
-                <w:rtl/>
-              </w:rPr>
-              <w:t>}</w:t>
+              <w:t xml:space="preserve">{lineTotal}{/items}</w:t>
             </w:r>
           </w:p>
         </w:tc>
       </w:tr>
     </w:tbl>
-    <w:p>
-      <w:pPr>
-        <w:rPr>
-          <w:rFonts w:cs="David"/>
-          <w:vanish/>
-          <w:sz w:val="28"/>
-          <w:szCs w:val="28"/>
-          <w:rtl/>
-        </w:rPr>
-      </w:pPr>
-    </w:p>
+    <w:p/>
+    <w:p/>
     <w:tbl>
       <w:tblPr>
-        <w:tblpPr w:leftFromText="180" w:rightFromText="180" w:vertAnchor="text" w:horzAnchor="page" w:tblpX="67" w:tblpY="199"/>
         <w:bidiVisual/>
         <w:tblW w:w="0" w:type="auto"/>
+        <w:tblLayout w:type="autofit"/>
+        <w:jc w:val="right"/>
         <w:tblBorders>
           <w:top w:val="single" w:sz="4" w:space="0" w:color="auto"/>
           <w:left w:val="single" w:sz="4" w:space="0" w:color="auto"/>
@@ -1811,34 +1520,28 @@
         <w:tblLook w:val="04A0" w:firstRow="1" w:lastRow="0" w:firstColumn="1" w:lastColumn="0" w:noHBand="0" w:noVBand="1"/>
       </w:tblPr>
       <w:tblGrid>
-        <w:gridCol w:w="1764"/>
-        <w:gridCol w:w="3145"/>
+        <w:gridCol/>
+        <w:gridCol/>
       </w:tblGrid>
       <w:tr>
         <w:tc>
           <w:tcPr>
-            <w:tcW w:w="1764" w:type="dxa"/>
-            <w:tcBorders>
-              <w:top w:val="single" w:sz="4" w:space="0" w:color="auto"/>
-              <w:left w:val="single" w:sz="4" w:space="0" w:color="auto"/>
-              <w:bottom w:val="single" w:sz="4" w:space="0" w:color="auto"/>
-              <w:right w:val="single" w:sz="4" w:space="0" w:color="auto"/>
-            </w:tcBorders>
-            <w:hideMark/>
+            <w:tcW w:w="0" w:type="auto"/>
           </w:tcPr>
           <w:p>
             <w:pPr>
               <w:rPr>
-                <w:rFonts w:cs="David"/>
+                <w:rFonts w:cs="David" w:hint="cs"/>
                 <w:b/>
                 <w:bCs/>
                 <w:sz w:val="28"/>
                 <w:szCs w:val="28"/>
+                <w:rtl/>
               </w:rPr>
             </w:pPr>
             <w:r>
               <w:rPr>
-                <w:rFonts w:cs="David"/>
+                <w:rFonts w:cs="David" w:hint="cs"/>
                 <w:b/>
                 <w:bCs/>
                 <w:sz w:val="28"/>
@@ -1862,18 +1565,12 @@
         </w:tc>
         <w:tc>
           <w:tcPr>
-            <w:tcW w:w="2414" w:type="dxa"/>
-            <w:tcBorders>
-              <w:top w:val="single" w:sz="4" w:space="0" w:color="auto"/>
-              <w:left w:val="single" w:sz="4" w:space="0" w:color="auto"/>
-              <w:bottom w:val="single" w:sz="4" w:space="0" w:color="auto"/>
-              <w:right w:val="single" w:sz="4" w:space="0" w:color="auto"/>
-            </w:tcBorders>
+            <w:tcW w:w="0" w:type="auto"/>
           </w:tcPr>
           <w:p>
             <w:pPr>
               <w:rPr>
-                <w:rFonts w:cs="David"/>
+                <w:rFonts w:cs="David" w:hint="cs"/>
                 <w:b/>
                 <w:bCs/>
                 <w:sz w:val="28"/>
@@ -1881,8 +1578,6 @@
                 <w:rtl/>
               </w:rPr>
             </w:pPr>
-            <w:bookmarkStart w:id="14" w:name="fldDiscount"/>
-            <w:bookmarkEnd w:id="14"/>
             <w:r>
               <w:rPr>
                 <w:rFonts w:cs="David" w:hint="cs"/>
@@ -1892,31 +1587,7 @@
                 <w:szCs w:val="28"/>
                 <w:rtl/>
               </w:rPr>
-              <w:t>{</w:t>
-            </w:r>
-            <w:proofErr w:type="spellStart"/>
-            <w:r>
-              <w:rPr>
-                <w:rFonts w:cs="David" w:hint="cs"/>
-                <w:b/>
-                <w:bCs/>
-                <w:sz w:val="28"/>
-                <w:szCs w:val="28"/>
-                <w:rtl/>
-              </w:rPr>
-              <w:t>discountPercent</w:t>
-            </w:r>
-            <w:proofErr w:type="spellEnd"/>
-            <w:r>
-              <w:rPr>
-                <w:rFonts w:cs="David" w:hint="cs"/>
-                <w:b/>
-                <w:bCs/>
-                <w:sz w:val="28"/>
-                <w:szCs w:val="28"/>
-                <w:rtl/>
-              </w:rPr>
-              <w:t>}</w:t>
+              <w:t xml:space="preserve">{discountPercent}</w:t>
             </w:r>
           </w:p>
         </w:tc>
@@ -1924,19 +1595,12 @@
       <w:tr>
         <w:tc>
           <w:tcPr>
-            <w:tcW w:w="1764" w:type="dxa"/>
-            <w:tcBorders>
-              <w:top w:val="single" w:sz="4" w:space="0" w:color="auto"/>
-              <w:left w:val="single" w:sz="4" w:space="0" w:color="auto"/>
-              <w:bottom w:val="single" w:sz="4" w:space="0" w:color="auto"/>
-              <w:right w:val="single" w:sz="4" w:space="0" w:color="auto"/>
-            </w:tcBorders>
-            <w:hideMark/>
+            <w:tcW w:w="0" w:type="auto"/>
           </w:tcPr>
           <w:p>
             <w:pPr>
               <w:rPr>
-                <w:rFonts w:cs="David"/>
+                <w:rFonts w:cs="David" w:hint="cs"/>
                 <w:b/>
                 <w:bCs/>
                 <w:sz w:val="28"/>
@@ -1946,7 +1610,7 @@
             </w:pPr>
             <w:r>
               <w:rPr>
-                <w:rFonts w:cs="David"/>
+                <w:rFonts w:cs="David" w:hint="cs"/>
                 <w:b/>
                 <w:bCs/>
                 <w:sz w:val="28"/>
@@ -1959,18 +1623,12 @@
         </w:tc>
         <w:tc>
           <w:tcPr>
-            <w:tcW w:w="2414" w:type="dxa"/>
-            <w:tcBorders>
-              <w:top w:val="single" w:sz="4" w:space="0" w:color="auto"/>
-              <w:left w:val="single" w:sz="4" w:space="0" w:color="auto"/>
-              <w:bottom w:val="single" w:sz="4" w:space="0" w:color="auto"/>
-              <w:right w:val="single" w:sz="4" w:space="0" w:color="auto"/>
-            </w:tcBorders>
+            <w:tcW w:w="0" w:type="auto"/>
           </w:tcPr>
           <w:p>
             <w:pPr>
               <w:rPr>
-                <w:rFonts w:cs="David"/>
+                <w:rFonts w:cs="David" w:hint="cs"/>
                 <w:b/>
                 <w:bCs/>
                 <w:sz w:val="28"/>
@@ -1978,8 +1636,6 @@
                 <w:rtl/>
               </w:rPr>
             </w:pPr>
-            <w:bookmarkStart w:id="15" w:name="fldTotalAfterDiscount"/>
-            <w:bookmarkEnd w:id="15"/>
             <w:r>
               <w:rPr>
                 <w:rFonts w:cs="David" w:hint="cs"/>
@@ -1989,9 +1645,27 @@
                 <w:szCs w:val="28"/>
                 <w:rtl/>
               </w:rPr>
-              <w:t>{</w:t>
+              <w:t xml:space="preserve">{subtotalAfterDiscount}</w:t>
             </w:r>
-            <w:proofErr w:type="spellStart"/>
+          </w:p>
+        </w:tc>
+      </w:tr>
+      <w:tr>
+        <w:tc>
+          <w:tcPr>
+            <w:tcW w:w="0" w:type="auto"/>
+          </w:tcPr>
+          <w:p>
+            <w:pPr>
+              <w:rPr>
+                <w:rFonts w:cs="David" w:hint="cs"/>
+                <w:b/>
+                <w:bCs/>
+                <w:sz w:val="28"/>
+                <w:szCs w:val="28"/>
+                <w:rtl/>
+              </w:rPr>
+            </w:pPr>
             <w:r>
               <w:rPr>
                 <w:rFonts w:cs="David" w:hint="cs"/>
@@ -2001,9 +1675,8 @@
                 <w:szCs w:val="28"/>
                 <w:rtl/>
               </w:rPr>
-              <w:t>subtotalAfterDiscount</w:t>
+              <w:t>מע"מ 1</w:t>
             </w:r>
-            <w:proofErr w:type="spellEnd"/>
             <w:r>
               <w:rPr>
                 <w:rFonts w:cs="David" w:hint="cs"/>
@@ -2013,27 +1686,29 @@
                 <w:szCs w:val="28"/>
                 <w:rtl/>
               </w:rPr>
-              <w:t>}</w:t>
+              <w:t>8</w:t>
+            </w:r>
+            <w:r>
+              <w:rPr>
+                <w:rFonts w:cs="David" w:hint="cs"/>
+                <w:b/>
+                <w:bCs/>
+                <w:sz w:val="28"/>
+                <w:szCs w:val="28"/>
+                <w:rtl/>
+              </w:rPr>
+              <w:t>%</w:t>
             </w:r>
           </w:p>
         </w:tc>
-      </w:tr>
-      <w:tr>
         <w:tc>
           <w:tcPr>
-            <w:tcW w:w="1764" w:type="dxa"/>
-            <w:tcBorders>
-              <w:top w:val="single" w:sz="4" w:space="0" w:color="auto"/>
-              <w:left w:val="single" w:sz="4" w:space="0" w:color="auto"/>
-              <w:bottom w:val="single" w:sz="4" w:space="0" w:color="auto"/>
-              <w:right w:val="single" w:sz="4" w:space="0" w:color="auto"/>
-            </w:tcBorders>
-            <w:hideMark/>
+            <w:tcW w:w="0" w:type="auto"/>
           </w:tcPr>
           <w:p>
             <w:pPr>
               <w:rPr>
-                <w:rFonts w:cs="David"/>
+                <w:rFonts w:cs="David" w:hint="cs"/>
                 <w:b/>
                 <w:bCs/>
                 <w:sz w:val="28"/>
@@ -2043,42 +1718,6 @@
             </w:pPr>
             <w:r>
               <w:rPr>
-                <w:rFonts w:cs="David"/>
-                <w:b/>
-                <w:bCs/>
-                <w:sz w:val="28"/>
-                <w:szCs w:val="28"/>
-                <w:rtl/>
-              </w:rPr>
-              <w:t>מע"מ 18%</w:t>
-            </w:r>
-          </w:p>
-        </w:tc>
-        <w:tc>
-          <w:tcPr>
-            <w:tcW w:w="2414" w:type="dxa"/>
-            <w:tcBorders>
-              <w:top w:val="single" w:sz="4" w:space="0" w:color="auto"/>
-              <w:left w:val="single" w:sz="4" w:space="0" w:color="auto"/>
-              <w:bottom w:val="single" w:sz="4" w:space="0" w:color="auto"/>
-              <w:right w:val="single" w:sz="4" w:space="0" w:color="auto"/>
-            </w:tcBorders>
-          </w:tcPr>
-          <w:p>
-            <w:pPr>
-              <w:rPr>
-                <w:rFonts w:cs="David"/>
-                <w:b/>
-                <w:bCs/>
-                <w:sz w:val="28"/>
-                <w:szCs w:val="28"/>
-                <w:rtl/>
-              </w:rPr>
-            </w:pPr>
-            <w:bookmarkStart w:id="16" w:name="fldMAAM"/>
-            <w:bookmarkEnd w:id="16"/>
-            <w:r>
-              <w:rPr>
                 <w:rFonts w:cs="David" w:hint="cs"/>
                 <w:b/>
                 <w:bCs/>
@@ -2086,31 +1725,7 @@
                 <w:szCs w:val="28"/>
                 <w:rtl/>
               </w:rPr>
-              <w:t>{</w:t>
-            </w:r>
-            <w:proofErr w:type="spellStart"/>
-            <w:r>
-              <w:rPr>
-                <w:rFonts w:cs="David" w:hint="cs"/>
-                <w:b/>
-                <w:bCs/>
-                <w:sz w:val="28"/>
-                <w:szCs w:val="28"/>
-                <w:rtl/>
-              </w:rPr>
-              <w:t>vatAmount</w:t>
-            </w:r>
-            <w:proofErr w:type="spellEnd"/>
-            <w:r>
-              <w:rPr>
-                <w:rFonts w:cs="David" w:hint="cs"/>
-                <w:b/>
-                <w:bCs/>
-                <w:sz w:val="28"/>
-                <w:szCs w:val="28"/>
-                <w:rtl/>
-              </w:rPr>
-              <w:t>}</w:t>
+              <w:t xml:space="preserve">{vatAmount}</w:t>
             </w:r>
           </w:p>
         </w:tc>
@@ -2118,19 +1733,12 @@
       <w:tr>
         <w:tc>
           <w:tcPr>
-            <w:tcW w:w="1764" w:type="dxa"/>
-            <w:tcBorders>
-              <w:top w:val="single" w:sz="4" w:space="0" w:color="auto"/>
-              <w:left w:val="single" w:sz="4" w:space="0" w:color="auto"/>
-              <w:bottom w:val="single" w:sz="4" w:space="0" w:color="auto"/>
-              <w:right w:val="single" w:sz="4" w:space="0" w:color="auto"/>
-            </w:tcBorders>
-            <w:hideMark/>
+            <w:tcW w:w="0" w:type="auto"/>
           </w:tcPr>
           <w:p>
             <w:pPr>
               <w:rPr>
-                <w:rFonts w:cs="David"/>
+                <w:rFonts w:cs="David" w:hint="cs"/>
                 <w:b/>
                 <w:bCs/>
                 <w:sz w:val="28"/>
@@ -2140,7 +1748,7 @@
             </w:pPr>
             <w:r>
               <w:rPr>
-                <w:rFonts w:cs="David"/>
+                <w:rFonts w:cs="David" w:hint="cs"/>
                 <w:b/>
                 <w:bCs/>
                 <w:sz w:val="28"/>
@@ -2153,18 +1761,12 @@
         </w:tc>
         <w:tc>
           <w:tcPr>
-            <w:tcW w:w="2414" w:type="dxa"/>
-            <w:tcBorders>
-              <w:top w:val="single" w:sz="4" w:space="0" w:color="auto"/>
-              <w:left w:val="single" w:sz="4" w:space="0" w:color="auto"/>
-              <w:bottom w:val="single" w:sz="4" w:space="0" w:color="auto"/>
-              <w:right w:val="single" w:sz="4" w:space="0" w:color="auto"/>
-            </w:tcBorders>
+            <w:tcW w:w="0" w:type="auto"/>
           </w:tcPr>
           <w:p>
             <w:pPr>
               <w:rPr>
-                <w:rFonts w:cs="David"/>
+                <w:rFonts w:cs="David" w:hint="cs"/>
                 <w:b/>
                 <w:bCs/>
                 <w:sz w:val="28"/>
@@ -2172,8 +1774,6 @@
                 <w:rtl/>
               </w:rPr>
             </w:pPr>
-            <w:bookmarkStart w:id="17" w:name="fldTotalAfterMaaM"/>
-            <w:bookmarkEnd w:id="17"/>
             <w:r>
               <w:rPr>
                 <w:rFonts w:cs="David" w:hint="cs"/>
@@ -2183,49 +1783,12 @@
                 <w:szCs w:val="28"/>
                 <w:rtl/>
               </w:rPr>
-              <w:t>{</w:t>
-            </w:r>
-            <w:proofErr w:type="spellStart"/>
-            <w:r>
-              <w:rPr>
-                <w:rFonts w:cs="David" w:hint="cs"/>
-                <w:b/>
-                <w:bCs/>
-                <w:sz w:val="28"/>
-                <w:szCs w:val="28"/>
-                <w:rtl/>
-              </w:rPr>
-              <w:t>totalAmount</w:t>
-            </w:r>
-            <w:proofErr w:type="spellEnd"/>
-            <w:r>
-              <w:rPr>
-                <w:rFonts w:cs="David" w:hint="cs"/>
-                <w:b/>
-                <w:bCs/>
-                <w:sz w:val="28"/>
-                <w:szCs w:val="28"/>
-                <w:rtl/>
-              </w:rPr>
-              <w:t>}</w:t>
+              <w:t xml:space="preserve">{totalAmount}</w:t>
             </w:r>
           </w:p>
         </w:tc>
       </w:tr>
     </w:tbl>
-    <w:p>
-      <w:pPr>
-        <w:rPr>
-          <w:vanish/>
-        </w:rPr>
-      </w:pPr>
-      <w:r>
-        <w:rPr>
-          <w:vanish/>
-        </w:rPr>
-        <w:t xml:space="preserve">{/hasDiscount}</w:t>
-      </w:r>
-    </w:p>
     <w:p>
       <w:pPr>
         <w:rPr>

--- a/apps/api/templates/ע-ריח-הצעת-מחיר-לבדיקת-ריח-עלידי-צוות-מריחים.docx
+++ b/apps/api/templates/ע-ריח-הצעת-מחיר-לבדיקת-ריח-עלידי-צוות-מריחים.docx
@@ -2102,51 +2102,6 @@
     <w:p>
       <w:pPr>
         <w:rPr>
-          <w:rFonts w:cs="David" w:hint="cs"/>
-          <w:b/>
-          <w:bCs/>
-          <w:sz w:val="28"/>
-          <w:szCs w:val="28"/>
-          <w:u w:val="single"/>
-          <w:rtl/>
-        </w:rPr>
-      </w:pPr>
-      <w:r>
-        <w:rPr>
-          <w:rFonts w:cs="David" w:hint="cs"/>
-          <w:b/>
-          <w:bCs/>
-          <w:sz w:val="28"/>
-          <w:szCs w:val="28"/>
-          <w:u w:val="single"/>
-          <w:rtl/>
-        </w:rPr>
-        <w:t>אישור ההצעה</w:t>
-      </w:r>
-      <w:r>
-        <w:rPr>
-          <w:rFonts w:cs="David" w:hint="cs"/>
-          <w:b/>
-          <w:bCs/>
-          <w:sz w:val="28"/>
-          <w:szCs w:val="28"/>
-          <w:rtl/>
-        </w:rPr>
-        <w:t xml:space="preserve">: </w:t>
-      </w:r>
-      <w:r>
-        <w:rPr>
-          <w:rFonts w:cs="David" w:hint="cs"/>
-          <w:sz w:val="28"/>
-          <w:szCs w:val="28"/>
-          <w:rtl/>
-        </w:rPr>
-        <w:t xml:space="preserve">נא לשלוח את ההצעה חתומה לפקס 09-7724446 ואנו נחזור לתאם הגעה בהקדם. </w:t>
-      </w:r>
-    </w:p>
-    <w:p>
-      <w:pPr>
-        <w:rPr>
           <w:rFonts w:cs="David"/>
           <w:b/>
           <w:bCs/>
@@ -2202,27 +2157,6 @@
           <w:rtl/>
         </w:rPr>
       </w:pPr>
-    </w:p>
-    <w:p>
-      <w:pPr>
-        <w:ind w:left="720"/>
-        <w:jc w:val="both"/>
-        <w:rPr>
-          <w:rFonts w:ascii="Arial" w:hAnsi="Arial" w:cs="Arial"/>
-          <w:sz w:val="28"/>
-          <w:szCs w:val="28"/>
-          <w:rtl/>
-        </w:rPr>
-      </w:pPr>
-      <w:r>
-        <w:rPr>
-          <w:rFonts w:cs="David" w:hint="cs"/>
-          <w:sz w:val="28"/>
-          <w:szCs w:val="28"/>
-          <w:rtl/>
-        </w:rPr>
-        <w:t>לתיאום הגעה, נא לחתום ולשלוח לפקס 09-7724446. תודה.</w:t>
-      </w:r>
     </w:p>
     <w:p>
       <w:pPr>
